--- a/Documents/Phân tích Ứng dụng Quản lý lịch tập gym.docx
+++ b/Documents/Phân tích Ứng dụng Quản lý lịch tập gym.docx
@@ -13,46 +13,767 @@
     <w:p/>
     <w:p>
       <w:r>
-        <w:t>1. Mô tả Ứng dụng:</w:t>
-      </w:r>
-    </w:p>
-    <w:p>
-      <w:r>
-        <w:t xml:space="preserve">Hỗ trợ người </w:t>
-      </w:r>
+        <w:t xml:space="preserve">1. </w:t>
+      </w:r>
+      <w:proofErr w:type="spellStart"/>
+      <w:r>
+        <w:t>Mô</w:t>
+      </w:r>
+      <w:proofErr w:type="spellEnd"/>
+      <w:r>
+        <w:t xml:space="preserve"> </w:t>
+      </w:r>
+      <w:proofErr w:type="spellStart"/>
+      <w:r>
+        <w:t>tả</w:t>
+      </w:r>
+      <w:proofErr w:type="spellEnd"/>
+      <w:r>
+        <w:t xml:space="preserve"> </w:t>
+      </w:r>
+      <w:proofErr w:type="spellStart"/>
+      <w:r>
+        <w:t>Ứng</w:t>
+      </w:r>
+      <w:proofErr w:type="spellEnd"/>
+      <w:r>
+        <w:t xml:space="preserve"> </w:t>
+      </w:r>
+      <w:proofErr w:type="spellStart"/>
+      <w:r>
+        <w:t>dụng</w:t>
+      </w:r>
+      <w:proofErr w:type="spellEnd"/>
+      <w:r>
+        <w:t>:</w:t>
+      </w:r>
+    </w:p>
+    <w:p>
+      <w:proofErr w:type="spellStart"/>
+      <w:r>
+        <w:t>Hỗ</w:t>
+      </w:r>
+      <w:proofErr w:type="spellEnd"/>
+      <w:r>
+        <w:t xml:space="preserve"> </w:t>
+      </w:r>
+      <w:proofErr w:type="spellStart"/>
+      <w:r>
+        <w:t>trợ</w:t>
+      </w:r>
+      <w:proofErr w:type="spellEnd"/>
+      <w:r>
+        <w:t xml:space="preserve"> </w:t>
+      </w:r>
+      <w:proofErr w:type="spellStart"/>
+      <w:r>
+        <w:t>người</w:t>
+      </w:r>
+      <w:proofErr w:type="spellEnd"/>
+      <w:r>
+        <w:t xml:space="preserve"> </w:t>
+      </w:r>
+      <w:proofErr w:type="spellStart"/>
       <w:r>
         <w:rPr>
           <w:highlight w:val="yellow"/>
         </w:rPr>
         <w:t>mới</w:t>
       </w:r>
-      <w:r>
-        <w:t xml:space="preserve"> tập gym trong việc lên kế hoạch tập luyện, hướng dẫn các bài tập tại phòng gym và tại nhà, hướng dẫn cách tập luyện và phương pháp tập luyện cho người mới bắt đầu. </w:t>
-      </w:r>
-    </w:p>
-    <w:p>
-      <w:r>
-        <w:t xml:space="preserve">Hỗ trợ người </w:t>
-      </w:r>
+      <w:proofErr w:type="spellEnd"/>
+      <w:r>
+        <w:t xml:space="preserve"> </w:t>
+      </w:r>
+      <w:proofErr w:type="spellStart"/>
+      <w:r>
+        <w:t>tập</w:t>
+      </w:r>
+      <w:proofErr w:type="spellEnd"/>
+      <w:r>
+        <w:t xml:space="preserve"> gym </w:t>
+      </w:r>
+      <w:proofErr w:type="spellStart"/>
+      <w:r>
+        <w:t>trong</w:t>
+      </w:r>
+      <w:proofErr w:type="spellEnd"/>
+      <w:r>
+        <w:t xml:space="preserve"> </w:t>
+      </w:r>
+      <w:proofErr w:type="spellStart"/>
+      <w:r>
+        <w:t>việc</w:t>
+      </w:r>
+      <w:proofErr w:type="spellEnd"/>
+      <w:r>
+        <w:t xml:space="preserve"> </w:t>
+      </w:r>
+      <w:proofErr w:type="spellStart"/>
+      <w:r>
+        <w:t>lên</w:t>
+      </w:r>
+      <w:proofErr w:type="spellEnd"/>
+      <w:r>
+        <w:t xml:space="preserve"> </w:t>
+      </w:r>
+      <w:proofErr w:type="spellStart"/>
+      <w:r>
+        <w:t>kế</w:t>
+      </w:r>
+      <w:proofErr w:type="spellEnd"/>
+      <w:r>
+        <w:t xml:space="preserve"> </w:t>
+      </w:r>
+      <w:proofErr w:type="spellStart"/>
+      <w:r>
+        <w:t>hoạch</w:t>
+      </w:r>
+      <w:proofErr w:type="spellEnd"/>
+      <w:r>
+        <w:t xml:space="preserve"> </w:t>
+      </w:r>
+      <w:proofErr w:type="spellStart"/>
+      <w:r>
+        <w:t>tập</w:t>
+      </w:r>
+      <w:proofErr w:type="spellEnd"/>
+      <w:r>
+        <w:t xml:space="preserve"> </w:t>
+      </w:r>
+      <w:proofErr w:type="spellStart"/>
+      <w:r>
+        <w:t>luyện</w:t>
+      </w:r>
+      <w:proofErr w:type="spellEnd"/>
+      <w:r>
+        <w:t xml:space="preserve">, </w:t>
+      </w:r>
+      <w:proofErr w:type="spellStart"/>
+      <w:r>
+        <w:t>hướng</w:t>
+      </w:r>
+      <w:proofErr w:type="spellEnd"/>
+      <w:r>
+        <w:t xml:space="preserve"> </w:t>
+      </w:r>
+      <w:proofErr w:type="spellStart"/>
+      <w:r>
+        <w:t>dẫn</w:t>
+      </w:r>
+      <w:proofErr w:type="spellEnd"/>
+      <w:r>
+        <w:t xml:space="preserve"> </w:t>
+      </w:r>
+      <w:proofErr w:type="spellStart"/>
+      <w:r>
+        <w:t>các</w:t>
+      </w:r>
+      <w:proofErr w:type="spellEnd"/>
+      <w:r>
+        <w:t xml:space="preserve"> </w:t>
+      </w:r>
+      <w:proofErr w:type="spellStart"/>
+      <w:r>
+        <w:t>bài</w:t>
+      </w:r>
+      <w:proofErr w:type="spellEnd"/>
+      <w:r>
+        <w:t xml:space="preserve"> </w:t>
+      </w:r>
+      <w:proofErr w:type="spellStart"/>
+      <w:r>
+        <w:t>tập</w:t>
+      </w:r>
+      <w:proofErr w:type="spellEnd"/>
+      <w:r>
+        <w:t xml:space="preserve"> </w:t>
+      </w:r>
+      <w:proofErr w:type="spellStart"/>
+      <w:r>
+        <w:t>tại</w:t>
+      </w:r>
+      <w:proofErr w:type="spellEnd"/>
+      <w:r>
+        <w:t xml:space="preserve"> </w:t>
+      </w:r>
+      <w:proofErr w:type="spellStart"/>
+      <w:r>
+        <w:t>phòng</w:t>
+      </w:r>
+      <w:proofErr w:type="spellEnd"/>
+      <w:r>
+        <w:t xml:space="preserve"> gym </w:t>
+      </w:r>
+      <w:proofErr w:type="spellStart"/>
+      <w:r>
+        <w:t>và</w:t>
+      </w:r>
+      <w:proofErr w:type="spellEnd"/>
+      <w:r>
+        <w:t xml:space="preserve"> </w:t>
+      </w:r>
+      <w:proofErr w:type="spellStart"/>
+      <w:r>
+        <w:t>tại</w:t>
+      </w:r>
+      <w:proofErr w:type="spellEnd"/>
+      <w:r>
+        <w:t xml:space="preserve"> </w:t>
+      </w:r>
+      <w:proofErr w:type="spellStart"/>
+      <w:r>
+        <w:t>nhà</w:t>
+      </w:r>
+      <w:proofErr w:type="spellEnd"/>
+      <w:r>
+        <w:t xml:space="preserve">, </w:t>
+      </w:r>
+      <w:proofErr w:type="spellStart"/>
+      <w:r>
+        <w:t>hướng</w:t>
+      </w:r>
+      <w:proofErr w:type="spellEnd"/>
+      <w:r>
+        <w:t xml:space="preserve"> </w:t>
+      </w:r>
+      <w:proofErr w:type="spellStart"/>
+      <w:r>
+        <w:t>dẫn</w:t>
+      </w:r>
+      <w:proofErr w:type="spellEnd"/>
+      <w:r>
+        <w:t xml:space="preserve"> </w:t>
+      </w:r>
+      <w:proofErr w:type="spellStart"/>
+      <w:r>
+        <w:t>cách</w:t>
+      </w:r>
+      <w:proofErr w:type="spellEnd"/>
+      <w:r>
+        <w:t xml:space="preserve"> </w:t>
+      </w:r>
+      <w:proofErr w:type="spellStart"/>
+      <w:r>
+        <w:t>tập</w:t>
+      </w:r>
+      <w:proofErr w:type="spellEnd"/>
+      <w:r>
+        <w:t xml:space="preserve"> </w:t>
+      </w:r>
+      <w:proofErr w:type="spellStart"/>
+      <w:r>
+        <w:t>luyện</w:t>
+      </w:r>
+      <w:proofErr w:type="spellEnd"/>
+      <w:r>
+        <w:t xml:space="preserve"> </w:t>
+      </w:r>
+      <w:proofErr w:type="spellStart"/>
+      <w:r>
+        <w:t>và</w:t>
+      </w:r>
+      <w:proofErr w:type="spellEnd"/>
+      <w:r>
+        <w:t xml:space="preserve"> </w:t>
+      </w:r>
+      <w:proofErr w:type="spellStart"/>
+      <w:r>
+        <w:t>phương</w:t>
+      </w:r>
+      <w:proofErr w:type="spellEnd"/>
+      <w:r>
+        <w:t xml:space="preserve"> </w:t>
+      </w:r>
+      <w:proofErr w:type="spellStart"/>
+      <w:r>
+        <w:t>pháp</w:t>
+      </w:r>
+      <w:proofErr w:type="spellEnd"/>
+      <w:r>
+        <w:t xml:space="preserve"> </w:t>
+      </w:r>
+      <w:proofErr w:type="spellStart"/>
+      <w:r>
+        <w:t>tập</w:t>
+      </w:r>
+      <w:proofErr w:type="spellEnd"/>
+      <w:r>
+        <w:t xml:space="preserve"> </w:t>
+      </w:r>
+      <w:proofErr w:type="spellStart"/>
+      <w:r>
+        <w:t>luyện</w:t>
+      </w:r>
+      <w:proofErr w:type="spellEnd"/>
+      <w:r>
+        <w:t xml:space="preserve"> </w:t>
+      </w:r>
+      <w:proofErr w:type="spellStart"/>
+      <w:r>
+        <w:t>cho</w:t>
+      </w:r>
+      <w:proofErr w:type="spellEnd"/>
+      <w:r>
+        <w:t xml:space="preserve"> </w:t>
+      </w:r>
+      <w:proofErr w:type="spellStart"/>
+      <w:r>
+        <w:t>người</w:t>
+      </w:r>
+      <w:proofErr w:type="spellEnd"/>
+      <w:r>
+        <w:t xml:space="preserve"> </w:t>
+      </w:r>
+      <w:proofErr w:type="spellStart"/>
+      <w:r>
+        <w:t>mới</w:t>
+      </w:r>
+      <w:proofErr w:type="spellEnd"/>
+      <w:r>
+        <w:t xml:space="preserve"> </w:t>
+      </w:r>
+      <w:proofErr w:type="spellStart"/>
+      <w:r>
+        <w:t>bắt</w:t>
+      </w:r>
+      <w:proofErr w:type="spellEnd"/>
+      <w:r>
+        <w:t xml:space="preserve"> </w:t>
+      </w:r>
+      <w:proofErr w:type="spellStart"/>
+      <w:r>
+        <w:t>đầu</w:t>
+      </w:r>
+      <w:proofErr w:type="spellEnd"/>
+      <w:r>
+        <w:t xml:space="preserve">. </w:t>
+      </w:r>
+    </w:p>
+    <w:p>
+      <w:proofErr w:type="spellStart"/>
+      <w:r>
+        <w:t>Hỗ</w:t>
+      </w:r>
+      <w:proofErr w:type="spellEnd"/>
+      <w:r>
+        <w:t xml:space="preserve"> </w:t>
+      </w:r>
+      <w:proofErr w:type="spellStart"/>
+      <w:r>
+        <w:t>trợ</w:t>
+      </w:r>
+      <w:proofErr w:type="spellEnd"/>
+      <w:r>
+        <w:t xml:space="preserve"> </w:t>
+      </w:r>
+      <w:proofErr w:type="spellStart"/>
+      <w:r>
+        <w:t>người</w:t>
+      </w:r>
+      <w:proofErr w:type="spellEnd"/>
+      <w:r>
+        <w:t xml:space="preserve"> </w:t>
+      </w:r>
+      <w:proofErr w:type="spellStart"/>
       <w:r>
         <w:rPr>
           <w:highlight w:val="yellow"/>
         </w:rPr>
-        <w:t>đã có kinh nghiệm tập luyện</w:t>
-      </w:r>
-      <w:r>
-        <w:t xml:space="preserve"> trong việc lưu trữ kế hoạch tập luyện chuyên nghiệp, tự tạo kế hoạch tập luyện cá nhân hoá; theo dõi tiến độ tập luyện để điều chỉnh theo thể trạng.</w:t>
-      </w:r>
-    </w:p>
-    <w:p/>
-    <w:p>
-      <w:r>
-        <w:t>2. Mô hình hoá hệ thống</w:t>
-      </w:r>
-    </w:p>
-    <w:p>
-      <w:r>
-        <w:t xml:space="preserve">a) Biểu đồ Usecase </w:t>
+        <w:t>đã</w:t>
+      </w:r>
+      <w:proofErr w:type="spellEnd"/>
+      <w:r>
+        <w:rPr>
+          <w:highlight w:val="yellow"/>
+        </w:rPr>
+        <w:t xml:space="preserve"> </w:t>
+      </w:r>
+      <w:proofErr w:type="spellStart"/>
+      <w:r>
+        <w:rPr>
+          <w:highlight w:val="yellow"/>
+        </w:rPr>
+        <w:t>có</w:t>
+      </w:r>
+      <w:proofErr w:type="spellEnd"/>
+      <w:r>
+        <w:rPr>
+          <w:highlight w:val="yellow"/>
+        </w:rPr>
+        <w:t xml:space="preserve"> </w:t>
+      </w:r>
+      <w:proofErr w:type="spellStart"/>
+      <w:r>
+        <w:rPr>
+          <w:highlight w:val="yellow"/>
+        </w:rPr>
+        <w:t>kinh</w:t>
+      </w:r>
+      <w:proofErr w:type="spellEnd"/>
+      <w:r>
+        <w:rPr>
+          <w:highlight w:val="yellow"/>
+        </w:rPr>
+        <w:t xml:space="preserve"> </w:t>
+      </w:r>
+      <w:proofErr w:type="spellStart"/>
+      <w:r>
+        <w:rPr>
+          <w:highlight w:val="yellow"/>
+        </w:rPr>
+        <w:t>nghiệm</w:t>
+      </w:r>
+      <w:proofErr w:type="spellEnd"/>
+      <w:r>
+        <w:rPr>
+          <w:highlight w:val="yellow"/>
+        </w:rPr>
+        <w:t xml:space="preserve"> </w:t>
+      </w:r>
+      <w:proofErr w:type="spellStart"/>
+      <w:r>
+        <w:rPr>
+          <w:highlight w:val="yellow"/>
+        </w:rPr>
+        <w:t>tập</w:t>
+      </w:r>
+      <w:proofErr w:type="spellEnd"/>
+      <w:r>
+        <w:rPr>
+          <w:highlight w:val="yellow"/>
+        </w:rPr>
+        <w:t xml:space="preserve"> </w:t>
+      </w:r>
+      <w:proofErr w:type="spellStart"/>
+      <w:r>
+        <w:rPr>
+          <w:highlight w:val="yellow"/>
+        </w:rPr>
+        <w:t>luyện</w:t>
+      </w:r>
+      <w:proofErr w:type="spellEnd"/>
+      <w:r>
+        <w:t xml:space="preserve"> </w:t>
+      </w:r>
+      <w:proofErr w:type="spellStart"/>
+      <w:r>
+        <w:t>trong</w:t>
+      </w:r>
+      <w:proofErr w:type="spellEnd"/>
+      <w:r>
+        <w:t xml:space="preserve"> </w:t>
+      </w:r>
+      <w:proofErr w:type="spellStart"/>
+      <w:r>
+        <w:t>việc</w:t>
+      </w:r>
+      <w:proofErr w:type="spellEnd"/>
+      <w:r>
+        <w:t xml:space="preserve"> </w:t>
+      </w:r>
+      <w:proofErr w:type="spellStart"/>
+      <w:r>
+        <w:t>lưu</w:t>
+      </w:r>
+      <w:proofErr w:type="spellEnd"/>
+      <w:r>
+        <w:t xml:space="preserve"> </w:t>
+      </w:r>
+      <w:proofErr w:type="spellStart"/>
+      <w:r>
+        <w:t>trữ</w:t>
+      </w:r>
+      <w:proofErr w:type="spellEnd"/>
+      <w:r>
+        <w:t xml:space="preserve"> </w:t>
+      </w:r>
+      <w:proofErr w:type="spellStart"/>
+      <w:r>
+        <w:t>kế</w:t>
+      </w:r>
+      <w:proofErr w:type="spellEnd"/>
+      <w:r>
+        <w:t xml:space="preserve"> </w:t>
+      </w:r>
+      <w:proofErr w:type="spellStart"/>
+      <w:r>
+        <w:t>hoạch</w:t>
+      </w:r>
+      <w:proofErr w:type="spellEnd"/>
+      <w:r>
+        <w:t xml:space="preserve"> </w:t>
+      </w:r>
+      <w:proofErr w:type="spellStart"/>
+      <w:r>
+        <w:t>tập</w:t>
+      </w:r>
+      <w:proofErr w:type="spellEnd"/>
+      <w:r>
+        <w:t xml:space="preserve"> </w:t>
+      </w:r>
+      <w:proofErr w:type="spellStart"/>
+      <w:r>
+        <w:t>luyện</w:t>
+      </w:r>
+      <w:proofErr w:type="spellEnd"/>
+      <w:r>
+        <w:t xml:space="preserve"> </w:t>
+      </w:r>
+      <w:proofErr w:type="spellStart"/>
+      <w:r>
+        <w:t>chuyên</w:t>
+      </w:r>
+      <w:proofErr w:type="spellEnd"/>
+      <w:r>
+        <w:t xml:space="preserve"> </w:t>
+      </w:r>
+      <w:proofErr w:type="spellStart"/>
+      <w:r>
+        <w:t>nghiệp</w:t>
+      </w:r>
+      <w:proofErr w:type="spellEnd"/>
+      <w:r>
+        <w:t xml:space="preserve">, </w:t>
+      </w:r>
+      <w:proofErr w:type="spellStart"/>
+      <w:r>
+        <w:t>tự</w:t>
+      </w:r>
+      <w:proofErr w:type="spellEnd"/>
+      <w:r>
+        <w:t xml:space="preserve"> </w:t>
+      </w:r>
+      <w:proofErr w:type="spellStart"/>
+      <w:r>
+        <w:t>tạo</w:t>
+      </w:r>
+      <w:proofErr w:type="spellEnd"/>
+      <w:r>
+        <w:t xml:space="preserve"> </w:t>
+      </w:r>
+      <w:proofErr w:type="spellStart"/>
+      <w:r>
+        <w:t>kế</w:t>
+      </w:r>
+      <w:proofErr w:type="spellEnd"/>
+      <w:r>
+        <w:t xml:space="preserve"> </w:t>
+      </w:r>
+      <w:proofErr w:type="spellStart"/>
+      <w:r>
+        <w:t>hoạch</w:t>
+      </w:r>
+      <w:proofErr w:type="spellEnd"/>
+      <w:r>
+        <w:t xml:space="preserve"> </w:t>
+      </w:r>
+      <w:proofErr w:type="spellStart"/>
+      <w:r>
+        <w:t>tập</w:t>
+      </w:r>
+      <w:proofErr w:type="spellEnd"/>
+      <w:r>
+        <w:t xml:space="preserve"> </w:t>
+      </w:r>
+      <w:proofErr w:type="spellStart"/>
+      <w:r>
+        <w:t>luyện</w:t>
+      </w:r>
+      <w:proofErr w:type="spellEnd"/>
+      <w:r>
+        <w:t xml:space="preserve"> </w:t>
+      </w:r>
+      <w:proofErr w:type="spellStart"/>
+      <w:r>
+        <w:t>cá</w:t>
+      </w:r>
+      <w:proofErr w:type="spellEnd"/>
+      <w:r>
+        <w:t xml:space="preserve"> </w:t>
+      </w:r>
+      <w:proofErr w:type="spellStart"/>
+      <w:r>
+        <w:t>nhân</w:t>
+      </w:r>
+      <w:proofErr w:type="spellEnd"/>
+      <w:r>
+        <w:t xml:space="preserve"> </w:t>
+      </w:r>
+      <w:proofErr w:type="spellStart"/>
+      <w:r>
+        <w:t>hoá</w:t>
+      </w:r>
+      <w:proofErr w:type="spellEnd"/>
+      <w:r>
+        <w:t xml:space="preserve">; </w:t>
+      </w:r>
+      <w:proofErr w:type="spellStart"/>
+      <w:r>
+        <w:t>theo</w:t>
+      </w:r>
+      <w:proofErr w:type="spellEnd"/>
+      <w:r>
+        <w:t xml:space="preserve"> </w:t>
+      </w:r>
+      <w:proofErr w:type="spellStart"/>
+      <w:r>
+        <w:t>dõi</w:t>
+      </w:r>
+      <w:proofErr w:type="spellEnd"/>
+      <w:r>
+        <w:t xml:space="preserve"> </w:t>
+      </w:r>
+      <w:proofErr w:type="spellStart"/>
+      <w:r>
+        <w:t>tiến</w:t>
+      </w:r>
+      <w:proofErr w:type="spellEnd"/>
+      <w:r>
+        <w:t xml:space="preserve"> </w:t>
+      </w:r>
+      <w:proofErr w:type="spellStart"/>
+      <w:r>
+        <w:t>độ</w:t>
+      </w:r>
+      <w:proofErr w:type="spellEnd"/>
+      <w:r>
+        <w:t xml:space="preserve"> </w:t>
+      </w:r>
+      <w:proofErr w:type="spellStart"/>
+      <w:r>
+        <w:t>tập</w:t>
+      </w:r>
+      <w:proofErr w:type="spellEnd"/>
+      <w:r>
+        <w:t xml:space="preserve"> </w:t>
+      </w:r>
+      <w:proofErr w:type="spellStart"/>
+      <w:r>
+        <w:t>luyện</w:t>
+      </w:r>
+      <w:proofErr w:type="spellEnd"/>
+      <w:r>
+        <w:t xml:space="preserve"> </w:t>
+      </w:r>
+      <w:proofErr w:type="spellStart"/>
+      <w:r>
+        <w:t>để</w:t>
+      </w:r>
+      <w:proofErr w:type="spellEnd"/>
+      <w:r>
+        <w:t xml:space="preserve"> </w:t>
+      </w:r>
+      <w:proofErr w:type="spellStart"/>
+      <w:r>
+        <w:t>điều</w:t>
+      </w:r>
+      <w:proofErr w:type="spellEnd"/>
+      <w:r>
+        <w:t xml:space="preserve"> </w:t>
+      </w:r>
+      <w:proofErr w:type="spellStart"/>
+      <w:r>
+        <w:t>chỉnh</w:t>
+      </w:r>
+      <w:proofErr w:type="spellEnd"/>
+      <w:r>
+        <w:t xml:space="preserve"> </w:t>
+      </w:r>
+      <w:proofErr w:type="spellStart"/>
+      <w:r>
+        <w:t>theo</w:t>
+      </w:r>
+      <w:proofErr w:type="spellEnd"/>
+      <w:r>
+        <w:t xml:space="preserve"> </w:t>
+      </w:r>
+      <w:proofErr w:type="spellStart"/>
+      <w:r>
+        <w:t>thể</w:t>
+      </w:r>
+      <w:proofErr w:type="spellEnd"/>
+      <w:r>
+        <w:t xml:space="preserve"> </w:t>
+      </w:r>
+      <w:proofErr w:type="spellStart"/>
+      <w:r>
+        <w:t>trạng</w:t>
+      </w:r>
+      <w:proofErr w:type="spellEnd"/>
+      <w:r>
+        <w:t>.</w:t>
+      </w:r>
+    </w:p>
+    <w:p/>
+    <w:p>
+      <w:r>
+        <w:t xml:space="preserve">2. </w:t>
+      </w:r>
+      <w:proofErr w:type="spellStart"/>
+      <w:r>
+        <w:t>Mô</w:t>
+      </w:r>
+      <w:proofErr w:type="spellEnd"/>
+      <w:r>
+        <w:t xml:space="preserve"> </w:t>
+      </w:r>
+      <w:proofErr w:type="spellStart"/>
+      <w:r>
+        <w:t>hình</w:t>
+      </w:r>
+      <w:proofErr w:type="spellEnd"/>
+      <w:r>
+        <w:t xml:space="preserve"> </w:t>
+      </w:r>
+      <w:proofErr w:type="spellStart"/>
+      <w:r>
+        <w:t>hoá</w:t>
+      </w:r>
+      <w:proofErr w:type="spellEnd"/>
+      <w:r>
+        <w:t xml:space="preserve"> </w:t>
+      </w:r>
+      <w:proofErr w:type="spellStart"/>
+      <w:r>
+        <w:t>hệ</w:t>
+      </w:r>
+      <w:proofErr w:type="spellEnd"/>
+      <w:r>
+        <w:t xml:space="preserve"> </w:t>
+      </w:r>
+      <w:proofErr w:type="spellStart"/>
+      <w:r>
+        <w:t>thống</w:t>
+      </w:r>
+      <w:proofErr w:type="spellEnd"/>
+    </w:p>
+    <w:p>
+      <w:r>
+        <w:t xml:space="preserve">a) </w:t>
+      </w:r>
+      <w:proofErr w:type="spellStart"/>
+      <w:r>
+        <w:t>Biểu</w:t>
+      </w:r>
+      <w:proofErr w:type="spellEnd"/>
+      <w:r>
+        <w:t xml:space="preserve"> </w:t>
+      </w:r>
+      <w:proofErr w:type="spellStart"/>
+      <w:r>
+        <w:t>đồ</w:t>
+      </w:r>
+      <w:proofErr w:type="spellEnd"/>
+      <w:r>
+        <w:t xml:space="preserve"> </w:t>
+      </w:r>
+      <w:proofErr w:type="spellStart"/>
+      <w:r>
+        <w:t>Usecase</w:t>
+      </w:r>
+      <w:proofErr w:type="spellEnd"/>
+      <w:r>
+        <w:t xml:space="preserve"> </w:t>
       </w:r>
     </w:p>
     <w:tbl>
@@ -101,6 +822,7 @@
                 <w:bCs/>
               </w:rPr>
             </w:pPr>
+            <w:proofErr w:type="spellStart"/>
             <w:r>
               <w:rPr>
                 <w:b/>
@@ -108,6 +830,7 @@
               </w:rPr>
               <w:t>Usecase</w:t>
             </w:r>
+            <w:proofErr w:type="spellEnd"/>
           </w:p>
         </w:tc>
       </w:tr>
@@ -142,17 +865,91 @@
                 <w:szCs w:val="24"/>
               </w:rPr>
             </w:pPr>
-            <w:r>
-              <w:rPr>
-                <w:rStyle w:val="Strong"/>
-                <w:rFonts w:cs="Times New Roman"/>
-                <w:b w:val="0"/>
-                <w:bCs w:val="0"/>
-                <w:sz w:val="24"/>
-                <w:szCs w:val="24"/>
-              </w:rPr>
-              <w:t>Đăng ký / Đăng nhập</w:t>
-            </w:r>
+            <w:proofErr w:type="spellStart"/>
+            <w:r>
+              <w:rPr>
+                <w:rStyle w:val="Strong"/>
+                <w:rFonts w:cs="Times New Roman"/>
+                <w:b w:val="0"/>
+                <w:bCs w:val="0"/>
+                <w:sz w:val="24"/>
+                <w:szCs w:val="24"/>
+              </w:rPr>
+              <w:t>Đăng</w:t>
+            </w:r>
+            <w:proofErr w:type="spellEnd"/>
+            <w:r>
+              <w:rPr>
+                <w:rStyle w:val="Strong"/>
+                <w:rFonts w:cs="Times New Roman"/>
+                <w:b w:val="0"/>
+                <w:bCs w:val="0"/>
+                <w:sz w:val="24"/>
+                <w:szCs w:val="24"/>
+              </w:rPr>
+              <w:t xml:space="preserve"> </w:t>
+            </w:r>
+            <w:proofErr w:type="spellStart"/>
+            <w:r>
+              <w:rPr>
+                <w:rStyle w:val="Strong"/>
+                <w:rFonts w:cs="Times New Roman"/>
+                <w:b w:val="0"/>
+                <w:bCs w:val="0"/>
+                <w:sz w:val="24"/>
+                <w:szCs w:val="24"/>
+              </w:rPr>
+              <w:t>ký</w:t>
+            </w:r>
+            <w:proofErr w:type="spellEnd"/>
+            <w:r>
+              <w:rPr>
+                <w:rStyle w:val="Strong"/>
+                <w:rFonts w:cs="Times New Roman"/>
+                <w:b w:val="0"/>
+                <w:bCs w:val="0"/>
+                <w:sz w:val="24"/>
+                <w:szCs w:val="24"/>
+              </w:rPr>
+              <w:t xml:space="preserve"> / </w:t>
+            </w:r>
+            <w:proofErr w:type="spellStart"/>
+            <w:r>
+              <w:rPr>
+                <w:rStyle w:val="Strong"/>
+                <w:rFonts w:cs="Times New Roman"/>
+                <w:b w:val="0"/>
+                <w:bCs w:val="0"/>
+                <w:sz w:val="24"/>
+                <w:szCs w:val="24"/>
+              </w:rPr>
+              <w:t>Đăng</w:t>
+            </w:r>
+            <w:proofErr w:type="spellEnd"/>
+            <w:r>
+              <w:rPr>
+                <w:rStyle w:val="Strong"/>
+                <w:rFonts w:cs="Times New Roman"/>
+                <w:b w:val="0"/>
+                <w:bCs w:val="0"/>
+                <w:sz w:val="24"/>
+                <w:szCs w:val="24"/>
+              </w:rPr>
+              <w:t xml:space="preserve"> </w:t>
+            </w:r>
+            <w:proofErr w:type="spellStart"/>
+            <w:r>
+              <w:rPr>
+                <w:rStyle w:val="Strong"/>
+                <w:rFonts w:cs="Times New Roman"/>
+                <w:b w:val="0"/>
+                <w:bCs w:val="0"/>
+                <w:sz w:val="24"/>
+                <w:szCs w:val="24"/>
+              </w:rPr>
+              <w:t>nhập</w:t>
+            </w:r>
+            <w:proofErr w:type="spellEnd"/>
             <w:r>
               <w:rPr>
                 <w:rFonts w:cs="Times New Roman"/>
@@ -202,8 +999,117 @@
                 <w:sz w:val="24"/>
                 <w:szCs w:val="24"/>
               </w:rPr>
-              <w:t>Quản lý hồ sơ cá nhân</w:t>
-            </w:r>
+              <w:t xml:space="preserve">Quản </w:t>
+            </w:r>
+            <w:proofErr w:type="spellStart"/>
+            <w:r>
+              <w:rPr>
+                <w:rStyle w:val="Strong"/>
+                <w:rFonts w:cs="Times New Roman"/>
+                <w:b w:val="0"/>
+                <w:bCs w:val="0"/>
+                <w:sz w:val="24"/>
+                <w:szCs w:val="24"/>
+              </w:rPr>
+              <w:t>lý</w:t>
+            </w:r>
+            <w:proofErr w:type="spellEnd"/>
+            <w:r>
+              <w:rPr>
+                <w:rStyle w:val="Strong"/>
+                <w:rFonts w:cs="Times New Roman"/>
+                <w:b w:val="0"/>
+                <w:bCs w:val="0"/>
+                <w:sz w:val="24"/>
+                <w:szCs w:val="24"/>
+              </w:rPr>
+              <w:t xml:space="preserve"> </w:t>
+            </w:r>
+            <w:proofErr w:type="spellStart"/>
+            <w:r>
+              <w:rPr>
+                <w:rStyle w:val="Strong"/>
+                <w:rFonts w:cs="Times New Roman"/>
+                <w:b w:val="0"/>
+                <w:bCs w:val="0"/>
+                <w:sz w:val="24"/>
+                <w:szCs w:val="24"/>
+              </w:rPr>
+              <w:t>hồ</w:t>
+            </w:r>
+            <w:proofErr w:type="spellEnd"/>
+            <w:r>
+              <w:rPr>
+                <w:rStyle w:val="Strong"/>
+                <w:rFonts w:cs="Times New Roman"/>
+                <w:b w:val="0"/>
+                <w:bCs w:val="0"/>
+                <w:sz w:val="24"/>
+                <w:szCs w:val="24"/>
+              </w:rPr>
+              <w:t xml:space="preserve"> </w:t>
+            </w:r>
+            <w:proofErr w:type="spellStart"/>
+            <w:r>
+              <w:rPr>
+                <w:rStyle w:val="Strong"/>
+                <w:rFonts w:cs="Times New Roman"/>
+                <w:b w:val="0"/>
+                <w:bCs w:val="0"/>
+                <w:sz w:val="24"/>
+                <w:szCs w:val="24"/>
+              </w:rPr>
+              <w:t>sơ</w:t>
+            </w:r>
+            <w:proofErr w:type="spellEnd"/>
+            <w:r>
+              <w:rPr>
+                <w:rStyle w:val="Strong"/>
+                <w:rFonts w:cs="Times New Roman"/>
+                <w:b w:val="0"/>
+                <w:bCs w:val="0"/>
+                <w:sz w:val="24"/>
+                <w:szCs w:val="24"/>
+              </w:rPr>
+              <w:t xml:space="preserve"> </w:t>
+            </w:r>
+            <w:proofErr w:type="spellStart"/>
+            <w:r>
+              <w:rPr>
+                <w:rStyle w:val="Strong"/>
+                <w:rFonts w:cs="Times New Roman"/>
+                <w:b w:val="0"/>
+                <w:bCs w:val="0"/>
+                <w:sz w:val="24"/>
+                <w:szCs w:val="24"/>
+              </w:rPr>
+              <w:t>cá</w:t>
+            </w:r>
+            <w:proofErr w:type="spellEnd"/>
+            <w:r>
+              <w:rPr>
+                <w:rStyle w:val="Strong"/>
+                <w:rFonts w:cs="Times New Roman"/>
+                <w:b w:val="0"/>
+                <w:bCs w:val="0"/>
+                <w:sz w:val="24"/>
+                <w:szCs w:val="24"/>
+              </w:rPr>
+              <w:t xml:space="preserve"> </w:t>
+            </w:r>
+            <w:proofErr w:type="spellStart"/>
+            <w:r>
+              <w:rPr>
+                <w:rStyle w:val="Strong"/>
+                <w:rFonts w:cs="Times New Roman"/>
+                <w:b w:val="0"/>
+                <w:bCs w:val="0"/>
+                <w:sz w:val="24"/>
+                <w:szCs w:val="24"/>
+              </w:rPr>
+              <w:t>nhân</w:t>
+            </w:r>
+            <w:proofErr w:type="spellEnd"/>
             <w:r>
               <w:rPr>
                 <w:rFonts w:cs="Times New Roman"/>
@@ -253,8 +1159,69 @@
                 <w:sz w:val="24"/>
                 <w:szCs w:val="24"/>
               </w:rPr>
-              <w:t>Tra cứu bài tập</w:t>
-            </w:r>
+              <w:t xml:space="preserve">Tra </w:t>
+            </w:r>
+            <w:proofErr w:type="spellStart"/>
+            <w:r>
+              <w:rPr>
+                <w:rStyle w:val="Strong"/>
+                <w:rFonts w:cs="Times New Roman"/>
+                <w:b w:val="0"/>
+                <w:bCs w:val="0"/>
+                <w:sz w:val="24"/>
+                <w:szCs w:val="24"/>
+              </w:rPr>
+              <w:t>cứu</w:t>
+            </w:r>
+            <w:proofErr w:type="spellEnd"/>
+            <w:r>
+              <w:rPr>
+                <w:rStyle w:val="Strong"/>
+                <w:rFonts w:cs="Times New Roman"/>
+                <w:b w:val="0"/>
+                <w:bCs w:val="0"/>
+                <w:sz w:val="24"/>
+                <w:szCs w:val="24"/>
+              </w:rPr>
+              <w:t xml:space="preserve"> </w:t>
+            </w:r>
+            <w:proofErr w:type="spellStart"/>
+            <w:r>
+              <w:rPr>
+                <w:rStyle w:val="Strong"/>
+                <w:rFonts w:cs="Times New Roman"/>
+                <w:b w:val="0"/>
+                <w:bCs w:val="0"/>
+                <w:sz w:val="24"/>
+                <w:szCs w:val="24"/>
+              </w:rPr>
+              <w:t>bài</w:t>
+            </w:r>
+            <w:proofErr w:type="spellEnd"/>
+            <w:r>
+              <w:rPr>
+                <w:rStyle w:val="Strong"/>
+                <w:rFonts w:cs="Times New Roman"/>
+                <w:b w:val="0"/>
+                <w:bCs w:val="0"/>
+                <w:sz w:val="24"/>
+                <w:szCs w:val="24"/>
+              </w:rPr>
+              <w:t xml:space="preserve"> </w:t>
+            </w:r>
+            <w:proofErr w:type="spellStart"/>
+            <w:r>
+              <w:rPr>
+                <w:rStyle w:val="Strong"/>
+                <w:rFonts w:cs="Times New Roman"/>
+                <w:b w:val="0"/>
+                <w:bCs w:val="0"/>
+                <w:sz w:val="24"/>
+                <w:szCs w:val="24"/>
+              </w:rPr>
+              <w:t>tập</w:t>
+            </w:r>
+            <w:proofErr w:type="spellEnd"/>
             <w:r>
               <w:rPr>
                 <w:rFonts w:cs="Times New Roman"/>
@@ -304,8 +1271,117 @@
                 <w:sz w:val="24"/>
                 <w:szCs w:val="24"/>
               </w:rPr>
-              <w:t>Quản lý lịch tập cá nhân</w:t>
-            </w:r>
+              <w:t xml:space="preserve">Quản </w:t>
+            </w:r>
+            <w:proofErr w:type="spellStart"/>
+            <w:r>
+              <w:rPr>
+                <w:rStyle w:val="Strong"/>
+                <w:rFonts w:cs="Times New Roman"/>
+                <w:b w:val="0"/>
+                <w:bCs w:val="0"/>
+                <w:sz w:val="24"/>
+                <w:szCs w:val="24"/>
+              </w:rPr>
+              <w:t>lý</w:t>
+            </w:r>
+            <w:proofErr w:type="spellEnd"/>
+            <w:r>
+              <w:rPr>
+                <w:rStyle w:val="Strong"/>
+                <w:rFonts w:cs="Times New Roman"/>
+                <w:b w:val="0"/>
+                <w:bCs w:val="0"/>
+                <w:sz w:val="24"/>
+                <w:szCs w:val="24"/>
+              </w:rPr>
+              <w:t xml:space="preserve"> </w:t>
+            </w:r>
+            <w:proofErr w:type="spellStart"/>
+            <w:r>
+              <w:rPr>
+                <w:rStyle w:val="Strong"/>
+                <w:rFonts w:cs="Times New Roman"/>
+                <w:b w:val="0"/>
+                <w:bCs w:val="0"/>
+                <w:sz w:val="24"/>
+                <w:szCs w:val="24"/>
+              </w:rPr>
+              <w:t>lịch</w:t>
+            </w:r>
+            <w:proofErr w:type="spellEnd"/>
+            <w:r>
+              <w:rPr>
+                <w:rStyle w:val="Strong"/>
+                <w:rFonts w:cs="Times New Roman"/>
+                <w:b w:val="0"/>
+                <w:bCs w:val="0"/>
+                <w:sz w:val="24"/>
+                <w:szCs w:val="24"/>
+              </w:rPr>
+              <w:t xml:space="preserve"> </w:t>
+            </w:r>
+            <w:proofErr w:type="spellStart"/>
+            <w:r>
+              <w:rPr>
+                <w:rStyle w:val="Strong"/>
+                <w:rFonts w:cs="Times New Roman"/>
+                <w:b w:val="0"/>
+                <w:bCs w:val="0"/>
+                <w:sz w:val="24"/>
+                <w:szCs w:val="24"/>
+              </w:rPr>
+              <w:t>tập</w:t>
+            </w:r>
+            <w:proofErr w:type="spellEnd"/>
+            <w:r>
+              <w:rPr>
+                <w:rStyle w:val="Strong"/>
+                <w:rFonts w:cs="Times New Roman"/>
+                <w:b w:val="0"/>
+                <w:bCs w:val="0"/>
+                <w:sz w:val="24"/>
+                <w:szCs w:val="24"/>
+              </w:rPr>
+              <w:t xml:space="preserve"> </w:t>
+            </w:r>
+            <w:proofErr w:type="spellStart"/>
+            <w:r>
+              <w:rPr>
+                <w:rStyle w:val="Strong"/>
+                <w:rFonts w:cs="Times New Roman"/>
+                <w:b w:val="0"/>
+                <w:bCs w:val="0"/>
+                <w:sz w:val="24"/>
+                <w:szCs w:val="24"/>
+              </w:rPr>
+              <w:t>cá</w:t>
+            </w:r>
+            <w:proofErr w:type="spellEnd"/>
+            <w:r>
+              <w:rPr>
+                <w:rStyle w:val="Strong"/>
+                <w:rFonts w:cs="Times New Roman"/>
+                <w:b w:val="0"/>
+                <w:bCs w:val="0"/>
+                <w:sz w:val="24"/>
+                <w:szCs w:val="24"/>
+              </w:rPr>
+              <w:t xml:space="preserve"> </w:t>
+            </w:r>
+            <w:proofErr w:type="spellStart"/>
+            <w:r>
+              <w:rPr>
+                <w:rStyle w:val="Strong"/>
+                <w:rFonts w:cs="Times New Roman"/>
+                <w:b w:val="0"/>
+                <w:bCs w:val="0"/>
+                <w:sz w:val="24"/>
+                <w:szCs w:val="24"/>
+              </w:rPr>
+              <w:t>nhân</w:t>
+            </w:r>
+            <w:proofErr w:type="spellEnd"/>
             <w:r>
               <w:rPr>
                 <w:rFonts w:cs="Times New Roman"/>
@@ -355,8 +1431,93 @@
                 <w:sz w:val="24"/>
                 <w:szCs w:val="24"/>
               </w:rPr>
-              <w:t>Tham gia lịch tập mẫu</w:t>
-            </w:r>
+              <w:t xml:space="preserve">Tham </w:t>
+            </w:r>
+            <w:proofErr w:type="spellStart"/>
+            <w:r>
+              <w:rPr>
+                <w:rStyle w:val="Strong"/>
+                <w:rFonts w:cs="Times New Roman"/>
+                <w:b w:val="0"/>
+                <w:bCs w:val="0"/>
+                <w:sz w:val="24"/>
+                <w:szCs w:val="24"/>
+              </w:rPr>
+              <w:t>gia</w:t>
+            </w:r>
+            <w:proofErr w:type="spellEnd"/>
+            <w:r>
+              <w:rPr>
+                <w:rStyle w:val="Strong"/>
+                <w:rFonts w:cs="Times New Roman"/>
+                <w:b w:val="0"/>
+                <w:bCs w:val="0"/>
+                <w:sz w:val="24"/>
+                <w:szCs w:val="24"/>
+              </w:rPr>
+              <w:t xml:space="preserve"> </w:t>
+            </w:r>
+            <w:proofErr w:type="spellStart"/>
+            <w:r>
+              <w:rPr>
+                <w:rStyle w:val="Strong"/>
+                <w:rFonts w:cs="Times New Roman"/>
+                <w:b w:val="0"/>
+                <w:bCs w:val="0"/>
+                <w:sz w:val="24"/>
+                <w:szCs w:val="24"/>
+              </w:rPr>
+              <w:t>lịch</w:t>
+            </w:r>
+            <w:proofErr w:type="spellEnd"/>
+            <w:r>
+              <w:rPr>
+                <w:rStyle w:val="Strong"/>
+                <w:rFonts w:cs="Times New Roman"/>
+                <w:b w:val="0"/>
+                <w:bCs w:val="0"/>
+                <w:sz w:val="24"/>
+                <w:szCs w:val="24"/>
+              </w:rPr>
+              <w:t xml:space="preserve"> </w:t>
+            </w:r>
+            <w:proofErr w:type="spellStart"/>
+            <w:r>
+              <w:rPr>
+                <w:rStyle w:val="Strong"/>
+                <w:rFonts w:cs="Times New Roman"/>
+                <w:b w:val="0"/>
+                <w:bCs w:val="0"/>
+                <w:sz w:val="24"/>
+                <w:szCs w:val="24"/>
+              </w:rPr>
+              <w:t>tập</w:t>
+            </w:r>
+            <w:proofErr w:type="spellEnd"/>
+            <w:r>
+              <w:rPr>
+                <w:rStyle w:val="Strong"/>
+                <w:rFonts w:cs="Times New Roman"/>
+                <w:b w:val="0"/>
+                <w:bCs w:val="0"/>
+                <w:sz w:val="24"/>
+                <w:szCs w:val="24"/>
+              </w:rPr>
+              <w:t xml:space="preserve"> </w:t>
+            </w:r>
+            <w:proofErr w:type="spellStart"/>
+            <w:r>
+              <w:rPr>
+                <w:rStyle w:val="Strong"/>
+                <w:rFonts w:cs="Times New Roman"/>
+                <w:b w:val="0"/>
+                <w:bCs w:val="0"/>
+                <w:sz w:val="24"/>
+                <w:szCs w:val="24"/>
+              </w:rPr>
+              <w:t>mẫu</w:t>
+            </w:r>
+            <w:proofErr w:type="spellEnd"/>
             <w:r>
               <w:rPr>
                 <w:rFonts w:cs="Times New Roman"/>
@@ -397,17 +1558,91 @@
                 <w:szCs w:val="24"/>
               </w:rPr>
             </w:pPr>
-            <w:r>
-              <w:rPr>
-                <w:rStyle w:val="Strong"/>
-                <w:rFonts w:cs="Times New Roman"/>
-                <w:b w:val="0"/>
-                <w:bCs w:val="0"/>
-                <w:sz w:val="24"/>
-                <w:szCs w:val="24"/>
-              </w:rPr>
-              <w:t>Thực hiện buổi tập</w:t>
-            </w:r>
+            <w:proofErr w:type="spellStart"/>
+            <w:r>
+              <w:rPr>
+                <w:rStyle w:val="Strong"/>
+                <w:rFonts w:cs="Times New Roman"/>
+                <w:b w:val="0"/>
+                <w:bCs w:val="0"/>
+                <w:sz w:val="24"/>
+                <w:szCs w:val="24"/>
+              </w:rPr>
+              <w:t>Thực</w:t>
+            </w:r>
+            <w:proofErr w:type="spellEnd"/>
+            <w:r>
+              <w:rPr>
+                <w:rStyle w:val="Strong"/>
+                <w:rFonts w:cs="Times New Roman"/>
+                <w:b w:val="0"/>
+                <w:bCs w:val="0"/>
+                <w:sz w:val="24"/>
+                <w:szCs w:val="24"/>
+              </w:rPr>
+              <w:t xml:space="preserve"> </w:t>
+            </w:r>
+            <w:proofErr w:type="spellStart"/>
+            <w:r>
+              <w:rPr>
+                <w:rStyle w:val="Strong"/>
+                <w:rFonts w:cs="Times New Roman"/>
+                <w:b w:val="0"/>
+                <w:bCs w:val="0"/>
+                <w:sz w:val="24"/>
+                <w:szCs w:val="24"/>
+              </w:rPr>
+              <w:t>hiện</w:t>
+            </w:r>
+            <w:proofErr w:type="spellEnd"/>
+            <w:r>
+              <w:rPr>
+                <w:rStyle w:val="Strong"/>
+                <w:rFonts w:cs="Times New Roman"/>
+                <w:b w:val="0"/>
+                <w:bCs w:val="0"/>
+                <w:sz w:val="24"/>
+                <w:szCs w:val="24"/>
+              </w:rPr>
+              <w:t xml:space="preserve"> </w:t>
+            </w:r>
+            <w:proofErr w:type="spellStart"/>
+            <w:r>
+              <w:rPr>
+                <w:rStyle w:val="Strong"/>
+                <w:rFonts w:cs="Times New Roman"/>
+                <w:b w:val="0"/>
+                <w:bCs w:val="0"/>
+                <w:sz w:val="24"/>
+                <w:szCs w:val="24"/>
+              </w:rPr>
+              <w:t>buổi</w:t>
+            </w:r>
+            <w:proofErr w:type="spellEnd"/>
+            <w:r>
+              <w:rPr>
+                <w:rStyle w:val="Strong"/>
+                <w:rFonts w:cs="Times New Roman"/>
+                <w:b w:val="0"/>
+                <w:bCs w:val="0"/>
+                <w:sz w:val="24"/>
+                <w:szCs w:val="24"/>
+              </w:rPr>
+              <w:t xml:space="preserve"> </w:t>
+            </w:r>
+            <w:proofErr w:type="spellStart"/>
+            <w:r>
+              <w:rPr>
+                <w:rStyle w:val="Strong"/>
+                <w:rFonts w:cs="Times New Roman"/>
+                <w:b w:val="0"/>
+                <w:bCs w:val="0"/>
+                <w:sz w:val="24"/>
+                <w:szCs w:val="24"/>
+              </w:rPr>
+              <w:t>tập</w:t>
+            </w:r>
+            <w:proofErr w:type="spellEnd"/>
             <w:r>
               <w:rPr>
                 <w:rFonts w:cs="Times New Roman"/>
@@ -457,8 +1692,117 @@
                 <w:sz w:val="24"/>
                 <w:szCs w:val="24"/>
               </w:rPr>
-              <w:t>Quản lý lịch sử tập luyện</w:t>
-            </w:r>
+              <w:t xml:space="preserve">Quản </w:t>
+            </w:r>
+            <w:proofErr w:type="spellStart"/>
+            <w:r>
+              <w:rPr>
+                <w:rStyle w:val="Strong"/>
+                <w:rFonts w:cs="Times New Roman"/>
+                <w:b w:val="0"/>
+                <w:bCs w:val="0"/>
+                <w:sz w:val="24"/>
+                <w:szCs w:val="24"/>
+              </w:rPr>
+              <w:t>lý</w:t>
+            </w:r>
+            <w:proofErr w:type="spellEnd"/>
+            <w:r>
+              <w:rPr>
+                <w:rStyle w:val="Strong"/>
+                <w:rFonts w:cs="Times New Roman"/>
+                <w:b w:val="0"/>
+                <w:bCs w:val="0"/>
+                <w:sz w:val="24"/>
+                <w:szCs w:val="24"/>
+              </w:rPr>
+              <w:t xml:space="preserve"> </w:t>
+            </w:r>
+            <w:proofErr w:type="spellStart"/>
+            <w:r>
+              <w:rPr>
+                <w:rStyle w:val="Strong"/>
+                <w:rFonts w:cs="Times New Roman"/>
+                <w:b w:val="0"/>
+                <w:bCs w:val="0"/>
+                <w:sz w:val="24"/>
+                <w:szCs w:val="24"/>
+              </w:rPr>
+              <w:t>lịch</w:t>
+            </w:r>
+            <w:proofErr w:type="spellEnd"/>
+            <w:r>
+              <w:rPr>
+                <w:rStyle w:val="Strong"/>
+                <w:rFonts w:cs="Times New Roman"/>
+                <w:b w:val="0"/>
+                <w:bCs w:val="0"/>
+                <w:sz w:val="24"/>
+                <w:szCs w:val="24"/>
+              </w:rPr>
+              <w:t xml:space="preserve"> </w:t>
+            </w:r>
+            <w:proofErr w:type="spellStart"/>
+            <w:r>
+              <w:rPr>
+                <w:rStyle w:val="Strong"/>
+                <w:rFonts w:cs="Times New Roman"/>
+                <w:b w:val="0"/>
+                <w:bCs w:val="0"/>
+                <w:sz w:val="24"/>
+                <w:szCs w:val="24"/>
+              </w:rPr>
+              <w:t>sử</w:t>
+            </w:r>
+            <w:proofErr w:type="spellEnd"/>
+            <w:r>
+              <w:rPr>
+                <w:rStyle w:val="Strong"/>
+                <w:rFonts w:cs="Times New Roman"/>
+                <w:b w:val="0"/>
+                <w:bCs w:val="0"/>
+                <w:sz w:val="24"/>
+                <w:szCs w:val="24"/>
+              </w:rPr>
+              <w:t xml:space="preserve"> </w:t>
+            </w:r>
+            <w:proofErr w:type="spellStart"/>
+            <w:r>
+              <w:rPr>
+                <w:rStyle w:val="Strong"/>
+                <w:rFonts w:cs="Times New Roman"/>
+                <w:b w:val="0"/>
+                <w:bCs w:val="0"/>
+                <w:sz w:val="24"/>
+                <w:szCs w:val="24"/>
+              </w:rPr>
+              <w:t>tập</w:t>
+            </w:r>
+            <w:proofErr w:type="spellEnd"/>
+            <w:r>
+              <w:rPr>
+                <w:rStyle w:val="Strong"/>
+                <w:rFonts w:cs="Times New Roman"/>
+                <w:b w:val="0"/>
+                <w:bCs w:val="0"/>
+                <w:sz w:val="24"/>
+                <w:szCs w:val="24"/>
+              </w:rPr>
+              <w:t xml:space="preserve"> </w:t>
+            </w:r>
+            <w:proofErr w:type="spellStart"/>
+            <w:r>
+              <w:rPr>
+                <w:rStyle w:val="Strong"/>
+                <w:rFonts w:cs="Times New Roman"/>
+                <w:b w:val="0"/>
+                <w:bCs w:val="0"/>
+                <w:sz w:val="24"/>
+                <w:szCs w:val="24"/>
+              </w:rPr>
+              <w:t>luyện</w:t>
+            </w:r>
+            <w:proofErr w:type="spellEnd"/>
             <w:r>
               <w:rPr>
                 <w:rFonts w:cs="Times New Roman"/>
@@ -508,8 +1852,117 @@
                 <w:sz w:val="24"/>
                 <w:szCs w:val="24"/>
               </w:rPr>
-              <w:t>Theo dõi tiến độ tập luyện</w:t>
-            </w:r>
+              <w:t xml:space="preserve">Theo </w:t>
+            </w:r>
+            <w:proofErr w:type="spellStart"/>
+            <w:r>
+              <w:rPr>
+                <w:rStyle w:val="Strong"/>
+                <w:rFonts w:cs="Times New Roman"/>
+                <w:b w:val="0"/>
+                <w:bCs w:val="0"/>
+                <w:sz w:val="24"/>
+                <w:szCs w:val="24"/>
+              </w:rPr>
+              <w:t>dõi</w:t>
+            </w:r>
+            <w:proofErr w:type="spellEnd"/>
+            <w:r>
+              <w:rPr>
+                <w:rStyle w:val="Strong"/>
+                <w:rFonts w:cs="Times New Roman"/>
+                <w:b w:val="0"/>
+                <w:bCs w:val="0"/>
+                <w:sz w:val="24"/>
+                <w:szCs w:val="24"/>
+              </w:rPr>
+              <w:t xml:space="preserve"> </w:t>
+            </w:r>
+            <w:proofErr w:type="spellStart"/>
+            <w:r>
+              <w:rPr>
+                <w:rStyle w:val="Strong"/>
+                <w:rFonts w:cs="Times New Roman"/>
+                <w:b w:val="0"/>
+                <w:bCs w:val="0"/>
+                <w:sz w:val="24"/>
+                <w:szCs w:val="24"/>
+              </w:rPr>
+              <w:t>tiến</w:t>
+            </w:r>
+            <w:proofErr w:type="spellEnd"/>
+            <w:r>
+              <w:rPr>
+                <w:rStyle w:val="Strong"/>
+                <w:rFonts w:cs="Times New Roman"/>
+                <w:b w:val="0"/>
+                <w:bCs w:val="0"/>
+                <w:sz w:val="24"/>
+                <w:szCs w:val="24"/>
+              </w:rPr>
+              <w:t xml:space="preserve"> </w:t>
+            </w:r>
+            <w:proofErr w:type="spellStart"/>
+            <w:r>
+              <w:rPr>
+                <w:rStyle w:val="Strong"/>
+                <w:rFonts w:cs="Times New Roman"/>
+                <w:b w:val="0"/>
+                <w:bCs w:val="0"/>
+                <w:sz w:val="24"/>
+                <w:szCs w:val="24"/>
+              </w:rPr>
+              <w:t>độ</w:t>
+            </w:r>
+            <w:proofErr w:type="spellEnd"/>
+            <w:r>
+              <w:rPr>
+                <w:rStyle w:val="Strong"/>
+                <w:rFonts w:cs="Times New Roman"/>
+                <w:b w:val="0"/>
+                <w:bCs w:val="0"/>
+                <w:sz w:val="24"/>
+                <w:szCs w:val="24"/>
+              </w:rPr>
+              <w:t xml:space="preserve"> </w:t>
+            </w:r>
+            <w:proofErr w:type="spellStart"/>
+            <w:r>
+              <w:rPr>
+                <w:rStyle w:val="Strong"/>
+                <w:rFonts w:cs="Times New Roman"/>
+                <w:b w:val="0"/>
+                <w:bCs w:val="0"/>
+                <w:sz w:val="24"/>
+                <w:szCs w:val="24"/>
+              </w:rPr>
+              <w:t>tập</w:t>
+            </w:r>
+            <w:proofErr w:type="spellEnd"/>
+            <w:r>
+              <w:rPr>
+                <w:rStyle w:val="Strong"/>
+                <w:rFonts w:cs="Times New Roman"/>
+                <w:b w:val="0"/>
+                <w:bCs w:val="0"/>
+                <w:sz w:val="24"/>
+                <w:szCs w:val="24"/>
+              </w:rPr>
+              <w:t xml:space="preserve"> </w:t>
+            </w:r>
+            <w:proofErr w:type="spellStart"/>
+            <w:r>
+              <w:rPr>
+                <w:rStyle w:val="Strong"/>
+                <w:rFonts w:cs="Times New Roman"/>
+                <w:b w:val="0"/>
+                <w:bCs w:val="0"/>
+                <w:sz w:val="24"/>
+                <w:szCs w:val="24"/>
+              </w:rPr>
+              <w:t>luyện</w:t>
+            </w:r>
+            <w:proofErr w:type="spellEnd"/>
           </w:p>
         </w:tc>
       </w:tr>
@@ -553,8 +2006,64 @@
                 <w:sz w:val="24"/>
                 <w:szCs w:val="24"/>
               </w:rPr>
-              <w:t>Quản lý người dùng</w:t>
-            </w:r>
+              <w:t xml:space="preserve">Quản </w:t>
+            </w:r>
+            <w:proofErr w:type="spellStart"/>
+            <w:r>
+              <w:rPr>
+                <w:rStyle w:val="Strong"/>
+                <w:b w:val="0"/>
+                <w:bCs w:val="0"/>
+                <w:sz w:val="24"/>
+                <w:szCs w:val="24"/>
+              </w:rPr>
+              <w:t>lý</w:t>
+            </w:r>
+            <w:proofErr w:type="spellEnd"/>
+            <w:r>
+              <w:rPr>
+                <w:rStyle w:val="Strong"/>
+                <w:b w:val="0"/>
+                <w:bCs w:val="0"/>
+                <w:sz w:val="24"/>
+                <w:szCs w:val="24"/>
+              </w:rPr>
+              <w:t xml:space="preserve"> </w:t>
+            </w:r>
+            <w:proofErr w:type="spellStart"/>
+            <w:r>
+              <w:rPr>
+                <w:rStyle w:val="Strong"/>
+                <w:b w:val="0"/>
+                <w:bCs w:val="0"/>
+                <w:sz w:val="24"/>
+                <w:szCs w:val="24"/>
+              </w:rPr>
+              <w:t>người</w:t>
+            </w:r>
+            <w:proofErr w:type="spellEnd"/>
+            <w:r>
+              <w:rPr>
+                <w:rStyle w:val="Strong"/>
+                <w:b w:val="0"/>
+                <w:bCs w:val="0"/>
+                <w:sz w:val="24"/>
+                <w:szCs w:val="24"/>
+              </w:rPr>
+              <w:t xml:space="preserve"> </w:t>
+            </w:r>
+            <w:proofErr w:type="spellStart"/>
+            <w:r>
+              <w:rPr>
+                <w:rStyle w:val="Strong"/>
+                <w:b w:val="0"/>
+                <w:bCs w:val="0"/>
+                <w:sz w:val="24"/>
+                <w:szCs w:val="24"/>
+              </w:rPr>
+              <w:t>dùng</w:t>
+            </w:r>
+            <w:proofErr w:type="spellEnd"/>
             <w:r>
               <w:rPr>
                 <w:b/>
@@ -603,8 +2112,64 @@
                 <w:sz w:val="24"/>
                 <w:szCs w:val="24"/>
               </w:rPr>
-              <w:t>Quản lý bài tập</w:t>
-            </w:r>
+              <w:t xml:space="preserve">Quản </w:t>
+            </w:r>
+            <w:proofErr w:type="spellStart"/>
+            <w:r>
+              <w:rPr>
+                <w:rStyle w:val="Strong"/>
+                <w:b w:val="0"/>
+                <w:bCs w:val="0"/>
+                <w:sz w:val="24"/>
+                <w:szCs w:val="24"/>
+              </w:rPr>
+              <w:t>lý</w:t>
+            </w:r>
+            <w:proofErr w:type="spellEnd"/>
+            <w:r>
+              <w:rPr>
+                <w:rStyle w:val="Strong"/>
+                <w:b w:val="0"/>
+                <w:bCs w:val="0"/>
+                <w:sz w:val="24"/>
+                <w:szCs w:val="24"/>
+              </w:rPr>
+              <w:t xml:space="preserve"> </w:t>
+            </w:r>
+            <w:proofErr w:type="spellStart"/>
+            <w:r>
+              <w:rPr>
+                <w:rStyle w:val="Strong"/>
+                <w:b w:val="0"/>
+                <w:bCs w:val="0"/>
+                <w:sz w:val="24"/>
+                <w:szCs w:val="24"/>
+              </w:rPr>
+              <w:t>bài</w:t>
+            </w:r>
+            <w:proofErr w:type="spellEnd"/>
+            <w:r>
+              <w:rPr>
+                <w:rStyle w:val="Strong"/>
+                <w:b w:val="0"/>
+                <w:bCs w:val="0"/>
+                <w:sz w:val="24"/>
+                <w:szCs w:val="24"/>
+              </w:rPr>
+              <w:t xml:space="preserve"> </w:t>
+            </w:r>
+            <w:proofErr w:type="spellStart"/>
+            <w:r>
+              <w:rPr>
+                <w:rStyle w:val="Strong"/>
+                <w:b w:val="0"/>
+                <w:bCs w:val="0"/>
+                <w:sz w:val="24"/>
+                <w:szCs w:val="24"/>
+              </w:rPr>
+              <w:t>tập</w:t>
+            </w:r>
+            <w:proofErr w:type="spellEnd"/>
             <w:r>
               <w:rPr>
                 <w:b/>
@@ -653,8 +2218,86 @@
                 <w:sz w:val="24"/>
                 <w:szCs w:val="24"/>
               </w:rPr>
-              <w:t>Quản lý lịch tập mẫu</w:t>
-            </w:r>
+              <w:t xml:space="preserve">Quản </w:t>
+            </w:r>
+            <w:proofErr w:type="spellStart"/>
+            <w:r>
+              <w:rPr>
+                <w:rStyle w:val="Strong"/>
+                <w:b w:val="0"/>
+                <w:bCs w:val="0"/>
+                <w:sz w:val="24"/>
+                <w:szCs w:val="24"/>
+              </w:rPr>
+              <w:t>lý</w:t>
+            </w:r>
+            <w:proofErr w:type="spellEnd"/>
+            <w:r>
+              <w:rPr>
+                <w:rStyle w:val="Strong"/>
+                <w:b w:val="0"/>
+                <w:bCs w:val="0"/>
+                <w:sz w:val="24"/>
+                <w:szCs w:val="24"/>
+              </w:rPr>
+              <w:t xml:space="preserve"> </w:t>
+            </w:r>
+            <w:proofErr w:type="spellStart"/>
+            <w:r>
+              <w:rPr>
+                <w:rStyle w:val="Strong"/>
+                <w:b w:val="0"/>
+                <w:bCs w:val="0"/>
+                <w:sz w:val="24"/>
+                <w:szCs w:val="24"/>
+              </w:rPr>
+              <w:t>lịch</w:t>
+            </w:r>
+            <w:proofErr w:type="spellEnd"/>
+            <w:r>
+              <w:rPr>
+                <w:rStyle w:val="Strong"/>
+                <w:b w:val="0"/>
+                <w:bCs w:val="0"/>
+                <w:sz w:val="24"/>
+                <w:szCs w:val="24"/>
+              </w:rPr>
+              <w:t xml:space="preserve"> </w:t>
+            </w:r>
+            <w:proofErr w:type="spellStart"/>
+            <w:r>
+              <w:rPr>
+                <w:rStyle w:val="Strong"/>
+                <w:b w:val="0"/>
+                <w:bCs w:val="0"/>
+                <w:sz w:val="24"/>
+                <w:szCs w:val="24"/>
+              </w:rPr>
+              <w:t>tập</w:t>
+            </w:r>
+            <w:proofErr w:type="spellEnd"/>
+            <w:r>
+              <w:rPr>
+                <w:rStyle w:val="Strong"/>
+                <w:b w:val="0"/>
+                <w:bCs w:val="0"/>
+                <w:sz w:val="24"/>
+                <w:szCs w:val="24"/>
+              </w:rPr>
+              <w:t xml:space="preserve"> </w:t>
+            </w:r>
+            <w:proofErr w:type="spellStart"/>
+            <w:r>
+              <w:rPr>
+                <w:rStyle w:val="Strong"/>
+                <w:b w:val="0"/>
+                <w:bCs w:val="0"/>
+                <w:sz w:val="24"/>
+                <w:szCs w:val="24"/>
+              </w:rPr>
+              <w:t>mẫu</w:t>
+            </w:r>
+            <w:proofErr w:type="spellEnd"/>
             <w:r>
               <w:rPr>
                 <w:b/>
@@ -695,17 +2338,91 @@
                 <w:szCs w:val="24"/>
               </w:rPr>
             </w:pPr>
-            <w:r>
-              <w:rPr>
-                <w:rStyle w:val="Strong"/>
-                <w:rFonts w:cs="Times New Roman"/>
-                <w:b w:val="0"/>
-                <w:bCs w:val="0"/>
-                <w:sz w:val="24"/>
-                <w:szCs w:val="24"/>
-              </w:rPr>
-              <w:t>Cấu hình hệ thống</w:t>
-            </w:r>
+            <w:proofErr w:type="spellStart"/>
+            <w:r>
+              <w:rPr>
+                <w:rStyle w:val="Strong"/>
+                <w:rFonts w:cs="Times New Roman"/>
+                <w:b w:val="0"/>
+                <w:bCs w:val="0"/>
+                <w:sz w:val="24"/>
+                <w:szCs w:val="24"/>
+              </w:rPr>
+              <w:t>Cấu</w:t>
+            </w:r>
+            <w:proofErr w:type="spellEnd"/>
+            <w:r>
+              <w:rPr>
+                <w:rStyle w:val="Strong"/>
+                <w:rFonts w:cs="Times New Roman"/>
+                <w:b w:val="0"/>
+                <w:bCs w:val="0"/>
+                <w:sz w:val="24"/>
+                <w:szCs w:val="24"/>
+              </w:rPr>
+              <w:t xml:space="preserve"> </w:t>
+            </w:r>
+            <w:proofErr w:type="spellStart"/>
+            <w:r>
+              <w:rPr>
+                <w:rStyle w:val="Strong"/>
+                <w:rFonts w:cs="Times New Roman"/>
+                <w:b w:val="0"/>
+                <w:bCs w:val="0"/>
+                <w:sz w:val="24"/>
+                <w:szCs w:val="24"/>
+              </w:rPr>
+              <w:t>hình</w:t>
+            </w:r>
+            <w:proofErr w:type="spellEnd"/>
+            <w:r>
+              <w:rPr>
+                <w:rStyle w:val="Strong"/>
+                <w:rFonts w:cs="Times New Roman"/>
+                <w:b w:val="0"/>
+                <w:bCs w:val="0"/>
+                <w:sz w:val="24"/>
+                <w:szCs w:val="24"/>
+              </w:rPr>
+              <w:t xml:space="preserve"> </w:t>
+            </w:r>
+            <w:proofErr w:type="spellStart"/>
+            <w:r>
+              <w:rPr>
+                <w:rStyle w:val="Strong"/>
+                <w:rFonts w:cs="Times New Roman"/>
+                <w:b w:val="0"/>
+                <w:bCs w:val="0"/>
+                <w:sz w:val="24"/>
+                <w:szCs w:val="24"/>
+              </w:rPr>
+              <w:t>hệ</w:t>
+            </w:r>
+            <w:proofErr w:type="spellEnd"/>
+            <w:r>
+              <w:rPr>
+                <w:rStyle w:val="Strong"/>
+                <w:rFonts w:cs="Times New Roman"/>
+                <w:b w:val="0"/>
+                <w:bCs w:val="0"/>
+                <w:sz w:val="24"/>
+                <w:szCs w:val="24"/>
+              </w:rPr>
+              <w:t xml:space="preserve"> </w:t>
+            </w:r>
+            <w:proofErr w:type="spellStart"/>
+            <w:r>
+              <w:rPr>
+                <w:rStyle w:val="Strong"/>
+                <w:rFonts w:cs="Times New Roman"/>
+                <w:b w:val="0"/>
+                <w:bCs w:val="0"/>
+                <w:sz w:val="24"/>
+                <w:szCs w:val="24"/>
+              </w:rPr>
+              <w:t>thống</w:t>
+            </w:r>
+            <w:proofErr w:type="spellEnd"/>
           </w:p>
         </w:tc>
       </w:tr>
@@ -780,211 +2497,1221 @@
           <w:b/>
           <w:bCs/>
         </w:rPr>
-        <w:t>UC01 — Đăng ký / Đăng nhập</w:t>
-      </w:r>
-    </w:p>
-    <w:p>
-      <w:r>
-        <w:t>Gộp các chức năng:</w:t>
-      </w:r>
-    </w:p>
-    <w:p>
-      <w:r>
-        <w:t>Đăng ký</w:t>
-      </w:r>
-    </w:p>
-    <w:p>
-      <w:r>
-        <w:t>Đăng nhập</w:t>
-      </w:r>
-    </w:p>
-    <w:p>
-      <w:r>
-        <w:t>Đăng xuất</w:t>
-      </w:r>
-    </w:p>
-    <w:p>
-      <w:r>
-        <w:t>Quên mật khẩu</w:t>
-      </w:r>
-    </w:p>
-    <w:p>
-      <w:r>
-        <w:t>Không cần tách thành 4 UC trên sơ đồ tổng quát.</w:t>
-      </w:r>
-    </w:p>
-    <w:p/>
-    <w:p>
-      <w:pPr>
-        <w:rPr>
-          <w:b/>
-          <w:bCs/>
-        </w:rPr>
-      </w:pPr>
-      <w:r>
-        <w:rPr>
-          <w:b/>
-          <w:bCs/>
-        </w:rPr>
-        <w:t>UC02 — Quản lý hồ sơ cá nhân</w:t>
-      </w:r>
-    </w:p>
-    <w:p>
-      <w:r>
-        <w:t>User quản lý các thông tin phục vụ việc tập luyện:</w:t>
-      </w:r>
-    </w:p>
-    <w:p>
-      <w:r>
-        <w:t xml:space="preserve">Thông tin cá nhân </w:t>
-      </w:r>
-    </w:p>
-    <w:p>
-      <w:r>
-        <w:t xml:space="preserve">Chiều cao, cân nặng </w:t>
-      </w:r>
-    </w:p>
-    <w:p>
+        <w:t xml:space="preserve">UC01 — </w:t>
+      </w:r>
+      <w:proofErr w:type="spellStart"/>
+      <w:r>
+        <w:rPr>
+          <w:b/>
+          <w:bCs/>
+        </w:rPr>
+        <w:t>Đăng</w:t>
+      </w:r>
+      <w:proofErr w:type="spellEnd"/>
+      <w:r>
+        <w:rPr>
+          <w:b/>
+          <w:bCs/>
+        </w:rPr>
+        <w:t xml:space="preserve"> </w:t>
+      </w:r>
+      <w:proofErr w:type="spellStart"/>
+      <w:r>
+        <w:rPr>
+          <w:b/>
+          <w:bCs/>
+        </w:rPr>
+        <w:t>ký</w:t>
+      </w:r>
+      <w:proofErr w:type="spellEnd"/>
+      <w:r>
+        <w:rPr>
+          <w:b/>
+          <w:bCs/>
+        </w:rPr>
+        <w:t xml:space="preserve"> / </w:t>
+      </w:r>
+      <w:proofErr w:type="spellStart"/>
+      <w:r>
+        <w:rPr>
+          <w:b/>
+          <w:bCs/>
+        </w:rPr>
+        <w:t>Đăng</w:t>
+      </w:r>
+      <w:proofErr w:type="spellEnd"/>
+      <w:r>
+        <w:rPr>
+          <w:b/>
+          <w:bCs/>
+        </w:rPr>
+        <w:t xml:space="preserve"> </w:t>
+      </w:r>
+      <w:proofErr w:type="spellStart"/>
+      <w:r>
+        <w:rPr>
+          <w:b/>
+          <w:bCs/>
+        </w:rPr>
+        <w:t>nhập</w:t>
+      </w:r>
+      <w:proofErr w:type="spellEnd"/>
+    </w:p>
+    <w:p>
+      <w:proofErr w:type="spellStart"/>
+      <w:r>
+        <w:t>Gộp</w:t>
+      </w:r>
+      <w:proofErr w:type="spellEnd"/>
+      <w:r>
+        <w:t xml:space="preserve"> </w:t>
+      </w:r>
+      <w:proofErr w:type="spellStart"/>
+      <w:r>
+        <w:t>các</w:t>
+      </w:r>
+      <w:proofErr w:type="spellEnd"/>
+      <w:r>
+        <w:t xml:space="preserve"> </w:t>
+      </w:r>
+      <w:proofErr w:type="spellStart"/>
+      <w:r>
+        <w:t>chức</w:t>
+      </w:r>
+      <w:proofErr w:type="spellEnd"/>
+      <w:r>
+        <w:t xml:space="preserve"> </w:t>
+      </w:r>
+      <w:proofErr w:type="spellStart"/>
+      <w:r>
+        <w:t>năng</w:t>
+      </w:r>
+      <w:proofErr w:type="spellEnd"/>
+      <w:r>
+        <w:t>:</w:t>
+      </w:r>
+    </w:p>
+    <w:p>
+      <w:proofErr w:type="spellStart"/>
+      <w:r>
+        <w:t>Đăng</w:t>
+      </w:r>
+      <w:proofErr w:type="spellEnd"/>
+      <w:r>
+        <w:t xml:space="preserve"> </w:t>
+      </w:r>
+      <w:proofErr w:type="spellStart"/>
+      <w:r>
+        <w:t>ký</w:t>
+      </w:r>
+      <w:proofErr w:type="spellEnd"/>
+    </w:p>
+    <w:p>
+      <w:proofErr w:type="spellStart"/>
+      <w:r>
+        <w:t>Đăng</w:t>
+      </w:r>
+      <w:proofErr w:type="spellEnd"/>
+      <w:r>
+        <w:t xml:space="preserve"> </w:t>
+      </w:r>
+      <w:proofErr w:type="spellStart"/>
+      <w:r>
+        <w:t>nhập</w:t>
+      </w:r>
+      <w:proofErr w:type="spellEnd"/>
+    </w:p>
+    <w:p>
+      <w:proofErr w:type="spellStart"/>
+      <w:r>
+        <w:t>Đăng</w:t>
+      </w:r>
+      <w:proofErr w:type="spellEnd"/>
+      <w:r>
+        <w:t xml:space="preserve"> </w:t>
+      </w:r>
+      <w:proofErr w:type="spellStart"/>
+      <w:r>
+        <w:t>xuất</w:t>
+      </w:r>
+      <w:proofErr w:type="spellEnd"/>
+    </w:p>
+    <w:p>
+      <w:proofErr w:type="spellStart"/>
+      <w:r>
+        <w:t>Quên</w:t>
+      </w:r>
+      <w:proofErr w:type="spellEnd"/>
+      <w:r>
+        <w:t xml:space="preserve"> </w:t>
+      </w:r>
+      <w:proofErr w:type="spellStart"/>
+      <w:r>
+        <w:t>mật</w:t>
+      </w:r>
+      <w:proofErr w:type="spellEnd"/>
+      <w:r>
+        <w:t xml:space="preserve"> </w:t>
+      </w:r>
+      <w:proofErr w:type="spellStart"/>
+      <w:r>
+        <w:t>khẩu</w:t>
+      </w:r>
+      <w:proofErr w:type="spellEnd"/>
+    </w:p>
+    <w:p>
+      <w:proofErr w:type="spellStart"/>
+      <w:r>
+        <w:t>Không</w:t>
+      </w:r>
+      <w:proofErr w:type="spellEnd"/>
+      <w:r>
+        <w:t xml:space="preserve"> </w:t>
+      </w:r>
+      <w:proofErr w:type="spellStart"/>
+      <w:r>
+        <w:t>cần</w:t>
+      </w:r>
+      <w:proofErr w:type="spellEnd"/>
+      <w:r>
+        <w:t xml:space="preserve"> </w:t>
+      </w:r>
+      <w:proofErr w:type="spellStart"/>
+      <w:r>
+        <w:t>tách</w:t>
+      </w:r>
+      <w:proofErr w:type="spellEnd"/>
+      <w:r>
+        <w:t xml:space="preserve"> </w:t>
+      </w:r>
+      <w:proofErr w:type="spellStart"/>
+      <w:r>
+        <w:t>thành</w:t>
+      </w:r>
+      <w:proofErr w:type="spellEnd"/>
+      <w:r>
+        <w:t xml:space="preserve"> 4 UC </w:t>
+      </w:r>
+      <w:proofErr w:type="spellStart"/>
+      <w:r>
+        <w:t>trên</w:t>
+      </w:r>
+      <w:proofErr w:type="spellEnd"/>
+      <w:r>
+        <w:t xml:space="preserve"> </w:t>
+      </w:r>
+      <w:proofErr w:type="spellStart"/>
+      <w:r>
+        <w:t>sơ</w:t>
+      </w:r>
+      <w:proofErr w:type="spellEnd"/>
+      <w:r>
+        <w:t xml:space="preserve"> </w:t>
+      </w:r>
+      <w:proofErr w:type="spellStart"/>
+      <w:r>
+        <w:t>đồ</w:t>
+      </w:r>
+      <w:proofErr w:type="spellEnd"/>
+      <w:r>
+        <w:t xml:space="preserve"> </w:t>
+      </w:r>
+      <w:proofErr w:type="spellStart"/>
+      <w:r>
+        <w:t>tổng</w:t>
+      </w:r>
+      <w:proofErr w:type="spellEnd"/>
+      <w:r>
+        <w:t xml:space="preserve"> </w:t>
+      </w:r>
+      <w:proofErr w:type="spellStart"/>
+      <w:r>
+        <w:t>quát</w:t>
+      </w:r>
+      <w:proofErr w:type="spellEnd"/>
+      <w:r>
+        <w:t>.</w:t>
+      </w:r>
+    </w:p>
+    <w:p/>
+    <w:p>
+      <w:pPr>
+        <w:rPr>
+          <w:b/>
+          <w:bCs/>
+        </w:rPr>
+      </w:pPr>
+      <w:r>
+        <w:rPr>
+          <w:b/>
+          <w:bCs/>
+        </w:rPr>
+        <w:t xml:space="preserve">UC02 — Quản </w:t>
+      </w:r>
+      <w:proofErr w:type="spellStart"/>
+      <w:r>
+        <w:rPr>
+          <w:b/>
+          <w:bCs/>
+        </w:rPr>
+        <w:t>lý</w:t>
+      </w:r>
+      <w:proofErr w:type="spellEnd"/>
+      <w:r>
+        <w:rPr>
+          <w:b/>
+          <w:bCs/>
+        </w:rPr>
+        <w:t xml:space="preserve"> </w:t>
+      </w:r>
+      <w:proofErr w:type="spellStart"/>
+      <w:r>
+        <w:rPr>
+          <w:b/>
+          <w:bCs/>
+        </w:rPr>
+        <w:t>hồ</w:t>
+      </w:r>
+      <w:proofErr w:type="spellEnd"/>
+      <w:r>
+        <w:rPr>
+          <w:b/>
+          <w:bCs/>
+        </w:rPr>
+        <w:t xml:space="preserve"> </w:t>
+      </w:r>
+      <w:proofErr w:type="spellStart"/>
+      <w:r>
+        <w:rPr>
+          <w:b/>
+          <w:bCs/>
+        </w:rPr>
+        <w:t>sơ</w:t>
+      </w:r>
+      <w:proofErr w:type="spellEnd"/>
+      <w:r>
+        <w:rPr>
+          <w:b/>
+          <w:bCs/>
+        </w:rPr>
+        <w:t xml:space="preserve"> </w:t>
+      </w:r>
+      <w:proofErr w:type="spellStart"/>
+      <w:r>
+        <w:rPr>
+          <w:b/>
+          <w:bCs/>
+        </w:rPr>
+        <w:t>cá</w:t>
+      </w:r>
+      <w:proofErr w:type="spellEnd"/>
+      <w:r>
+        <w:rPr>
+          <w:b/>
+          <w:bCs/>
+        </w:rPr>
+        <w:t xml:space="preserve"> </w:t>
+      </w:r>
+      <w:proofErr w:type="spellStart"/>
+      <w:r>
+        <w:rPr>
+          <w:b/>
+          <w:bCs/>
+        </w:rPr>
+        <w:t>nhân</w:t>
+      </w:r>
+      <w:proofErr w:type="spellEnd"/>
+    </w:p>
+    <w:p>
+      <w:r>
+        <w:t xml:space="preserve">User </w:t>
+      </w:r>
+      <w:proofErr w:type="spellStart"/>
+      <w:r>
+        <w:t>quản</w:t>
+      </w:r>
+      <w:proofErr w:type="spellEnd"/>
+      <w:r>
+        <w:t xml:space="preserve"> </w:t>
+      </w:r>
+      <w:proofErr w:type="spellStart"/>
+      <w:r>
+        <w:t>lý</w:t>
+      </w:r>
+      <w:proofErr w:type="spellEnd"/>
+      <w:r>
+        <w:t xml:space="preserve"> </w:t>
+      </w:r>
+      <w:proofErr w:type="spellStart"/>
+      <w:r>
+        <w:t>các</w:t>
+      </w:r>
+      <w:proofErr w:type="spellEnd"/>
+      <w:r>
+        <w:t xml:space="preserve"> </w:t>
+      </w:r>
+      <w:proofErr w:type="spellStart"/>
+      <w:r>
+        <w:t>thông</w:t>
+      </w:r>
+      <w:proofErr w:type="spellEnd"/>
+      <w:r>
+        <w:t xml:space="preserve"> tin </w:t>
+      </w:r>
+      <w:proofErr w:type="spellStart"/>
+      <w:r>
+        <w:t>phục</w:t>
+      </w:r>
+      <w:proofErr w:type="spellEnd"/>
+      <w:r>
+        <w:t xml:space="preserve"> </w:t>
+      </w:r>
+      <w:proofErr w:type="spellStart"/>
+      <w:r>
+        <w:t>vụ</w:t>
+      </w:r>
+      <w:proofErr w:type="spellEnd"/>
+      <w:r>
+        <w:t xml:space="preserve"> </w:t>
+      </w:r>
+      <w:proofErr w:type="spellStart"/>
+      <w:r>
+        <w:t>việc</w:t>
+      </w:r>
+      <w:proofErr w:type="spellEnd"/>
+      <w:r>
+        <w:t xml:space="preserve"> </w:t>
+      </w:r>
+      <w:proofErr w:type="spellStart"/>
+      <w:r>
+        <w:t>tập</w:t>
+      </w:r>
+      <w:proofErr w:type="spellEnd"/>
+      <w:r>
+        <w:t xml:space="preserve"> </w:t>
+      </w:r>
+      <w:proofErr w:type="spellStart"/>
+      <w:r>
+        <w:t>luyện</w:t>
+      </w:r>
+      <w:proofErr w:type="spellEnd"/>
+      <w:r>
+        <w:t>:</w:t>
+      </w:r>
+    </w:p>
+    <w:p>
+      <w:r>
+        <w:t xml:space="preserve">Thông tin </w:t>
+      </w:r>
+      <w:proofErr w:type="spellStart"/>
+      <w:r>
+        <w:t>cá</w:t>
+      </w:r>
+      <w:proofErr w:type="spellEnd"/>
+      <w:r>
+        <w:t xml:space="preserve"> </w:t>
+      </w:r>
+      <w:proofErr w:type="spellStart"/>
+      <w:r>
+        <w:t>nhân</w:t>
+      </w:r>
+      <w:proofErr w:type="spellEnd"/>
+      <w:r>
+        <w:t xml:space="preserve"> </w:t>
+      </w:r>
+    </w:p>
+    <w:p>
+      <w:proofErr w:type="spellStart"/>
+      <w:r>
+        <w:t>Chiều</w:t>
+      </w:r>
+      <w:proofErr w:type="spellEnd"/>
+      <w:r>
+        <w:t xml:space="preserve"> </w:t>
+      </w:r>
+      <w:proofErr w:type="spellStart"/>
+      <w:r>
+        <w:t>cao</w:t>
+      </w:r>
+      <w:proofErr w:type="spellEnd"/>
+      <w:r>
+        <w:t xml:space="preserve">, </w:t>
+      </w:r>
+      <w:proofErr w:type="spellStart"/>
+      <w:r>
+        <w:t>cân</w:t>
+      </w:r>
+      <w:proofErr w:type="spellEnd"/>
+      <w:r>
+        <w:t xml:space="preserve"> </w:t>
+      </w:r>
+      <w:proofErr w:type="spellStart"/>
+      <w:r>
+        <w:t>nặng</w:t>
+      </w:r>
+      <w:proofErr w:type="spellEnd"/>
+      <w:r>
+        <w:t xml:space="preserve"> </w:t>
+      </w:r>
+    </w:p>
+    <w:p>
+      <w:proofErr w:type="spellStart"/>
       <w:r>
         <w:lastRenderedPageBreak/>
-        <w:t xml:space="preserve">Trình độ tập luyện </w:t>
-      </w:r>
-    </w:p>
-    <w:p>
-      <w:r>
-        <w:t xml:space="preserve">Mục tiêu </w:t>
-      </w:r>
-    </w:p>
-    <w:p>
-      <w:r>
-        <w:t xml:space="preserve">Số buổi tập/tuần </w:t>
-      </w:r>
-    </w:p>
-    <w:p>
-      <w:r>
-        <w:t>Ví dụ:</w:t>
-      </w:r>
-    </w:p>
-    <w:p>
-      <w:r>
-        <w:t>Beginner → 3 buổi/tuần → Muscle Gain</w:t>
-      </w:r>
-    </w:p>
-    <w:p/>
-    <w:p>
-      <w:pPr>
-        <w:rPr>
-          <w:b/>
-          <w:bCs/>
-        </w:rPr>
-      </w:pPr>
-      <w:r>
-        <w:rPr>
-          <w:b/>
-          <w:bCs/>
-        </w:rPr>
-        <w:t>UC03 — Tra cứu bài tập</w:t>
-      </w:r>
-    </w:p>
-    <w:p>
-      <w:r>
-        <w:t>Gộp:</w:t>
-      </w:r>
-    </w:p>
-    <w:p>
-      <w:r>
-        <w:t>Xem danh sách bài tập</w:t>
-      </w:r>
-    </w:p>
-    <w:p>
-      <w:r>
-        <w:t>Tìm kiếm</w:t>
-      </w:r>
-    </w:p>
-    <w:p>
+        <w:t>Trình</w:t>
+      </w:r>
+      <w:proofErr w:type="spellEnd"/>
+      <w:r>
+        <w:t xml:space="preserve"> </w:t>
+      </w:r>
+      <w:proofErr w:type="spellStart"/>
+      <w:r>
+        <w:t>độ</w:t>
+      </w:r>
+      <w:proofErr w:type="spellEnd"/>
+      <w:r>
+        <w:t xml:space="preserve"> </w:t>
+      </w:r>
+      <w:proofErr w:type="spellStart"/>
+      <w:r>
+        <w:t>tập</w:t>
+      </w:r>
+      <w:proofErr w:type="spellEnd"/>
+      <w:r>
+        <w:t xml:space="preserve"> </w:t>
+      </w:r>
+      <w:proofErr w:type="spellStart"/>
+      <w:r>
+        <w:t>luyện</w:t>
+      </w:r>
+      <w:proofErr w:type="spellEnd"/>
+      <w:r>
+        <w:t xml:space="preserve"> </w:t>
+      </w:r>
+    </w:p>
+    <w:p>
+      <w:proofErr w:type="spellStart"/>
+      <w:r>
+        <w:t>Mục</w:t>
+      </w:r>
+      <w:proofErr w:type="spellEnd"/>
+      <w:r>
+        <w:t xml:space="preserve"> </w:t>
+      </w:r>
+      <w:proofErr w:type="spellStart"/>
+      <w:r>
+        <w:t>tiêu</w:t>
+      </w:r>
+      <w:proofErr w:type="spellEnd"/>
+      <w:r>
+        <w:t xml:space="preserve"> </w:t>
+      </w:r>
+    </w:p>
+    <w:p>
+      <w:proofErr w:type="spellStart"/>
+      <w:r>
+        <w:t>Số</w:t>
+      </w:r>
+      <w:proofErr w:type="spellEnd"/>
+      <w:r>
+        <w:t xml:space="preserve"> </w:t>
+      </w:r>
+      <w:proofErr w:type="spellStart"/>
+      <w:r>
+        <w:t>buổi</w:t>
+      </w:r>
+      <w:proofErr w:type="spellEnd"/>
+      <w:r>
+        <w:t xml:space="preserve"> </w:t>
+      </w:r>
+      <w:proofErr w:type="spellStart"/>
+      <w:r>
+        <w:t>tập</w:t>
+      </w:r>
+      <w:proofErr w:type="spellEnd"/>
+      <w:r>
+        <w:t>/</w:t>
+      </w:r>
+      <w:proofErr w:type="spellStart"/>
+      <w:r>
+        <w:t>tuần</w:t>
+      </w:r>
+      <w:proofErr w:type="spellEnd"/>
+      <w:r>
+        <w:t xml:space="preserve"> </w:t>
+      </w:r>
+    </w:p>
+    <w:p>
+      <w:proofErr w:type="spellStart"/>
+      <w:r>
+        <w:t>Ví</w:t>
+      </w:r>
+      <w:proofErr w:type="spellEnd"/>
+      <w:r>
+        <w:t xml:space="preserve"> </w:t>
+      </w:r>
+      <w:proofErr w:type="spellStart"/>
+      <w:r>
+        <w:t>dụ</w:t>
+      </w:r>
+      <w:proofErr w:type="spellEnd"/>
+      <w:r>
+        <w:t>:</w:t>
+      </w:r>
+    </w:p>
+    <w:p>
+      <w:r>
+        <w:t xml:space="preserve">Beginner → 3 </w:t>
+      </w:r>
+      <w:proofErr w:type="spellStart"/>
+      <w:r>
+        <w:t>buổi</w:t>
+      </w:r>
+      <w:proofErr w:type="spellEnd"/>
+      <w:r>
+        <w:t>/</w:t>
+      </w:r>
+      <w:proofErr w:type="spellStart"/>
+      <w:r>
+        <w:t>tuần</w:t>
+      </w:r>
+      <w:proofErr w:type="spellEnd"/>
+      <w:r>
+        <w:t xml:space="preserve"> → Muscle Gain</w:t>
+      </w:r>
+    </w:p>
+    <w:p/>
+    <w:p>
+      <w:pPr>
+        <w:rPr>
+          <w:b/>
+          <w:bCs/>
+        </w:rPr>
+      </w:pPr>
+      <w:r>
+        <w:rPr>
+          <w:b/>
+          <w:bCs/>
+        </w:rPr>
+        <w:t xml:space="preserve">UC03 — Tra </w:t>
+      </w:r>
+      <w:proofErr w:type="spellStart"/>
+      <w:r>
+        <w:rPr>
+          <w:b/>
+          <w:bCs/>
+        </w:rPr>
+        <w:t>cứu</w:t>
+      </w:r>
+      <w:proofErr w:type="spellEnd"/>
+      <w:r>
+        <w:rPr>
+          <w:b/>
+          <w:bCs/>
+        </w:rPr>
+        <w:t xml:space="preserve"> </w:t>
+      </w:r>
+      <w:proofErr w:type="spellStart"/>
+      <w:r>
+        <w:rPr>
+          <w:b/>
+          <w:bCs/>
+        </w:rPr>
+        <w:t>bài</w:t>
+      </w:r>
+      <w:proofErr w:type="spellEnd"/>
+      <w:r>
+        <w:rPr>
+          <w:b/>
+          <w:bCs/>
+        </w:rPr>
+        <w:t xml:space="preserve"> </w:t>
+      </w:r>
+      <w:proofErr w:type="spellStart"/>
+      <w:r>
+        <w:rPr>
+          <w:b/>
+          <w:bCs/>
+        </w:rPr>
+        <w:t>tập</w:t>
+      </w:r>
+      <w:proofErr w:type="spellEnd"/>
+    </w:p>
+    <w:p>
+      <w:proofErr w:type="spellStart"/>
+      <w:r>
+        <w:t>Gộp</w:t>
+      </w:r>
+      <w:proofErr w:type="spellEnd"/>
+      <w:r>
+        <w:t>:</w:t>
+      </w:r>
+    </w:p>
+    <w:p>
+      <w:r>
+        <w:t xml:space="preserve">Xem </w:t>
+      </w:r>
+      <w:proofErr w:type="spellStart"/>
+      <w:r>
+        <w:t>danh</w:t>
+      </w:r>
+      <w:proofErr w:type="spellEnd"/>
+      <w:r>
+        <w:t xml:space="preserve"> </w:t>
+      </w:r>
+      <w:proofErr w:type="spellStart"/>
+      <w:r>
+        <w:t>sách</w:t>
+      </w:r>
+      <w:proofErr w:type="spellEnd"/>
+      <w:r>
+        <w:t xml:space="preserve"> </w:t>
+      </w:r>
+      <w:proofErr w:type="spellStart"/>
+      <w:r>
+        <w:t>bài</w:t>
+      </w:r>
+      <w:proofErr w:type="spellEnd"/>
+      <w:r>
+        <w:t xml:space="preserve"> </w:t>
+      </w:r>
+      <w:proofErr w:type="spellStart"/>
+      <w:r>
+        <w:t>tập</w:t>
+      </w:r>
+      <w:proofErr w:type="spellEnd"/>
+    </w:p>
+    <w:p>
+      <w:proofErr w:type="spellStart"/>
+      <w:r>
+        <w:t>Tìm</w:t>
+      </w:r>
+      <w:proofErr w:type="spellEnd"/>
+      <w:r>
+        <w:t xml:space="preserve"> </w:t>
+      </w:r>
+      <w:proofErr w:type="spellStart"/>
+      <w:r>
+        <w:t>kiếm</w:t>
+      </w:r>
+      <w:proofErr w:type="spellEnd"/>
+    </w:p>
+    <w:p>
+      <w:proofErr w:type="spellStart"/>
       <w:r>
         <w:t>Lọc</w:t>
       </w:r>
-    </w:p>
-    <w:p>
-      <w:r>
-        <w:t>Xem chi tiết</w:t>
-      </w:r>
-    </w:p>
-    <w:p>
-      <w:r>
-        <w:t>Ví dụ:</w:t>
-      </w:r>
-    </w:p>
-    <w:p>
-      <w:r>
-        <w:t>User tìm "Chest" → xem các bài tập ngực → chọn Bench Press → xem hướng dẫn.</w:t>
-      </w:r>
-    </w:p>
-    <w:p/>
-    <w:p>
-      <w:pPr>
-        <w:rPr>
-          <w:b/>
-          <w:bCs/>
-        </w:rPr>
-      </w:pPr>
-      <w:r>
-        <w:rPr>
-          <w:b/>
-          <w:bCs/>
-        </w:rPr>
-        <w:t>UC04 — Quản lý lịch tập cá nhân</w:t>
-      </w:r>
-    </w:p>
-    <w:p>
-      <w:r>
-        <w:t>Đây là UC lớn, bao gồm:</w:t>
-      </w:r>
-    </w:p>
-    <w:p>
-      <w:r>
-        <w:t>Tạo lịch tập</w:t>
-      </w:r>
-    </w:p>
-    <w:p>
-      <w:r>
-        <w:t>Chỉnh sửa lịch tập</w:t>
-      </w:r>
-    </w:p>
-    <w:p>
-      <w:r>
-        <w:t>Xóa lịch tập</w:t>
-      </w:r>
-    </w:p>
-    <w:p>
-      <w:r>
-        <w:t>Thêm bài tập</w:t>
-      </w:r>
-    </w:p>
-    <w:p>
-      <w:r>
-        <w:t>Xóa bài tập</w:t>
-      </w:r>
-    </w:p>
-    <w:p>
-      <w:r>
-        <w:t>Sắp xếp bài tập</w:t>
-      </w:r>
-    </w:p>
-    <w:p>
-      <w:r>
-        <w:t>Cấu hình sets/reps/rest</w:t>
-      </w:r>
-    </w:p>
-    <w:p>
-      <w:r>
-        <w:t>Ví dụ:</w:t>
-      </w:r>
-    </w:p>
-    <w:p>
-      <w:r>
-        <w:t>User tạo "Push Pull Legs" và tự thêm các bài tập vào từng ngày.</w:t>
+      <w:proofErr w:type="spellEnd"/>
+    </w:p>
+    <w:p>
+      <w:r>
+        <w:t xml:space="preserve">Xem chi </w:t>
+      </w:r>
+      <w:proofErr w:type="spellStart"/>
+      <w:r>
+        <w:t>tiết</w:t>
+      </w:r>
+      <w:proofErr w:type="spellEnd"/>
+    </w:p>
+    <w:p>
+      <w:proofErr w:type="spellStart"/>
+      <w:r>
+        <w:t>Ví</w:t>
+      </w:r>
+      <w:proofErr w:type="spellEnd"/>
+      <w:r>
+        <w:t xml:space="preserve"> </w:t>
+      </w:r>
+      <w:proofErr w:type="spellStart"/>
+      <w:r>
+        <w:t>dụ</w:t>
+      </w:r>
+      <w:proofErr w:type="spellEnd"/>
+      <w:r>
+        <w:t>:</w:t>
+      </w:r>
+    </w:p>
+    <w:p>
+      <w:r>
+        <w:t xml:space="preserve">User </w:t>
+      </w:r>
+      <w:proofErr w:type="spellStart"/>
+      <w:r>
+        <w:t>tìm</w:t>
+      </w:r>
+      <w:proofErr w:type="spellEnd"/>
+      <w:r>
+        <w:t xml:space="preserve"> "Chest" → </w:t>
+      </w:r>
+      <w:proofErr w:type="spellStart"/>
+      <w:r>
+        <w:t>xem</w:t>
+      </w:r>
+      <w:proofErr w:type="spellEnd"/>
+      <w:r>
+        <w:t xml:space="preserve"> </w:t>
+      </w:r>
+      <w:proofErr w:type="spellStart"/>
+      <w:r>
+        <w:t>các</w:t>
+      </w:r>
+      <w:proofErr w:type="spellEnd"/>
+      <w:r>
+        <w:t xml:space="preserve"> </w:t>
+      </w:r>
+      <w:proofErr w:type="spellStart"/>
+      <w:r>
+        <w:t>bài</w:t>
+      </w:r>
+      <w:proofErr w:type="spellEnd"/>
+      <w:r>
+        <w:t xml:space="preserve"> </w:t>
+      </w:r>
+      <w:proofErr w:type="spellStart"/>
+      <w:r>
+        <w:t>tập</w:t>
+      </w:r>
+      <w:proofErr w:type="spellEnd"/>
+      <w:r>
+        <w:t xml:space="preserve"> </w:t>
+      </w:r>
+      <w:proofErr w:type="spellStart"/>
+      <w:r>
+        <w:t>ngực</w:t>
+      </w:r>
+      <w:proofErr w:type="spellEnd"/>
+      <w:r>
+        <w:t xml:space="preserve"> → </w:t>
+      </w:r>
+      <w:proofErr w:type="spellStart"/>
+      <w:r>
+        <w:t>chọn</w:t>
+      </w:r>
+      <w:proofErr w:type="spellEnd"/>
+      <w:r>
+        <w:t xml:space="preserve"> Bench Press → </w:t>
+      </w:r>
+      <w:proofErr w:type="spellStart"/>
+      <w:r>
+        <w:t>xem</w:t>
+      </w:r>
+      <w:proofErr w:type="spellEnd"/>
+      <w:r>
+        <w:t xml:space="preserve"> </w:t>
+      </w:r>
+      <w:proofErr w:type="spellStart"/>
+      <w:r>
+        <w:t>hướng</w:t>
+      </w:r>
+      <w:proofErr w:type="spellEnd"/>
+      <w:r>
+        <w:t xml:space="preserve"> </w:t>
+      </w:r>
+      <w:proofErr w:type="spellStart"/>
+      <w:r>
+        <w:t>dẫn</w:t>
+      </w:r>
+      <w:proofErr w:type="spellEnd"/>
+      <w:r>
+        <w:t>.</w:t>
+      </w:r>
+    </w:p>
+    <w:p/>
+    <w:p>
+      <w:pPr>
+        <w:rPr>
+          <w:b/>
+          <w:bCs/>
+        </w:rPr>
+      </w:pPr>
+      <w:r>
+        <w:rPr>
+          <w:b/>
+          <w:bCs/>
+        </w:rPr>
+        <w:t xml:space="preserve">UC04 — Quản </w:t>
+      </w:r>
+      <w:proofErr w:type="spellStart"/>
+      <w:r>
+        <w:rPr>
+          <w:b/>
+          <w:bCs/>
+        </w:rPr>
+        <w:t>lý</w:t>
+      </w:r>
+      <w:proofErr w:type="spellEnd"/>
+      <w:r>
+        <w:rPr>
+          <w:b/>
+          <w:bCs/>
+        </w:rPr>
+        <w:t xml:space="preserve"> </w:t>
+      </w:r>
+      <w:proofErr w:type="spellStart"/>
+      <w:r>
+        <w:rPr>
+          <w:b/>
+          <w:bCs/>
+        </w:rPr>
+        <w:t>lịch</w:t>
+      </w:r>
+      <w:proofErr w:type="spellEnd"/>
+      <w:r>
+        <w:rPr>
+          <w:b/>
+          <w:bCs/>
+        </w:rPr>
+        <w:t xml:space="preserve"> </w:t>
+      </w:r>
+      <w:proofErr w:type="spellStart"/>
+      <w:r>
+        <w:rPr>
+          <w:b/>
+          <w:bCs/>
+        </w:rPr>
+        <w:t>tập</w:t>
+      </w:r>
+      <w:proofErr w:type="spellEnd"/>
+      <w:r>
+        <w:rPr>
+          <w:b/>
+          <w:bCs/>
+        </w:rPr>
+        <w:t xml:space="preserve"> </w:t>
+      </w:r>
+      <w:proofErr w:type="spellStart"/>
+      <w:r>
+        <w:rPr>
+          <w:b/>
+          <w:bCs/>
+        </w:rPr>
+        <w:t>cá</w:t>
+      </w:r>
+      <w:proofErr w:type="spellEnd"/>
+      <w:r>
+        <w:rPr>
+          <w:b/>
+          <w:bCs/>
+        </w:rPr>
+        <w:t xml:space="preserve"> </w:t>
+      </w:r>
+      <w:proofErr w:type="spellStart"/>
+      <w:r>
+        <w:rPr>
+          <w:b/>
+          <w:bCs/>
+        </w:rPr>
+        <w:t>nhân</w:t>
+      </w:r>
+      <w:proofErr w:type="spellEnd"/>
+    </w:p>
+    <w:p>
+      <w:proofErr w:type="spellStart"/>
+      <w:r>
+        <w:t>Đây</w:t>
+      </w:r>
+      <w:proofErr w:type="spellEnd"/>
+      <w:r>
+        <w:t xml:space="preserve"> </w:t>
+      </w:r>
+      <w:proofErr w:type="spellStart"/>
+      <w:r>
+        <w:t>là</w:t>
+      </w:r>
+      <w:proofErr w:type="spellEnd"/>
+      <w:r>
+        <w:t xml:space="preserve"> UC </w:t>
+      </w:r>
+      <w:proofErr w:type="spellStart"/>
+      <w:r>
+        <w:t>lớn</w:t>
+      </w:r>
+      <w:proofErr w:type="spellEnd"/>
+      <w:r>
+        <w:t xml:space="preserve">, bao </w:t>
+      </w:r>
+      <w:proofErr w:type="spellStart"/>
+      <w:r>
+        <w:t>gồm</w:t>
+      </w:r>
+      <w:proofErr w:type="spellEnd"/>
+      <w:r>
+        <w:t>:</w:t>
+      </w:r>
+    </w:p>
+    <w:p>
+      <w:proofErr w:type="spellStart"/>
+      <w:r>
+        <w:t>Tạo</w:t>
+      </w:r>
+      <w:proofErr w:type="spellEnd"/>
+      <w:r>
+        <w:t xml:space="preserve"> </w:t>
+      </w:r>
+      <w:proofErr w:type="spellStart"/>
+      <w:r>
+        <w:t>lịch</w:t>
+      </w:r>
+      <w:proofErr w:type="spellEnd"/>
+      <w:r>
+        <w:t xml:space="preserve"> </w:t>
+      </w:r>
+      <w:proofErr w:type="spellStart"/>
+      <w:r>
+        <w:t>tập</w:t>
+      </w:r>
+      <w:proofErr w:type="spellEnd"/>
+    </w:p>
+    <w:p>
+      <w:proofErr w:type="spellStart"/>
+      <w:r>
+        <w:t>Chỉnh</w:t>
+      </w:r>
+      <w:proofErr w:type="spellEnd"/>
+      <w:r>
+        <w:t xml:space="preserve"> </w:t>
+      </w:r>
+      <w:proofErr w:type="spellStart"/>
+      <w:r>
+        <w:t>sửa</w:t>
+      </w:r>
+      <w:proofErr w:type="spellEnd"/>
+      <w:r>
+        <w:t xml:space="preserve"> </w:t>
+      </w:r>
+      <w:proofErr w:type="spellStart"/>
+      <w:r>
+        <w:t>lịch</w:t>
+      </w:r>
+      <w:proofErr w:type="spellEnd"/>
+      <w:r>
+        <w:t xml:space="preserve"> </w:t>
+      </w:r>
+      <w:proofErr w:type="spellStart"/>
+      <w:r>
+        <w:t>tập</w:t>
+      </w:r>
+      <w:proofErr w:type="spellEnd"/>
+    </w:p>
+    <w:p>
+      <w:proofErr w:type="spellStart"/>
+      <w:r>
+        <w:t>Xóa</w:t>
+      </w:r>
+      <w:proofErr w:type="spellEnd"/>
+      <w:r>
+        <w:t xml:space="preserve"> </w:t>
+      </w:r>
+      <w:proofErr w:type="spellStart"/>
+      <w:r>
+        <w:t>lịch</w:t>
+      </w:r>
+      <w:proofErr w:type="spellEnd"/>
+      <w:r>
+        <w:t xml:space="preserve"> </w:t>
+      </w:r>
+      <w:proofErr w:type="spellStart"/>
+      <w:r>
+        <w:t>tập</w:t>
+      </w:r>
+      <w:proofErr w:type="spellEnd"/>
+    </w:p>
+    <w:p>
+      <w:proofErr w:type="spellStart"/>
+      <w:r>
+        <w:t>Thêm</w:t>
+      </w:r>
+      <w:proofErr w:type="spellEnd"/>
+      <w:r>
+        <w:t xml:space="preserve"> </w:t>
+      </w:r>
+      <w:proofErr w:type="spellStart"/>
+      <w:r>
+        <w:t>bài</w:t>
+      </w:r>
+      <w:proofErr w:type="spellEnd"/>
+      <w:r>
+        <w:t xml:space="preserve"> </w:t>
+      </w:r>
+      <w:proofErr w:type="spellStart"/>
+      <w:r>
+        <w:t>tập</w:t>
+      </w:r>
+      <w:proofErr w:type="spellEnd"/>
+    </w:p>
+    <w:p>
+      <w:proofErr w:type="spellStart"/>
+      <w:r>
+        <w:t>Xóa</w:t>
+      </w:r>
+      <w:proofErr w:type="spellEnd"/>
+      <w:r>
+        <w:t xml:space="preserve"> </w:t>
+      </w:r>
+      <w:proofErr w:type="spellStart"/>
+      <w:r>
+        <w:t>bài</w:t>
+      </w:r>
+      <w:proofErr w:type="spellEnd"/>
+      <w:r>
+        <w:t xml:space="preserve"> </w:t>
+      </w:r>
+      <w:proofErr w:type="spellStart"/>
+      <w:r>
+        <w:t>tập</w:t>
+      </w:r>
+      <w:proofErr w:type="spellEnd"/>
+    </w:p>
+    <w:p>
+      <w:proofErr w:type="spellStart"/>
+      <w:r>
+        <w:t>Sắp</w:t>
+      </w:r>
+      <w:proofErr w:type="spellEnd"/>
+      <w:r>
+        <w:t xml:space="preserve"> </w:t>
+      </w:r>
+      <w:proofErr w:type="spellStart"/>
+      <w:r>
+        <w:t>xếp</w:t>
+      </w:r>
+      <w:proofErr w:type="spellEnd"/>
+      <w:r>
+        <w:t xml:space="preserve"> </w:t>
+      </w:r>
+      <w:proofErr w:type="spellStart"/>
+      <w:r>
+        <w:t>bài</w:t>
+      </w:r>
+      <w:proofErr w:type="spellEnd"/>
+      <w:r>
+        <w:t xml:space="preserve"> </w:t>
+      </w:r>
+      <w:proofErr w:type="spellStart"/>
+      <w:r>
+        <w:t>tập</w:t>
+      </w:r>
+      <w:proofErr w:type="spellEnd"/>
+    </w:p>
+    <w:p>
+      <w:proofErr w:type="spellStart"/>
+      <w:r>
+        <w:t>Cấu</w:t>
+      </w:r>
+      <w:proofErr w:type="spellEnd"/>
+      <w:r>
+        <w:t xml:space="preserve"> </w:t>
+      </w:r>
+      <w:proofErr w:type="spellStart"/>
+      <w:r>
+        <w:t>hình</w:t>
+      </w:r>
+      <w:proofErr w:type="spellEnd"/>
+      <w:r>
+        <w:t xml:space="preserve"> sets/reps/rest</w:t>
+      </w:r>
+    </w:p>
+    <w:p>
+      <w:proofErr w:type="spellStart"/>
+      <w:r>
+        <w:t>Ví</w:t>
+      </w:r>
+      <w:proofErr w:type="spellEnd"/>
+      <w:r>
+        <w:t xml:space="preserve"> </w:t>
+      </w:r>
+      <w:proofErr w:type="spellStart"/>
+      <w:r>
+        <w:t>dụ</w:t>
+      </w:r>
+      <w:proofErr w:type="spellEnd"/>
+      <w:r>
+        <w:t>:</w:t>
+      </w:r>
+    </w:p>
+    <w:p>
+      <w:r>
+        <w:t xml:space="preserve">User </w:t>
+      </w:r>
+      <w:proofErr w:type="spellStart"/>
+      <w:r>
+        <w:t>tạo</w:t>
+      </w:r>
+      <w:proofErr w:type="spellEnd"/>
+      <w:r>
+        <w:t xml:space="preserve"> "Push Pull Legs" </w:t>
+      </w:r>
+      <w:proofErr w:type="spellStart"/>
+      <w:r>
+        <w:t>và</w:t>
+      </w:r>
+      <w:proofErr w:type="spellEnd"/>
+      <w:r>
+        <w:t xml:space="preserve"> </w:t>
+      </w:r>
+      <w:proofErr w:type="spellStart"/>
+      <w:r>
+        <w:t>tự</w:t>
+      </w:r>
+      <w:proofErr w:type="spellEnd"/>
+      <w:r>
+        <w:t xml:space="preserve"> </w:t>
+      </w:r>
+      <w:proofErr w:type="spellStart"/>
+      <w:r>
+        <w:t>thêm</w:t>
+      </w:r>
+      <w:proofErr w:type="spellEnd"/>
+      <w:r>
+        <w:t xml:space="preserve"> </w:t>
+      </w:r>
+      <w:proofErr w:type="spellStart"/>
+      <w:r>
+        <w:t>các</w:t>
+      </w:r>
+      <w:proofErr w:type="spellEnd"/>
+      <w:r>
+        <w:t xml:space="preserve"> </w:t>
+      </w:r>
+      <w:proofErr w:type="spellStart"/>
+      <w:r>
+        <w:t>bài</w:t>
+      </w:r>
+      <w:proofErr w:type="spellEnd"/>
+      <w:r>
+        <w:t xml:space="preserve"> </w:t>
+      </w:r>
+      <w:proofErr w:type="spellStart"/>
+      <w:r>
+        <w:t>tập</w:t>
+      </w:r>
+      <w:proofErr w:type="spellEnd"/>
+      <w:r>
+        <w:t xml:space="preserve"> </w:t>
+      </w:r>
+      <w:proofErr w:type="spellStart"/>
+      <w:r>
+        <w:t>vào</w:t>
+      </w:r>
+      <w:proofErr w:type="spellEnd"/>
+      <w:r>
+        <w:t xml:space="preserve"> </w:t>
+      </w:r>
+      <w:proofErr w:type="spellStart"/>
+      <w:r>
+        <w:t>từng</w:t>
+      </w:r>
+      <w:proofErr w:type="spellEnd"/>
+      <w:r>
+        <w:t xml:space="preserve"> </w:t>
+      </w:r>
+      <w:proofErr w:type="spellStart"/>
+      <w:r>
+        <w:t>ngày</w:t>
+      </w:r>
+      <w:proofErr w:type="spellEnd"/>
+      <w:r>
+        <w:t>.</w:t>
       </w:r>
     </w:p>
     <w:p/>
@@ -1001,37 +3728,172 @@
           <w:bCs/>
         </w:rPr>
         <w:lastRenderedPageBreak/>
-        <w:t>UC05 — Tham gia lịch tập mẫu</w:t>
-      </w:r>
-    </w:p>
-    <w:p>
-      <w:r>
-        <w:t>User có thể:</w:t>
-      </w:r>
-    </w:p>
-    <w:p>
-      <w:r>
-        <w:t>Xem lịch mẫu</w:t>
-      </w:r>
-    </w:p>
-    <w:p>
-      <w:r>
-        <w:t>Xem chi tiết</w:t>
-      </w:r>
-    </w:p>
-    <w:p>
-      <w:r>
-        <w:t>Chọn lịch</w:t>
-      </w:r>
-    </w:p>
-    <w:p>
-      <w:r>
-        <w:t>Lưu vào tài khoản</w:t>
-      </w:r>
-    </w:p>
-    <w:p>
-      <w:r>
-        <w:t>Ví dụ:</w:t>
+        <w:t xml:space="preserve">UC05 — Tham </w:t>
+      </w:r>
+      <w:proofErr w:type="spellStart"/>
+      <w:r>
+        <w:rPr>
+          <w:b/>
+          <w:bCs/>
+        </w:rPr>
+        <w:t>gia</w:t>
+      </w:r>
+      <w:proofErr w:type="spellEnd"/>
+      <w:r>
+        <w:rPr>
+          <w:b/>
+          <w:bCs/>
+        </w:rPr>
+        <w:t xml:space="preserve"> </w:t>
+      </w:r>
+      <w:proofErr w:type="spellStart"/>
+      <w:r>
+        <w:rPr>
+          <w:b/>
+          <w:bCs/>
+        </w:rPr>
+        <w:t>lịch</w:t>
+      </w:r>
+      <w:proofErr w:type="spellEnd"/>
+      <w:r>
+        <w:rPr>
+          <w:b/>
+          <w:bCs/>
+        </w:rPr>
+        <w:t xml:space="preserve"> </w:t>
+      </w:r>
+      <w:proofErr w:type="spellStart"/>
+      <w:r>
+        <w:rPr>
+          <w:b/>
+          <w:bCs/>
+        </w:rPr>
+        <w:t>tập</w:t>
+      </w:r>
+      <w:proofErr w:type="spellEnd"/>
+      <w:r>
+        <w:rPr>
+          <w:b/>
+          <w:bCs/>
+        </w:rPr>
+        <w:t xml:space="preserve"> </w:t>
+      </w:r>
+      <w:proofErr w:type="spellStart"/>
+      <w:r>
+        <w:rPr>
+          <w:b/>
+          <w:bCs/>
+        </w:rPr>
+        <w:t>mẫu</w:t>
+      </w:r>
+      <w:proofErr w:type="spellEnd"/>
+    </w:p>
+    <w:p>
+      <w:r>
+        <w:t xml:space="preserve">User </w:t>
+      </w:r>
+      <w:proofErr w:type="spellStart"/>
+      <w:r>
+        <w:t>có</w:t>
+      </w:r>
+      <w:proofErr w:type="spellEnd"/>
+      <w:r>
+        <w:t xml:space="preserve"> </w:t>
+      </w:r>
+      <w:proofErr w:type="spellStart"/>
+      <w:r>
+        <w:t>thể</w:t>
+      </w:r>
+      <w:proofErr w:type="spellEnd"/>
+      <w:r>
+        <w:t>:</w:t>
+      </w:r>
+    </w:p>
+    <w:p>
+      <w:r>
+        <w:t xml:space="preserve">Xem </w:t>
+      </w:r>
+      <w:proofErr w:type="spellStart"/>
+      <w:r>
+        <w:t>lịch</w:t>
+      </w:r>
+      <w:proofErr w:type="spellEnd"/>
+      <w:r>
+        <w:t xml:space="preserve"> </w:t>
+      </w:r>
+      <w:proofErr w:type="spellStart"/>
+      <w:r>
+        <w:t>mẫu</w:t>
+      </w:r>
+      <w:proofErr w:type="spellEnd"/>
+    </w:p>
+    <w:p>
+      <w:r>
+        <w:t xml:space="preserve">Xem chi </w:t>
+      </w:r>
+      <w:proofErr w:type="spellStart"/>
+      <w:r>
+        <w:t>tiết</w:t>
+      </w:r>
+      <w:proofErr w:type="spellEnd"/>
+    </w:p>
+    <w:p>
+      <w:proofErr w:type="spellStart"/>
+      <w:r>
+        <w:t>Chọn</w:t>
+      </w:r>
+      <w:proofErr w:type="spellEnd"/>
+      <w:r>
+        <w:t xml:space="preserve"> </w:t>
+      </w:r>
+      <w:proofErr w:type="spellStart"/>
+      <w:r>
+        <w:t>lịch</w:t>
+      </w:r>
+      <w:proofErr w:type="spellEnd"/>
+    </w:p>
+    <w:p>
+      <w:r>
+        <w:t xml:space="preserve">Lưu </w:t>
+      </w:r>
+      <w:proofErr w:type="spellStart"/>
+      <w:r>
+        <w:t>vào</w:t>
+      </w:r>
+      <w:proofErr w:type="spellEnd"/>
+      <w:r>
+        <w:t xml:space="preserve"> </w:t>
+      </w:r>
+      <w:proofErr w:type="spellStart"/>
+      <w:r>
+        <w:t>tài</w:t>
+      </w:r>
+      <w:proofErr w:type="spellEnd"/>
+      <w:r>
+        <w:t xml:space="preserve"> </w:t>
+      </w:r>
+      <w:proofErr w:type="spellStart"/>
+      <w:r>
+        <w:t>khoản</w:t>
+      </w:r>
+      <w:proofErr w:type="spellEnd"/>
+    </w:p>
+    <w:p>
+      <w:proofErr w:type="spellStart"/>
+      <w:r>
+        <w:t>Ví</w:t>
+      </w:r>
+      <w:proofErr w:type="spellEnd"/>
+      <w:r>
+        <w:t xml:space="preserve"> </w:t>
+      </w:r>
+      <w:proofErr w:type="spellStart"/>
+      <w:r>
+        <w:t>dụ</w:t>
+      </w:r>
+      <w:proofErr w:type="spellEnd"/>
+      <w:r>
+        <w:t>:</w:t>
       </w:r>
     </w:p>
     <w:p>
@@ -1041,15 +3903,73 @@
     </w:p>
     <w:p>
       <w:r>
-        <w:t xml:space="preserve">→ User chọn </w:t>
-      </w:r>
-      <w:r>
-        <w:rPr>
-          <w:b/>
-          <w:bCs/>
-        </w:rPr>
-        <w:t>Sử dụng lịch này</w:t>
-      </w:r>
+        <w:t xml:space="preserve">→ User </w:t>
+      </w:r>
+      <w:proofErr w:type="spellStart"/>
+      <w:r>
+        <w:t>chọn</w:t>
+      </w:r>
+      <w:proofErr w:type="spellEnd"/>
+      <w:r>
+        <w:t xml:space="preserve"> </w:t>
+      </w:r>
+      <w:proofErr w:type="spellStart"/>
+      <w:r>
+        <w:rPr>
+          <w:b/>
+          <w:bCs/>
+        </w:rPr>
+        <w:t>Sử</w:t>
+      </w:r>
+      <w:proofErr w:type="spellEnd"/>
+      <w:r>
+        <w:rPr>
+          <w:b/>
+          <w:bCs/>
+        </w:rPr>
+        <w:t xml:space="preserve"> </w:t>
+      </w:r>
+      <w:proofErr w:type="spellStart"/>
+      <w:r>
+        <w:rPr>
+          <w:b/>
+          <w:bCs/>
+        </w:rPr>
+        <w:t>dụng</w:t>
+      </w:r>
+      <w:proofErr w:type="spellEnd"/>
+      <w:r>
+        <w:rPr>
+          <w:b/>
+          <w:bCs/>
+        </w:rPr>
+        <w:t xml:space="preserve"> </w:t>
+      </w:r>
+      <w:proofErr w:type="spellStart"/>
+      <w:r>
+        <w:rPr>
+          <w:b/>
+          <w:bCs/>
+        </w:rPr>
+        <w:t>lịch</w:t>
+      </w:r>
+      <w:proofErr w:type="spellEnd"/>
+      <w:r>
+        <w:rPr>
+          <w:b/>
+          <w:bCs/>
+        </w:rPr>
+        <w:t xml:space="preserve"> </w:t>
+      </w:r>
+      <w:proofErr w:type="spellStart"/>
+      <w:r>
+        <w:rPr>
+          <w:b/>
+          <w:bCs/>
+        </w:rPr>
+        <w:t>này</w:t>
+      </w:r>
+      <w:proofErr w:type="spellEnd"/>
       <w:r>
         <w:t>.</w:t>
       </w:r>
@@ -1067,19 +3987,153 @@
           <w:b/>
           <w:bCs/>
         </w:rPr>
-        <w:t>UC06 — Thực hiện buổi tập</w:t>
-      </w:r>
-    </w:p>
-    <w:p>
-      <w:r>
-        <w:t xml:space="preserve">Đây là </w:t>
-      </w:r>
-      <w:r>
-        <w:rPr>
-          <w:b/>
-          <w:bCs/>
-        </w:rPr>
-        <w:t>UC quan trọng nhất của app</w:t>
+        <w:t xml:space="preserve">UC06 — </w:t>
+      </w:r>
+      <w:proofErr w:type="spellStart"/>
+      <w:r>
+        <w:rPr>
+          <w:b/>
+          <w:bCs/>
+        </w:rPr>
+        <w:t>Thực</w:t>
+      </w:r>
+      <w:proofErr w:type="spellEnd"/>
+      <w:r>
+        <w:rPr>
+          <w:b/>
+          <w:bCs/>
+        </w:rPr>
+        <w:t xml:space="preserve"> </w:t>
+      </w:r>
+      <w:proofErr w:type="spellStart"/>
+      <w:r>
+        <w:rPr>
+          <w:b/>
+          <w:bCs/>
+        </w:rPr>
+        <w:t>hiện</w:t>
+      </w:r>
+      <w:proofErr w:type="spellEnd"/>
+      <w:r>
+        <w:rPr>
+          <w:b/>
+          <w:bCs/>
+        </w:rPr>
+        <w:t xml:space="preserve"> </w:t>
+      </w:r>
+      <w:proofErr w:type="spellStart"/>
+      <w:r>
+        <w:rPr>
+          <w:b/>
+          <w:bCs/>
+        </w:rPr>
+        <w:t>buổi</w:t>
+      </w:r>
+      <w:proofErr w:type="spellEnd"/>
+      <w:r>
+        <w:rPr>
+          <w:b/>
+          <w:bCs/>
+        </w:rPr>
+        <w:t xml:space="preserve"> </w:t>
+      </w:r>
+      <w:proofErr w:type="spellStart"/>
+      <w:r>
+        <w:rPr>
+          <w:b/>
+          <w:bCs/>
+        </w:rPr>
+        <w:t>tập</w:t>
+      </w:r>
+      <w:proofErr w:type="spellEnd"/>
+    </w:p>
+    <w:p>
+      <w:proofErr w:type="spellStart"/>
+      <w:r>
+        <w:t>Đây</w:t>
+      </w:r>
+      <w:proofErr w:type="spellEnd"/>
+      <w:r>
+        <w:t xml:space="preserve"> </w:t>
+      </w:r>
+      <w:proofErr w:type="spellStart"/>
+      <w:r>
+        <w:t>là</w:t>
+      </w:r>
+      <w:proofErr w:type="spellEnd"/>
+      <w:r>
+        <w:t xml:space="preserve"> </w:t>
+      </w:r>
+      <w:r>
+        <w:rPr>
+          <w:b/>
+          <w:bCs/>
+        </w:rPr>
+        <w:t xml:space="preserve">UC </w:t>
+      </w:r>
+      <w:proofErr w:type="spellStart"/>
+      <w:r>
+        <w:rPr>
+          <w:b/>
+          <w:bCs/>
+        </w:rPr>
+        <w:t>quan</w:t>
+      </w:r>
+      <w:proofErr w:type="spellEnd"/>
+      <w:r>
+        <w:rPr>
+          <w:b/>
+          <w:bCs/>
+        </w:rPr>
+        <w:t xml:space="preserve"> </w:t>
+      </w:r>
+      <w:proofErr w:type="spellStart"/>
+      <w:r>
+        <w:rPr>
+          <w:b/>
+          <w:bCs/>
+        </w:rPr>
+        <w:t>trọng</w:t>
+      </w:r>
+      <w:proofErr w:type="spellEnd"/>
+      <w:r>
+        <w:rPr>
+          <w:b/>
+          <w:bCs/>
+        </w:rPr>
+        <w:t xml:space="preserve"> </w:t>
+      </w:r>
+      <w:proofErr w:type="spellStart"/>
+      <w:r>
+        <w:rPr>
+          <w:b/>
+          <w:bCs/>
+        </w:rPr>
+        <w:t>nhất</w:t>
+      </w:r>
+      <w:proofErr w:type="spellEnd"/>
+      <w:r>
+        <w:rPr>
+          <w:b/>
+          <w:bCs/>
+        </w:rPr>
+        <w:t xml:space="preserve"> </w:t>
+      </w:r>
+      <w:proofErr w:type="spellStart"/>
+      <w:r>
+        <w:rPr>
+          <w:b/>
+          <w:bCs/>
+        </w:rPr>
+        <w:t>của</w:t>
+      </w:r>
+      <w:proofErr w:type="spellEnd"/>
+      <w:r>
+        <w:rPr>
+          <w:b/>
+          <w:bCs/>
+        </w:rPr>
+        <w:t xml:space="preserve"> app</w:t>
       </w:r>
       <w:r>
         <w:t>.</w:t>
@@ -1087,59 +4141,423 @@
     </w:p>
     <w:p>
       <w:r>
-        <w:t>Bao gồm:</w:t>
-      </w:r>
-    </w:p>
-    <w:p>
-      <w:r>
-        <w:t>Xem bài tập trong buổi</w:t>
-      </w:r>
-    </w:p>
-    <w:p>
-      <w:r>
-        <w:t>Bắt đầu buổi tập</w:t>
-      </w:r>
-    </w:p>
-    <w:p>
-      <w:r>
-        <w:t>Ghi nhận sets/reps/weight</w:t>
-      </w:r>
-    </w:p>
-    <w:p>
-      <w:r>
-        <w:t>Nghỉ giữa các set</w:t>
-      </w:r>
-    </w:p>
-    <w:p>
-      <w:r>
-        <w:t>Hoàn thành bài tập</w:t>
-      </w:r>
-    </w:p>
-    <w:p>
-      <w:r>
-        <w:t>Kết thúc buổi tập</w:t>
-      </w:r>
-    </w:p>
-    <w:p>
-      <w:r>
-        <w:t>Bạn không cần đưa từng cái thành UC riêng.</w:t>
-      </w:r>
-    </w:p>
-    <w:p>
-      <w:r>
-        <w:t>Có thể hiểu:</w:t>
-      </w:r>
-    </w:p>
-    <w:p>
-      <w:r>
-        <w:rPr>
-          <w:b/>
-          <w:bCs/>
-        </w:rPr>
-        <w:t>Thực hiện buổi tập</w:t>
-      </w:r>
-      <w:r>
-        <w:t xml:space="preserve"> = toàn bộ quá trình từ khi User bấm "Start Workout" đến khi hoàn thành.</w:t>
+        <w:t xml:space="preserve">Bao </w:t>
+      </w:r>
+      <w:proofErr w:type="spellStart"/>
+      <w:r>
+        <w:t>gồm</w:t>
+      </w:r>
+      <w:proofErr w:type="spellEnd"/>
+      <w:r>
+        <w:t>:</w:t>
+      </w:r>
+    </w:p>
+    <w:p>
+      <w:r>
+        <w:t xml:space="preserve">Xem </w:t>
+      </w:r>
+      <w:proofErr w:type="spellStart"/>
+      <w:r>
+        <w:t>bài</w:t>
+      </w:r>
+      <w:proofErr w:type="spellEnd"/>
+      <w:r>
+        <w:t xml:space="preserve"> </w:t>
+      </w:r>
+      <w:proofErr w:type="spellStart"/>
+      <w:r>
+        <w:t>tập</w:t>
+      </w:r>
+      <w:proofErr w:type="spellEnd"/>
+      <w:r>
+        <w:t xml:space="preserve"> </w:t>
+      </w:r>
+      <w:proofErr w:type="spellStart"/>
+      <w:r>
+        <w:t>trong</w:t>
+      </w:r>
+      <w:proofErr w:type="spellEnd"/>
+      <w:r>
+        <w:t xml:space="preserve"> </w:t>
+      </w:r>
+      <w:proofErr w:type="spellStart"/>
+      <w:r>
+        <w:t>buổi</w:t>
+      </w:r>
+      <w:proofErr w:type="spellEnd"/>
+    </w:p>
+    <w:p>
+      <w:proofErr w:type="spellStart"/>
+      <w:r>
+        <w:t>Bắt</w:t>
+      </w:r>
+      <w:proofErr w:type="spellEnd"/>
+      <w:r>
+        <w:t xml:space="preserve"> </w:t>
+      </w:r>
+      <w:proofErr w:type="spellStart"/>
+      <w:r>
+        <w:t>đầu</w:t>
+      </w:r>
+      <w:proofErr w:type="spellEnd"/>
+      <w:r>
+        <w:t xml:space="preserve"> </w:t>
+      </w:r>
+      <w:proofErr w:type="spellStart"/>
+      <w:r>
+        <w:t>buổi</w:t>
+      </w:r>
+      <w:proofErr w:type="spellEnd"/>
+      <w:r>
+        <w:t xml:space="preserve"> </w:t>
+      </w:r>
+      <w:proofErr w:type="spellStart"/>
+      <w:r>
+        <w:t>tập</w:t>
+      </w:r>
+      <w:proofErr w:type="spellEnd"/>
+    </w:p>
+    <w:p>
+      <w:proofErr w:type="spellStart"/>
+      <w:r>
+        <w:t>Ghi</w:t>
+      </w:r>
+      <w:proofErr w:type="spellEnd"/>
+      <w:r>
+        <w:t xml:space="preserve"> </w:t>
+      </w:r>
+      <w:proofErr w:type="spellStart"/>
+      <w:r>
+        <w:t>nhận</w:t>
+      </w:r>
+      <w:proofErr w:type="spellEnd"/>
+      <w:r>
+        <w:t xml:space="preserve"> sets/reps/weight</w:t>
+      </w:r>
+    </w:p>
+    <w:p>
+      <w:proofErr w:type="spellStart"/>
+      <w:r>
+        <w:t>Nghỉ</w:t>
+      </w:r>
+      <w:proofErr w:type="spellEnd"/>
+      <w:r>
+        <w:t xml:space="preserve"> </w:t>
+      </w:r>
+      <w:proofErr w:type="spellStart"/>
+      <w:r>
+        <w:t>giữa</w:t>
+      </w:r>
+      <w:proofErr w:type="spellEnd"/>
+      <w:r>
+        <w:t xml:space="preserve"> </w:t>
+      </w:r>
+      <w:proofErr w:type="spellStart"/>
+      <w:r>
+        <w:t>các</w:t>
+      </w:r>
+      <w:proofErr w:type="spellEnd"/>
+      <w:r>
+        <w:t xml:space="preserve"> set</w:t>
+      </w:r>
+    </w:p>
+    <w:p>
+      <w:r>
+        <w:t xml:space="preserve">Hoàn </w:t>
+      </w:r>
+      <w:proofErr w:type="spellStart"/>
+      <w:r>
+        <w:t>thành</w:t>
+      </w:r>
+      <w:proofErr w:type="spellEnd"/>
+      <w:r>
+        <w:t xml:space="preserve"> </w:t>
+      </w:r>
+      <w:proofErr w:type="spellStart"/>
+      <w:r>
+        <w:t>bài</w:t>
+      </w:r>
+      <w:proofErr w:type="spellEnd"/>
+      <w:r>
+        <w:t xml:space="preserve"> </w:t>
+      </w:r>
+      <w:proofErr w:type="spellStart"/>
+      <w:r>
+        <w:t>tập</w:t>
+      </w:r>
+      <w:proofErr w:type="spellEnd"/>
+    </w:p>
+    <w:p>
+      <w:proofErr w:type="spellStart"/>
+      <w:r>
+        <w:t>Kết</w:t>
+      </w:r>
+      <w:proofErr w:type="spellEnd"/>
+      <w:r>
+        <w:t xml:space="preserve"> </w:t>
+      </w:r>
+      <w:proofErr w:type="spellStart"/>
+      <w:r>
+        <w:t>thúc</w:t>
+      </w:r>
+      <w:proofErr w:type="spellEnd"/>
+      <w:r>
+        <w:t xml:space="preserve"> </w:t>
+      </w:r>
+      <w:proofErr w:type="spellStart"/>
+      <w:r>
+        <w:t>buổi</w:t>
+      </w:r>
+      <w:proofErr w:type="spellEnd"/>
+      <w:r>
+        <w:t xml:space="preserve"> </w:t>
+      </w:r>
+      <w:proofErr w:type="spellStart"/>
+      <w:r>
+        <w:t>tập</w:t>
+      </w:r>
+      <w:proofErr w:type="spellEnd"/>
+    </w:p>
+    <w:p>
+      <w:proofErr w:type="spellStart"/>
+      <w:r>
+        <w:t>Bạn</w:t>
+      </w:r>
+      <w:proofErr w:type="spellEnd"/>
+      <w:r>
+        <w:t xml:space="preserve"> </w:t>
+      </w:r>
+      <w:proofErr w:type="spellStart"/>
+      <w:r>
+        <w:t>không</w:t>
+      </w:r>
+      <w:proofErr w:type="spellEnd"/>
+      <w:r>
+        <w:t xml:space="preserve"> </w:t>
+      </w:r>
+      <w:proofErr w:type="spellStart"/>
+      <w:r>
+        <w:t>cần</w:t>
+      </w:r>
+      <w:proofErr w:type="spellEnd"/>
+      <w:r>
+        <w:t xml:space="preserve"> </w:t>
+      </w:r>
+      <w:proofErr w:type="spellStart"/>
+      <w:r>
+        <w:t>đưa</w:t>
+      </w:r>
+      <w:proofErr w:type="spellEnd"/>
+      <w:r>
+        <w:t xml:space="preserve"> </w:t>
+      </w:r>
+      <w:proofErr w:type="spellStart"/>
+      <w:r>
+        <w:t>từng</w:t>
+      </w:r>
+      <w:proofErr w:type="spellEnd"/>
+      <w:r>
+        <w:t xml:space="preserve"> </w:t>
+      </w:r>
+      <w:proofErr w:type="spellStart"/>
+      <w:r>
+        <w:t>cái</w:t>
+      </w:r>
+      <w:proofErr w:type="spellEnd"/>
+      <w:r>
+        <w:t xml:space="preserve"> </w:t>
+      </w:r>
+      <w:proofErr w:type="spellStart"/>
+      <w:r>
+        <w:t>thành</w:t>
+      </w:r>
+      <w:proofErr w:type="spellEnd"/>
+      <w:r>
+        <w:t xml:space="preserve"> UC </w:t>
+      </w:r>
+      <w:proofErr w:type="spellStart"/>
+      <w:r>
+        <w:t>riêng</w:t>
+      </w:r>
+      <w:proofErr w:type="spellEnd"/>
+      <w:r>
+        <w:t>.</w:t>
+      </w:r>
+    </w:p>
+    <w:p>
+      <w:proofErr w:type="spellStart"/>
+      <w:r>
+        <w:t>Có</w:t>
+      </w:r>
+      <w:proofErr w:type="spellEnd"/>
+      <w:r>
+        <w:t xml:space="preserve"> </w:t>
+      </w:r>
+      <w:proofErr w:type="spellStart"/>
+      <w:r>
+        <w:t>thể</w:t>
+      </w:r>
+      <w:proofErr w:type="spellEnd"/>
+      <w:r>
+        <w:t xml:space="preserve"> </w:t>
+      </w:r>
+      <w:proofErr w:type="spellStart"/>
+      <w:r>
+        <w:t>hiểu</w:t>
+      </w:r>
+      <w:proofErr w:type="spellEnd"/>
+      <w:r>
+        <w:t>:</w:t>
+      </w:r>
+    </w:p>
+    <w:p>
+      <w:proofErr w:type="spellStart"/>
+      <w:r>
+        <w:rPr>
+          <w:b/>
+          <w:bCs/>
+        </w:rPr>
+        <w:t>Thực</w:t>
+      </w:r>
+      <w:proofErr w:type="spellEnd"/>
+      <w:r>
+        <w:rPr>
+          <w:b/>
+          <w:bCs/>
+        </w:rPr>
+        <w:t xml:space="preserve"> </w:t>
+      </w:r>
+      <w:proofErr w:type="spellStart"/>
+      <w:r>
+        <w:rPr>
+          <w:b/>
+          <w:bCs/>
+        </w:rPr>
+        <w:t>hiện</w:t>
+      </w:r>
+      <w:proofErr w:type="spellEnd"/>
+      <w:r>
+        <w:rPr>
+          <w:b/>
+          <w:bCs/>
+        </w:rPr>
+        <w:t xml:space="preserve"> </w:t>
+      </w:r>
+      <w:proofErr w:type="spellStart"/>
+      <w:r>
+        <w:rPr>
+          <w:b/>
+          <w:bCs/>
+        </w:rPr>
+        <w:t>buổi</w:t>
+      </w:r>
+      <w:proofErr w:type="spellEnd"/>
+      <w:r>
+        <w:rPr>
+          <w:b/>
+          <w:bCs/>
+        </w:rPr>
+        <w:t xml:space="preserve"> </w:t>
+      </w:r>
+      <w:proofErr w:type="spellStart"/>
+      <w:r>
+        <w:rPr>
+          <w:b/>
+          <w:bCs/>
+        </w:rPr>
+        <w:t>tập</w:t>
+      </w:r>
+      <w:proofErr w:type="spellEnd"/>
+      <w:r>
+        <w:t xml:space="preserve"> = </w:t>
+      </w:r>
+      <w:proofErr w:type="spellStart"/>
+      <w:r>
+        <w:t>toàn</w:t>
+      </w:r>
+      <w:proofErr w:type="spellEnd"/>
+      <w:r>
+        <w:t xml:space="preserve"> </w:t>
+      </w:r>
+      <w:proofErr w:type="spellStart"/>
+      <w:r>
+        <w:t>bộ</w:t>
+      </w:r>
+      <w:proofErr w:type="spellEnd"/>
+      <w:r>
+        <w:t xml:space="preserve"> </w:t>
+      </w:r>
+      <w:proofErr w:type="spellStart"/>
+      <w:r>
+        <w:t>quá</w:t>
+      </w:r>
+      <w:proofErr w:type="spellEnd"/>
+      <w:r>
+        <w:t xml:space="preserve"> </w:t>
+      </w:r>
+      <w:proofErr w:type="spellStart"/>
+      <w:r>
+        <w:t>trình</w:t>
+      </w:r>
+      <w:proofErr w:type="spellEnd"/>
+      <w:r>
+        <w:t xml:space="preserve"> </w:t>
+      </w:r>
+      <w:proofErr w:type="spellStart"/>
+      <w:r>
+        <w:t>từ</w:t>
+      </w:r>
+      <w:proofErr w:type="spellEnd"/>
+      <w:r>
+        <w:t xml:space="preserve"> </w:t>
+      </w:r>
+      <w:proofErr w:type="spellStart"/>
+      <w:r>
+        <w:t>khi</w:t>
+      </w:r>
+      <w:proofErr w:type="spellEnd"/>
+      <w:r>
+        <w:t xml:space="preserve"> User </w:t>
+      </w:r>
+      <w:proofErr w:type="spellStart"/>
+      <w:r>
+        <w:t>bấm</w:t>
+      </w:r>
+      <w:proofErr w:type="spellEnd"/>
+      <w:r>
+        <w:t xml:space="preserve"> "Start Workout" </w:t>
+      </w:r>
+      <w:proofErr w:type="spellStart"/>
+      <w:r>
+        <w:t>đến</w:t>
+      </w:r>
+      <w:proofErr w:type="spellEnd"/>
+      <w:r>
+        <w:t xml:space="preserve"> </w:t>
+      </w:r>
+      <w:proofErr w:type="spellStart"/>
+      <w:r>
+        <w:t>khi</w:t>
+      </w:r>
+      <w:proofErr w:type="spellEnd"/>
+      <w:r>
+        <w:t xml:space="preserve"> </w:t>
+      </w:r>
+      <w:proofErr w:type="spellStart"/>
+      <w:r>
+        <w:t>hoàn</w:t>
+      </w:r>
+      <w:proofErr w:type="spellEnd"/>
+      <w:r>
+        <w:t xml:space="preserve"> </w:t>
+      </w:r>
+      <w:proofErr w:type="spellStart"/>
+      <w:r>
+        <w:t>thành</w:t>
+      </w:r>
+      <w:proofErr w:type="spellEnd"/>
+      <w:r>
+        <w:t>.</w:t>
       </w:r>
     </w:p>
     <w:p/>
@@ -1164,13 +4582,63 @@
         </w:rPr>
         <w:t xml:space="preserve"> Xem </w:t>
       </w:r>
-      <w:r>
-        <w:rPr>
-          <w:b/>
-          <w:bCs/>
-        </w:rPr>
-        <w:t>lịch sử tập luyện</w:t>
-      </w:r>
+      <w:proofErr w:type="spellStart"/>
+      <w:r>
+        <w:rPr>
+          <w:b/>
+          <w:bCs/>
+        </w:rPr>
+        <w:t>lịch</w:t>
+      </w:r>
+      <w:proofErr w:type="spellEnd"/>
+      <w:r>
+        <w:rPr>
+          <w:b/>
+          <w:bCs/>
+        </w:rPr>
+        <w:t xml:space="preserve"> </w:t>
+      </w:r>
+      <w:proofErr w:type="spellStart"/>
+      <w:r>
+        <w:rPr>
+          <w:b/>
+          <w:bCs/>
+        </w:rPr>
+        <w:t>sử</w:t>
+      </w:r>
+      <w:proofErr w:type="spellEnd"/>
+      <w:r>
+        <w:rPr>
+          <w:b/>
+          <w:bCs/>
+        </w:rPr>
+        <w:t xml:space="preserve"> </w:t>
+      </w:r>
+      <w:proofErr w:type="spellStart"/>
+      <w:r>
+        <w:rPr>
+          <w:b/>
+          <w:bCs/>
+        </w:rPr>
+        <w:t>tập</w:t>
+      </w:r>
+      <w:proofErr w:type="spellEnd"/>
+      <w:r>
+        <w:rPr>
+          <w:b/>
+          <w:bCs/>
+        </w:rPr>
+        <w:t xml:space="preserve"> </w:t>
+      </w:r>
+      <w:proofErr w:type="spellStart"/>
+      <w:r>
+        <w:rPr>
+          <w:b/>
+          <w:bCs/>
+        </w:rPr>
+        <w:t>luyện</w:t>
+      </w:r>
+      <w:proofErr w:type="spellEnd"/>
     </w:p>
     <w:p>
       <w:r>
@@ -1179,23 +4647,143 @@
     </w:p>
     <w:p>
       <w:r>
-        <w:t xml:space="preserve">Xem các buổi đã tập </w:t>
+        <w:t xml:space="preserve">Xem </w:t>
+      </w:r>
+      <w:proofErr w:type="spellStart"/>
+      <w:r>
+        <w:t>các</w:t>
+      </w:r>
+      <w:proofErr w:type="spellEnd"/>
+      <w:r>
+        <w:t xml:space="preserve"> </w:t>
+      </w:r>
+      <w:proofErr w:type="spellStart"/>
+      <w:r>
+        <w:t>buổi</w:t>
+      </w:r>
+      <w:proofErr w:type="spellEnd"/>
+      <w:r>
+        <w:t xml:space="preserve"> </w:t>
+      </w:r>
+      <w:proofErr w:type="spellStart"/>
+      <w:r>
+        <w:t>đã</w:t>
+      </w:r>
+      <w:proofErr w:type="spellEnd"/>
+      <w:r>
+        <w:t xml:space="preserve"> </w:t>
+      </w:r>
+      <w:proofErr w:type="spellStart"/>
+      <w:r>
+        <w:t>tập</w:t>
+      </w:r>
+      <w:proofErr w:type="spellEnd"/>
+      <w:r>
+        <w:t xml:space="preserve"> </w:t>
       </w:r>
     </w:p>
     <w:p>
       <w:r>
         <w:lastRenderedPageBreak/>
-        <w:t xml:space="preserve">Xem chi tiết buổi tập </w:t>
-      </w:r>
-    </w:p>
-    <w:p>
-      <w:r>
-        <w:t xml:space="preserve">Xem kết quả từng bài tập </w:t>
-      </w:r>
-    </w:p>
-    <w:p>
-      <w:r>
-        <w:t xml:space="preserve">Xem thời gian tập </w:t>
+        <w:t xml:space="preserve">Xem chi </w:t>
+      </w:r>
+      <w:proofErr w:type="spellStart"/>
+      <w:r>
+        <w:t>tiết</w:t>
+      </w:r>
+      <w:proofErr w:type="spellEnd"/>
+      <w:r>
+        <w:t xml:space="preserve"> </w:t>
+      </w:r>
+      <w:proofErr w:type="spellStart"/>
+      <w:r>
+        <w:t>buổi</w:t>
+      </w:r>
+      <w:proofErr w:type="spellEnd"/>
+      <w:r>
+        <w:t xml:space="preserve"> </w:t>
+      </w:r>
+      <w:proofErr w:type="spellStart"/>
+      <w:r>
+        <w:t>tập</w:t>
+      </w:r>
+      <w:proofErr w:type="spellEnd"/>
+      <w:r>
+        <w:t xml:space="preserve"> </w:t>
+      </w:r>
+    </w:p>
+    <w:p>
+      <w:r>
+        <w:t xml:space="preserve">Xem </w:t>
+      </w:r>
+      <w:proofErr w:type="spellStart"/>
+      <w:r>
+        <w:t>kết</w:t>
+      </w:r>
+      <w:proofErr w:type="spellEnd"/>
+      <w:r>
+        <w:t xml:space="preserve"> </w:t>
+      </w:r>
+      <w:proofErr w:type="spellStart"/>
+      <w:r>
+        <w:t>quả</w:t>
+      </w:r>
+      <w:proofErr w:type="spellEnd"/>
+      <w:r>
+        <w:t xml:space="preserve"> </w:t>
+      </w:r>
+      <w:proofErr w:type="spellStart"/>
+      <w:r>
+        <w:t>từng</w:t>
+      </w:r>
+      <w:proofErr w:type="spellEnd"/>
+      <w:r>
+        <w:t xml:space="preserve"> </w:t>
+      </w:r>
+      <w:proofErr w:type="spellStart"/>
+      <w:r>
+        <w:t>bài</w:t>
+      </w:r>
+      <w:proofErr w:type="spellEnd"/>
+      <w:r>
+        <w:t xml:space="preserve"> </w:t>
+      </w:r>
+      <w:proofErr w:type="spellStart"/>
+      <w:r>
+        <w:t>tập</w:t>
+      </w:r>
+      <w:proofErr w:type="spellEnd"/>
+      <w:r>
+        <w:t xml:space="preserve"> </w:t>
+      </w:r>
+    </w:p>
+    <w:p>
+      <w:r>
+        <w:t xml:space="preserve">Xem </w:t>
+      </w:r>
+      <w:proofErr w:type="spellStart"/>
+      <w:r>
+        <w:t>thời</w:t>
+      </w:r>
+      <w:proofErr w:type="spellEnd"/>
+      <w:r>
+        <w:t xml:space="preserve"> </w:t>
+      </w:r>
+      <w:proofErr w:type="spellStart"/>
+      <w:r>
+        <w:t>gian</w:t>
+      </w:r>
+      <w:proofErr w:type="spellEnd"/>
+      <w:r>
+        <w:t xml:space="preserve"> </w:t>
+      </w:r>
+      <w:proofErr w:type="spellStart"/>
+      <w:r>
+        <w:t>tập</w:t>
+      </w:r>
+      <w:proofErr w:type="spellEnd"/>
+      <w:r>
+        <w:t xml:space="preserve"> </w:t>
       </w:r>
     </w:p>
     <w:p>
@@ -1216,12 +4804,90 @@
           <w:b/>
           <w:bCs/>
         </w:rPr>
-        <w:t>UC08 — Theo dõi tiến độ tập luyện</w:t>
-      </w:r>
-    </w:p>
-    <w:p>
-      <w:r>
-        <w:t>Gộp:</w:t>
+        <w:t xml:space="preserve">UC08 — Theo </w:t>
+      </w:r>
+      <w:proofErr w:type="spellStart"/>
+      <w:r>
+        <w:rPr>
+          <w:b/>
+          <w:bCs/>
+        </w:rPr>
+        <w:t>dõi</w:t>
+      </w:r>
+      <w:proofErr w:type="spellEnd"/>
+      <w:r>
+        <w:rPr>
+          <w:b/>
+          <w:bCs/>
+        </w:rPr>
+        <w:t xml:space="preserve"> </w:t>
+      </w:r>
+      <w:proofErr w:type="spellStart"/>
+      <w:r>
+        <w:rPr>
+          <w:b/>
+          <w:bCs/>
+        </w:rPr>
+        <w:t>tiến</w:t>
+      </w:r>
+      <w:proofErr w:type="spellEnd"/>
+      <w:r>
+        <w:rPr>
+          <w:b/>
+          <w:bCs/>
+        </w:rPr>
+        <w:t xml:space="preserve"> </w:t>
+      </w:r>
+      <w:proofErr w:type="spellStart"/>
+      <w:r>
+        <w:rPr>
+          <w:b/>
+          <w:bCs/>
+        </w:rPr>
+        <w:t>độ</w:t>
+      </w:r>
+      <w:proofErr w:type="spellEnd"/>
+      <w:r>
+        <w:rPr>
+          <w:b/>
+          <w:bCs/>
+        </w:rPr>
+        <w:t xml:space="preserve"> </w:t>
+      </w:r>
+      <w:proofErr w:type="spellStart"/>
+      <w:r>
+        <w:rPr>
+          <w:b/>
+          <w:bCs/>
+        </w:rPr>
+        <w:t>tập</w:t>
+      </w:r>
+      <w:proofErr w:type="spellEnd"/>
+      <w:r>
+        <w:rPr>
+          <w:b/>
+          <w:bCs/>
+        </w:rPr>
+        <w:t xml:space="preserve"> </w:t>
+      </w:r>
+      <w:proofErr w:type="spellStart"/>
+      <w:r>
+        <w:rPr>
+          <w:b/>
+          <w:bCs/>
+        </w:rPr>
+        <w:t>luyện</w:t>
+      </w:r>
+      <w:proofErr w:type="spellEnd"/>
+    </w:p>
+    <w:p>
+      <w:proofErr w:type="spellStart"/>
+      <w:r>
+        <w:t>Gộp</w:t>
+      </w:r>
+      <w:proofErr w:type="spellEnd"/>
+      <w:r>
+        <w:t>:</w:t>
       </w:r>
     </w:p>
     <w:p>
@@ -1250,8 +4916,21 @@
       </w:r>
     </w:p>
     <w:p>
-      <w:r>
-        <w:t>Ví dụ:</w:t>
+      <w:proofErr w:type="spellStart"/>
+      <w:r>
+        <w:t>Ví</w:t>
+      </w:r>
+      <w:proofErr w:type="spellEnd"/>
+      <w:r>
+        <w:t xml:space="preserve"> </w:t>
+      </w:r>
+      <w:proofErr w:type="spellStart"/>
+      <w:r>
+        <w:t>dụ</w:t>
+      </w:r>
+      <w:proofErr w:type="spellEnd"/>
+      <w:r>
+        <w:t>:</w:t>
       </w:r>
     </w:p>
     <w:p>
@@ -1272,23 +4951,80 @@
           <w:b/>
           <w:bCs/>
         </w:rPr>
-        <w:t>3. Phần Admin</w:t>
-      </w:r>
-    </w:p>
-    <w:p>
-      <w:pPr>
-        <w:rPr>
-          <w:b/>
-          <w:bCs/>
-        </w:rPr>
-      </w:pPr>
-      <w:r>
-        <w:rPr>
-          <w:b/>
-          <w:bCs/>
-        </w:rPr>
-        <w:t>UC09 — Quản lý người dùng</w:t>
-      </w:r>
+        <w:t xml:space="preserve">3. </w:t>
+      </w:r>
+      <w:proofErr w:type="spellStart"/>
+      <w:r>
+        <w:rPr>
+          <w:b/>
+          <w:bCs/>
+        </w:rPr>
+        <w:t>Phần</w:t>
+      </w:r>
+      <w:proofErr w:type="spellEnd"/>
+      <w:r>
+        <w:rPr>
+          <w:b/>
+          <w:bCs/>
+        </w:rPr>
+        <w:t xml:space="preserve"> Admin</w:t>
+      </w:r>
+    </w:p>
+    <w:p>
+      <w:pPr>
+        <w:rPr>
+          <w:b/>
+          <w:bCs/>
+        </w:rPr>
+      </w:pPr>
+      <w:r>
+        <w:rPr>
+          <w:b/>
+          <w:bCs/>
+        </w:rPr>
+        <w:t xml:space="preserve">UC09 — Quản </w:t>
+      </w:r>
+      <w:proofErr w:type="spellStart"/>
+      <w:r>
+        <w:rPr>
+          <w:b/>
+          <w:bCs/>
+        </w:rPr>
+        <w:t>lý</w:t>
+      </w:r>
+      <w:proofErr w:type="spellEnd"/>
+      <w:r>
+        <w:rPr>
+          <w:b/>
+          <w:bCs/>
+        </w:rPr>
+        <w:t xml:space="preserve"> </w:t>
+      </w:r>
+      <w:proofErr w:type="spellStart"/>
+      <w:r>
+        <w:rPr>
+          <w:b/>
+          <w:bCs/>
+        </w:rPr>
+        <w:t>người</w:t>
+      </w:r>
+      <w:proofErr w:type="spellEnd"/>
+      <w:r>
+        <w:rPr>
+          <w:b/>
+          <w:bCs/>
+        </w:rPr>
+        <w:t xml:space="preserve"> </w:t>
+      </w:r>
+      <w:proofErr w:type="spellStart"/>
+      <w:r>
+        <w:rPr>
+          <w:b/>
+          <w:bCs/>
+        </w:rPr>
+        <w:t>dùng</w:t>
+      </w:r>
+      <w:proofErr w:type="spellEnd"/>
     </w:p>
     <w:p>
       <w:r>
@@ -1301,40 +5037,138 @@
       </w:r>
     </w:p>
     <w:p>
-      <w:r>
-        <w:t>Tìm kiếm user</w:t>
-      </w:r>
-    </w:p>
-    <w:p>
-      <w:r>
-        <w:t>Xem thông tin</w:t>
-      </w:r>
-    </w:p>
-    <w:p>
-      <w:r>
-        <w:t>Khóa/mở khóa</w:t>
-      </w:r>
-    </w:p>
-    <w:p>
-      <w:r>
-        <w:t>Xóa tài khoản</w:t>
-      </w:r>
-    </w:p>
-    <w:p/>
-    <w:p>
-      <w:pPr>
-        <w:rPr>
-          <w:b/>
-          <w:bCs/>
-        </w:rPr>
-      </w:pPr>
-      <w:r>
-        <w:rPr>
-          <w:b/>
-          <w:bCs/>
-        </w:rPr>
-        <w:t>UC10 — Quản lý bài tập</w:t>
-      </w:r>
+      <w:proofErr w:type="spellStart"/>
+      <w:r>
+        <w:t>Tìm</w:t>
+      </w:r>
+      <w:proofErr w:type="spellEnd"/>
+      <w:r>
+        <w:t xml:space="preserve"> </w:t>
+      </w:r>
+      <w:proofErr w:type="spellStart"/>
+      <w:r>
+        <w:t>kiếm</w:t>
+      </w:r>
+      <w:proofErr w:type="spellEnd"/>
+      <w:r>
+        <w:t xml:space="preserve"> user</w:t>
+      </w:r>
+    </w:p>
+    <w:p>
+      <w:r>
+        <w:t xml:space="preserve">Xem </w:t>
+      </w:r>
+      <w:proofErr w:type="spellStart"/>
+      <w:r>
+        <w:t>thông</w:t>
+      </w:r>
+      <w:proofErr w:type="spellEnd"/>
+      <w:r>
+        <w:t xml:space="preserve"> tin</w:t>
+      </w:r>
+    </w:p>
+    <w:p>
+      <w:proofErr w:type="spellStart"/>
+      <w:r>
+        <w:t>Khóa</w:t>
+      </w:r>
+      <w:proofErr w:type="spellEnd"/>
+      <w:r>
+        <w:t>/</w:t>
+      </w:r>
+      <w:proofErr w:type="spellStart"/>
+      <w:r>
+        <w:t>mở</w:t>
+      </w:r>
+      <w:proofErr w:type="spellEnd"/>
+      <w:r>
+        <w:t xml:space="preserve"> </w:t>
+      </w:r>
+      <w:proofErr w:type="spellStart"/>
+      <w:r>
+        <w:t>khóa</w:t>
+      </w:r>
+      <w:proofErr w:type="spellEnd"/>
+    </w:p>
+    <w:p>
+      <w:proofErr w:type="spellStart"/>
+      <w:r>
+        <w:t>Xóa</w:t>
+      </w:r>
+      <w:proofErr w:type="spellEnd"/>
+      <w:r>
+        <w:t xml:space="preserve"> </w:t>
+      </w:r>
+      <w:proofErr w:type="spellStart"/>
+      <w:r>
+        <w:t>tài</w:t>
+      </w:r>
+      <w:proofErr w:type="spellEnd"/>
+      <w:r>
+        <w:t xml:space="preserve"> </w:t>
+      </w:r>
+      <w:proofErr w:type="spellStart"/>
+      <w:r>
+        <w:t>khoản</w:t>
+      </w:r>
+      <w:proofErr w:type="spellEnd"/>
+    </w:p>
+    <w:p/>
+    <w:p>
+      <w:pPr>
+        <w:rPr>
+          <w:b/>
+          <w:bCs/>
+        </w:rPr>
+      </w:pPr>
+      <w:r>
+        <w:rPr>
+          <w:b/>
+          <w:bCs/>
+        </w:rPr>
+        <w:t xml:space="preserve">UC10 — Quản </w:t>
+      </w:r>
+      <w:proofErr w:type="spellStart"/>
+      <w:r>
+        <w:rPr>
+          <w:b/>
+          <w:bCs/>
+        </w:rPr>
+        <w:t>lý</w:t>
+      </w:r>
+      <w:proofErr w:type="spellEnd"/>
+      <w:r>
+        <w:rPr>
+          <w:b/>
+          <w:bCs/>
+        </w:rPr>
+        <w:t xml:space="preserve"> </w:t>
+      </w:r>
+      <w:proofErr w:type="spellStart"/>
+      <w:r>
+        <w:rPr>
+          <w:b/>
+          <w:bCs/>
+        </w:rPr>
+        <w:t>bài</w:t>
+      </w:r>
+      <w:proofErr w:type="spellEnd"/>
+      <w:r>
+        <w:rPr>
+          <w:b/>
+          <w:bCs/>
+        </w:rPr>
+        <w:t xml:space="preserve"> </w:t>
+      </w:r>
+      <w:proofErr w:type="spellStart"/>
+      <w:r>
+        <w:rPr>
+          <w:b/>
+          <w:bCs/>
+        </w:rPr>
+        <w:t>tập</w:t>
+      </w:r>
+      <w:proofErr w:type="spellEnd"/>
     </w:p>
     <w:p>
       <w:r>
@@ -1342,39 +5176,171 @@
       </w:r>
     </w:p>
     <w:p>
-      <w:r>
-        <w:t>Thêm bài tập</w:t>
-      </w:r>
-    </w:p>
-    <w:p>
+      <w:proofErr w:type="spellStart"/>
+      <w:r>
+        <w:t>Thêm</w:t>
+      </w:r>
+      <w:proofErr w:type="spellEnd"/>
+      <w:r>
+        <w:t xml:space="preserve"> </w:t>
+      </w:r>
+      <w:proofErr w:type="spellStart"/>
+      <w:r>
+        <w:t>bài</w:t>
+      </w:r>
+      <w:proofErr w:type="spellEnd"/>
+      <w:r>
+        <w:t xml:space="preserve"> </w:t>
+      </w:r>
+      <w:proofErr w:type="spellStart"/>
+      <w:r>
+        <w:t>tập</w:t>
+      </w:r>
+      <w:proofErr w:type="spellEnd"/>
+    </w:p>
+    <w:p>
+      <w:proofErr w:type="spellStart"/>
       <w:r>
         <w:lastRenderedPageBreak/>
-        <w:t>Sửa bài tập</w:t>
-      </w:r>
-    </w:p>
-    <w:p>
-      <w:r>
-        <w:t>Xóa bài tập</w:t>
-      </w:r>
-    </w:p>
-    <w:p>
-      <w:r>
-        <w:t>Cập nhật hình ảnh/video</w:t>
-      </w:r>
-    </w:p>
-    <w:p>
-      <w:r>
-        <w:t>Gán nhóm cơ</w:t>
-      </w:r>
-    </w:p>
-    <w:p>
-      <w:r>
-        <w:t>Gán thiết bị</w:t>
-      </w:r>
-    </w:p>
-    <w:p>
-      <w:r>
-        <w:t>Ví dụ:</w:t>
+        <w:t>Sửa</w:t>
+      </w:r>
+      <w:proofErr w:type="spellEnd"/>
+      <w:r>
+        <w:t xml:space="preserve"> </w:t>
+      </w:r>
+      <w:proofErr w:type="spellStart"/>
+      <w:r>
+        <w:t>bài</w:t>
+      </w:r>
+      <w:proofErr w:type="spellEnd"/>
+      <w:r>
+        <w:t xml:space="preserve"> </w:t>
+      </w:r>
+      <w:proofErr w:type="spellStart"/>
+      <w:r>
+        <w:t>tập</w:t>
+      </w:r>
+      <w:proofErr w:type="spellEnd"/>
+    </w:p>
+    <w:p>
+      <w:proofErr w:type="spellStart"/>
+      <w:r>
+        <w:t>Xóa</w:t>
+      </w:r>
+      <w:proofErr w:type="spellEnd"/>
+      <w:r>
+        <w:t xml:space="preserve"> </w:t>
+      </w:r>
+      <w:proofErr w:type="spellStart"/>
+      <w:r>
+        <w:t>bài</w:t>
+      </w:r>
+      <w:proofErr w:type="spellEnd"/>
+      <w:r>
+        <w:t xml:space="preserve"> </w:t>
+      </w:r>
+      <w:proofErr w:type="spellStart"/>
+      <w:r>
+        <w:t>tập</w:t>
+      </w:r>
+      <w:proofErr w:type="spellEnd"/>
+    </w:p>
+    <w:p>
+      <w:proofErr w:type="spellStart"/>
+      <w:r>
+        <w:t>Cập</w:t>
+      </w:r>
+      <w:proofErr w:type="spellEnd"/>
+      <w:r>
+        <w:t xml:space="preserve"> </w:t>
+      </w:r>
+      <w:proofErr w:type="spellStart"/>
+      <w:r>
+        <w:t>nhật</w:t>
+      </w:r>
+      <w:proofErr w:type="spellEnd"/>
+      <w:r>
+        <w:t xml:space="preserve"> </w:t>
+      </w:r>
+      <w:proofErr w:type="spellStart"/>
+      <w:r>
+        <w:t>hình</w:t>
+      </w:r>
+      <w:proofErr w:type="spellEnd"/>
+      <w:r>
+        <w:t xml:space="preserve"> </w:t>
+      </w:r>
+      <w:proofErr w:type="spellStart"/>
+      <w:r>
+        <w:t>ảnh</w:t>
+      </w:r>
+      <w:proofErr w:type="spellEnd"/>
+      <w:r>
+        <w:t>/video</w:t>
+      </w:r>
+    </w:p>
+    <w:p>
+      <w:proofErr w:type="spellStart"/>
+      <w:r>
+        <w:t>Gán</w:t>
+      </w:r>
+      <w:proofErr w:type="spellEnd"/>
+      <w:r>
+        <w:t xml:space="preserve"> </w:t>
+      </w:r>
+      <w:proofErr w:type="spellStart"/>
+      <w:r>
+        <w:t>nhóm</w:t>
+      </w:r>
+      <w:proofErr w:type="spellEnd"/>
+      <w:r>
+        <w:t xml:space="preserve"> </w:t>
+      </w:r>
+      <w:proofErr w:type="spellStart"/>
+      <w:r>
+        <w:t>cơ</w:t>
+      </w:r>
+      <w:proofErr w:type="spellEnd"/>
+    </w:p>
+    <w:p>
+      <w:proofErr w:type="spellStart"/>
+      <w:r>
+        <w:t>Gán</w:t>
+      </w:r>
+      <w:proofErr w:type="spellEnd"/>
+      <w:r>
+        <w:t xml:space="preserve"> </w:t>
+      </w:r>
+      <w:proofErr w:type="spellStart"/>
+      <w:r>
+        <w:t>thiết</w:t>
+      </w:r>
+      <w:proofErr w:type="spellEnd"/>
+      <w:r>
+        <w:t xml:space="preserve"> </w:t>
+      </w:r>
+      <w:proofErr w:type="spellStart"/>
+      <w:r>
+        <w:t>bị</w:t>
+      </w:r>
+      <w:proofErr w:type="spellEnd"/>
+    </w:p>
+    <w:p>
+      <w:proofErr w:type="spellStart"/>
+      <w:r>
+        <w:t>Ví</w:t>
+      </w:r>
+      <w:proofErr w:type="spellEnd"/>
+      <w:r>
+        <w:t xml:space="preserve"> </w:t>
+      </w:r>
+      <w:proofErr w:type="spellStart"/>
+      <w:r>
+        <w:t>dụ</w:t>
+      </w:r>
+      <w:proofErr w:type="spellEnd"/>
+      <w:r>
+        <w:t>:</w:t>
       </w:r>
     </w:p>
     <w:p>
@@ -1395,12 +5361,101 @@
           <w:b/>
           <w:bCs/>
         </w:rPr>
-        <w:t>UC11 — Quản lý lịch tập mẫu</w:t>
-      </w:r>
-    </w:p>
-    <w:p>
-      <w:r>
-        <w:t>Admin tạo các chương trình:</w:t>
+        <w:t xml:space="preserve">UC11 — Quản </w:t>
+      </w:r>
+      <w:proofErr w:type="spellStart"/>
+      <w:r>
+        <w:rPr>
+          <w:b/>
+          <w:bCs/>
+        </w:rPr>
+        <w:t>lý</w:t>
+      </w:r>
+      <w:proofErr w:type="spellEnd"/>
+      <w:r>
+        <w:rPr>
+          <w:b/>
+          <w:bCs/>
+        </w:rPr>
+        <w:t xml:space="preserve"> </w:t>
+      </w:r>
+      <w:proofErr w:type="spellStart"/>
+      <w:r>
+        <w:rPr>
+          <w:b/>
+          <w:bCs/>
+        </w:rPr>
+        <w:t>lịch</w:t>
+      </w:r>
+      <w:proofErr w:type="spellEnd"/>
+      <w:r>
+        <w:rPr>
+          <w:b/>
+          <w:bCs/>
+        </w:rPr>
+        <w:t xml:space="preserve"> </w:t>
+      </w:r>
+      <w:proofErr w:type="spellStart"/>
+      <w:r>
+        <w:rPr>
+          <w:b/>
+          <w:bCs/>
+        </w:rPr>
+        <w:t>tập</w:t>
+      </w:r>
+      <w:proofErr w:type="spellEnd"/>
+      <w:r>
+        <w:rPr>
+          <w:b/>
+          <w:bCs/>
+        </w:rPr>
+        <w:t xml:space="preserve"> </w:t>
+      </w:r>
+      <w:proofErr w:type="spellStart"/>
+      <w:r>
+        <w:rPr>
+          <w:b/>
+          <w:bCs/>
+        </w:rPr>
+        <w:t>mẫu</w:t>
+      </w:r>
+      <w:proofErr w:type="spellEnd"/>
+    </w:p>
+    <w:p>
+      <w:r>
+        <w:t xml:space="preserve">Admin </w:t>
+      </w:r>
+      <w:proofErr w:type="spellStart"/>
+      <w:r>
+        <w:t>tạo</w:t>
+      </w:r>
+      <w:proofErr w:type="spellEnd"/>
+      <w:r>
+        <w:t xml:space="preserve"> </w:t>
+      </w:r>
+      <w:proofErr w:type="spellStart"/>
+      <w:r>
+        <w:t>các</w:t>
+      </w:r>
+      <w:proofErr w:type="spellEnd"/>
+      <w:r>
+        <w:t xml:space="preserve"> </w:t>
+      </w:r>
+      <w:proofErr w:type="spellStart"/>
+      <w:r>
+        <w:t>chương</w:t>
+      </w:r>
+      <w:proofErr w:type="spellEnd"/>
+      <w:r>
+        <w:t xml:space="preserve"> </w:t>
+      </w:r>
+      <w:proofErr w:type="spellStart"/>
+      <w:r>
+        <w:t>trình</w:t>
+      </w:r>
+      <w:proofErr w:type="spellEnd"/>
+      <w:r>
+        <w:t>:</w:t>
       </w:r>
     </w:p>
     <w:p>
@@ -1425,49 +5480,134 @@
     </w:p>
     <w:p>
       <w:r>
-        <w:t>Bao gồm:</w:t>
-      </w:r>
-    </w:p>
-    <w:p>
-      <w:r>
-        <w:t>Tạo lịch</w:t>
-      </w:r>
-    </w:p>
-    <w:p>
-      <w:r>
-        <w:t>Sửa lịch</w:t>
-      </w:r>
-    </w:p>
-    <w:p>
-      <w:r>
-        <w:t>Xóa lịch</w:t>
-      </w:r>
-    </w:p>
-    <w:p>
-      <w:r>
-        <w:t>Thêm bài tập</w:t>
-      </w:r>
-    </w:p>
-    <w:p>
-      <w:r>
-        <w:t>Cấu hình sets/reps/rest</w:t>
-      </w:r>
-    </w:p>
-    <w:p/>
-    <w:p/>
-    <w:p/>
-    <w:p/>
-    <w:p/>
-    <w:p/>
-    <w:p/>
-    <w:p>
+        <w:t xml:space="preserve">Bao </w:t>
+      </w:r>
+      <w:proofErr w:type="spellStart"/>
+      <w:r>
+        <w:t>gồm</w:t>
+      </w:r>
+      <w:proofErr w:type="spellEnd"/>
+      <w:r>
+        <w:t>:</w:t>
+      </w:r>
+    </w:p>
+    <w:p>
+      <w:proofErr w:type="spellStart"/>
+      <w:r>
+        <w:t>Tạo</w:t>
+      </w:r>
+      <w:proofErr w:type="spellEnd"/>
+      <w:r>
+        <w:t xml:space="preserve"> </w:t>
+      </w:r>
+      <w:proofErr w:type="spellStart"/>
+      <w:r>
+        <w:t>lịch</w:t>
+      </w:r>
+      <w:proofErr w:type="spellEnd"/>
+    </w:p>
+    <w:p>
+      <w:proofErr w:type="spellStart"/>
+      <w:r>
+        <w:t>Sửa</w:t>
+      </w:r>
+      <w:proofErr w:type="spellEnd"/>
+      <w:r>
+        <w:t xml:space="preserve"> </w:t>
+      </w:r>
+      <w:proofErr w:type="spellStart"/>
+      <w:r>
+        <w:t>lịch</w:t>
+      </w:r>
+      <w:proofErr w:type="spellEnd"/>
+    </w:p>
+    <w:p>
+      <w:proofErr w:type="spellStart"/>
+      <w:r>
+        <w:t>Xóa</w:t>
+      </w:r>
+      <w:proofErr w:type="spellEnd"/>
+      <w:r>
+        <w:t xml:space="preserve"> </w:t>
+      </w:r>
+      <w:proofErr w:type="spellStart"/>
+      <w:r>
+        <w:t>lịch</w:t>
+      </w:r>
+      <w:proofErr w:type="spellEnd"/>
+    </w:p>
+    <w:p>
+      <w:proofErr w:type="spellStart"/>
+      <w:r>
+        <w:t>Thêm</w:t>
+      </w:r>
+      <w:proofErr w:type="spellEnd"/>
+      <w:r>
+        <w:t xml:space="preserve"> </w:t>
+      </w:r>
+      <w:proofErr w:type="spellStart"/>
+      <w:r>
+        <w:t>bài</w:t>
+      </w:r>
+      <w:proofErr w:type="spellEnd"/>
+      <w:r>
+        <w:t xml:space="preserve"> </w:t>
+      </w:r>
+      <w:proofErr w:type="spellStart"/>
+      <w:r>
+        <w:t>tập</w:t>
+      </w:r>
+      <w:proofErr w:type="spellEnd"/>
+    </w:p>
+    <w:p>
+      <w:proofErr w:type="spellStart"/>
+      <w:r>
+        <w:t>Cấu</w:t>
+      </w:r>
+      <w:proofErr w:type="spellEnd"/>
+      <w:r>
+        <w:t xml:space="preserve"> </w:t>
+      </w:r>
+      <w:proofErr w:type="spellStart"/>
+      <w:r>
+        <w:t>hình</w:t>
+      </w:r>
+      <w:proofErr w:type="spellEnd"/>
+      <w:r>
+        <w:t xml:space="preserve"> sets/reps/rest</w:t>
+      </w:r>
+    </w:p>
+    <w:p/>
+    <w:p/>
+    <w:p/>
+    <w:p/>
+    <w:p/>
+    <w:p/>
+    <w:p/>
+    <w:p>
+      <w:proofErr w:type="spellStart"/>
       <w:r>
         <w:lastRenderedPageBreak/>
-        <w:t>Phân rã UC1</w:t>
-      </w:r>
-    </w:p>
-    <w:p>
-      <w:r>
+        <w:t>Phân</w:t>
+      </w:r>
+      <w:proofErr w:type="spellEnd"/>
+      <w:r>
+        <w:t xml:space="preserve"> </w:t>
+      </w:r>
+      <w:proofErr w:type="spellStart"/>
+      <w:r>
+        <w:t>rã</w:t>
+      </w:r>
+      <w:proofErr w:type="spellEnd"/>
+      <w:r>
+        <w:t xml:space="preserve"> UC1</w:t>
+      </w:r>
+    </w:p>
+    <w:p>
+      <w:r>
+        <w:rPr>
+          <w:noProof/>
+        </w:rPr>
         <w:drawing>
           <wp:inline distT="0" distB="0" distL="0" distR="0" wp14:anchorId="1D53384A" wp14:editId="0E444873">
             <wp:extent cx="6151880" cy="2799080"/>
@@ -1536,9 +5676,22 @@
     <w:p/>
     <w:p/>
     <w:p>
+      <w:proofErr w:type="spellStart"/>
       <w:r>
         <w:lastRenderedPageBreak/>
-        <w:t>Phân rã UC2</w:t>
+        <w:t>Phân</w:t>
+      </w:r>
+      <w:proofErr w:type="spellEnd"/>
+      <w:r>
+        <w:t xml:space="preserve"> </w:t>
+      </w:r>
+      <w:proofErr w:type="spellStart"/>
+      <w:r>
+        <w:t>rã</w:t>
+      </w:r>
+      <w:proofErr w:type="spellEnd"/>
+      <w:r>
+        <w:t xml:space="preserve"> UC2</w:t>
       </w:r>
     </w:p>
     <w:p>
@@ -1612,9 +5765,22 @@
     <w:p/>
     <w:p/>
     <w:p>
+      <w:proofErr w:type="spellStart"/>
       <w:r>
         <w:lastRenderedPageBreak/>
-        <w:t>Phân rã UC3</w:t>
+        <w:t>Phân</w:t>
+      </w:r>
+      <w:proofErr w:type="spellEnd"/>
+      <w:r>
+        <w:t xml:space="preserve"> </w:t>
+      </w:r>
+      <w:proofErr w:type="spellStart"/>
+      <w:r>
+        <w:t>rã</w:t>
+      </w:r>
+      <w:proofErr w:type="spellEnd"/>
+      <w:r>
+        <w:t xml:space="preserve"> UC3</w:t>
       </w:r>
     </w:p>
     <w:p>
@@ -1687,9 +5853,22 @@
     <w:p/>
     <w:p/>
     <w:p>
+      <w:proofErr w:type="spellStart"/>
       <w:r>
         <w:lastRenderedPageBreak/>
-        <w:t>Phân rã UC4</w:t>
+        <w:t>Phân</w:t>
+      </w:r>
+      <w:proofErr w:type="spellEnd"/>
+      <w:r>
+        <w:t xml:space="preserve"> </w:t>
+      </w:r>
+      <w:proofErr w:type="spellStart"/>
+      <w:r>
+        <w:t>rã</w:t>
+      </w:r>
+      <w:proofErr w:type="spellEnd"/>
+      <w:r>
+        <w:t xml:space="preserve"> UC4</w:t>
       </w:r>
     </w:p>
     <w:p>
@@ -1762,9 +5941,22 @@
     <w:p/>
     <w:p/>
     <w:p>
+      <w:proofErr w:type="spellStart"/>
       <w:r>
         <w:lastRenderedPageBreak/>
-        <w:t>Phân rã UC5</w:t>
+        <w:t>Phân</w:t>
+      </w:r>
+      <w:proofErr w:type="spellEnd"/>
+      <w:r>
+        <w:t xml:space="preserve"> </w:t>
+      </w:r>
+      <w:proofErr w:type="spellStart"/>
+      <w:r>
+        <w:t>rã</w:t>
+      </w:r>
+      <w:proofErr w:type="spellEnd"/>
+      <w:r>
+        <w:t xml:space="preserve"> UC5</w:t>
       </w:r>
     </w:p>
     <w:p>
@@ -1838,9 +6030,22 @@
     <w:p/>
     <w:p/>
     <w:p>
+      <w:proofErr w:type="spellStart"/>
       <w:r>
         <w:lastRenderedPageBreak/>
-        <w:t>Phân rã UC6</w:t>
+        <w:t>Phân</w:t>
+      </w:r>
+      <w:proofErr w:type="spellEnd"/>
+      <w:r>
+        <w:t xml:space="preserve"> </w:t>
+      </w:r>
+      <w:proofErr w:type="spellStart"/>
+      <w:r>
+        <w:t>rã</w:t>
+      </w:r>
+      <w:proofErr w:type="spellEnd"/>
+      <w:r>
+        <w:t xml:space="preserve"> UC6</w:t>
       </w:r>
     </w:p>
     <w:p>
@@ -1913,9 +6118,22 @@
     <w:p/>
     <w:p/>
     <w:p>
+      <w:proofErr w:type="spellStart"/>
       <w:r>
         <w:lastRenderedPageBreak/>
-        <w:t>Phân rã UC7</w:t>
+        <w:t>Phân</w:t>
+      </w:r>
+      <w:proofErr w:type="spellEnd"/>
+      <w:r>
+        <w:t xml:space="preserve"> </w:t>
+      </w:r>
+      <w:proofErr w:type="spellStart"/>
+      <w:r>
+        <w:t>rã</w:t>
+      </w:r>
+      <w:proofErr w:type="spellEnd"/>
+      <w:r>
+        <w:t xml:space="preserve"> UC7</w:t>
       </w:r>
     </w:p>
     <w:p>
@@ -1989,9 +6207,22 @@
     <w:p/>
     <w:p/>
     <w:p>
+      <w:proofErr w:type="spellStart"/>
       <w:r>
         <w:lastRenderedPageBreak/>
-        <w:t>Phân rã UC8</w:t>
+        <w:t>Phân</w:t>
+      </w:r>
+      <w:proofErr w:type="spellEnd"/>
+      <w:r>
+        <w:t xml:space="preserve"> </w:t>
+      </w:r>
+      <w:proofErr w:type="spellStart"/>
+      <w:r>
+        <w:t>rã</w:t>
+      </w:r>
+      <w:proofErr w:type="spellEnd"/>
+      <w:r>
+        <w:t xml:space="preserve"> UC8</w:t>
       </w:r>
     </w:p>
     <w:p>
@@ -2092,9 +6323,22 @@
           <w:tab w:val="left" w:pos="6156"/>
         </w:tabs>
       </w:pPr>
+      <w:proofErr w:type="spellStart"/>
       <w:r>
         <w:lastRenderedPageBreak/>
-        <w:t>Phân rã UC9</w:t>
+        <w:t>Phân</w:t>
+      </w:r>
+      <w:proofErr w:type="spellEnd"/>
+      <w:r>
+        <w:t xml:space="preserve"> </w:t>
+      </w:r>
+      <w:proofErr w:type="spellStart"/>
+      <w:r>
+        <w:t>rã</w:t>
+      </w:r>
+      <w:proofErr w:type="spellEnd"/>
+      <w:r>
+        <w:t xml:space="preserve"> UC9</w:t>
       </w:r>
     </w:p>
     <w:p>
@@ -2261,9 +6505,22 @@
           <w:tab w:val="left" w:pos="6156"/>
         </w:tabs>
       </w:pPr>
+      <w:proofErr w:type="spellStart"/>
       <w:r>
         <w:lastRenderedPageBreak/>
-        <w:t>Phân rã UC10</w:t>
+        <w:t>Phân</w:t>
+      </w:r>
+      <w:proofErr w:type="spellEnd"/>
+      <w:r>
+        <w:t xml:space="preserve"> </w:t>
+      </w:r>
+      <w:proofErr w:type="spellStart"/>
+      <w:r>
+        <w:t>rã</w:t>
+      </w:r>
+      <w:proofErr w:type="spellEnd"/>
+      <w:r>
+        <w:t xml:space="preserve"> UC10</w:t>
       </w:r>
     </w:p>
     <w:p>
@@ -2409,9 +6666,22 @@
           <w:tab w:val="left" w:pos="6156"/>
         </w:tabs>
       </w:pPr>
+      <w:proofErr w:type="spellStart"/>
       <w:r>
         <w:lastRenderedPageBreak/>
-        <w:t>Phân rã UC11</w:t>
+        <w:t>Phân</w:t>
+      </w:r>
+      <w:proofErr w:type="spellEnd"/>
+      <w:r>
+        <w:t xml:space="preserve"> </w:t>
+      </w:r>
+      <w:proofErr w:type="spellStart"/>
+      <w:r>
+        <w:t>rã</w:t>
+      </w:r>
+      <w:proofErr w:type="spellEnd"/>
+      <w:r>
+        <w:t xml:space="preserve"> UC11</w:t>
       </w:r>
     </w:p>
     <w:p>
@@ -2578,10 +6848,52 @@
           <w:tab w:val="left" w:pos="6156"/>
         </w:tabs>
       </w:pPr>
+      <w:proofErr w:type="spellStart"/>
       <w:r>
         <w:lastRenderedPageBreak/>
-        <w:t>Biểu đồ lớp của hệ thống</w:t>
-      </w:r>
+        <w:t>Biểu</w:t>
+      </w:r>
+      <w:proofErr w:type="spellEnd"/>
+      <w:r>
+        <w:t xml:space="preserve"> </w:t>
+      </w:r>
+      <w:proofErr w:type="spellStart"/>
+      <w:r>
+        <w:t>đồ</w:t>
+      </w:r>
+      <w:proofErr w:type="spellEnd"/>
+      <w:r>
+        <w:t xml:space="preserve"> </w:t>
+      </w:r>
+      <w:proofErr w:type="spellStart"/>
+      <w:r>
+        <w:t>lớp</w:t>
+      </w:r>
+      <w:proofErr w:type="spellEnd"/>
+      <w:r>
+        <w:t xml:space="preserve"> </w:t>
+      </w:r>
+      <w:proofErr w:type="spellStart"/>
+      <w:r>
+        <w:t>của</w:t>
+      </w:r>
+      <w:proofErr w:type="spellEnd"/>
+      <w:r>
+        <w:t xml:space="preserve"> </w:t>
+      </w:r>
+      <w:proofErr w:type="spellStart"/>
+      <w:r>
+        <w:t>hệ</w:t>
+      </w:r>
+      <w:proofErr w:type="spellEnd"/>
+      <w:r>
+        <w:t xml:space="preserve"> </w:t>
+      </w:r>
+      <w:proofErr w:type="spellStart"/>
+      <w:r>
+        <w:t>thống</w:t>
+      </w:r>
+      <w:proofErr w:type="spellEnd"/>
     </w:p>
     <w:p>
       <w:pPr>
@@ -2594,10 +6906,10 @@
           <w:noProof/>
         </w:rPr>
         <w:drawing>
-          <wp:inline distT="0" distB="0" distL="0" distR="0" wp14:anchorId="79598314" wp14:editId="75E367D6">
-            <wp:extent cx="5753735" cy="6133465"/>
-            <wp:effectExtent l="0" t="0" r="0" b="635"/>
-            <wp:docPr id="1060754839" name="Picture 3"/>
+          <wp:inline distT="0" distB="0" distL="0" distR="0" wp14:anchorId="6DAE38DB" wp14:editId="3A646A5A">
+            <wp:extent cx="5753100" cy="6134100"/>
+            <wp:effectExtent l="0" t="0" r="0" b="0"/>
+            <wp:docPr id="1408545310" name="Picture 1"/>
             <wp:cNvGraphicFramePr>
               <a:graphicFrameLocks xmlns:a="http://schemas.openxmlformats.org/drawingml/2006/main" noChangeAspect="1"/>
             </wp:cNvGraphicFramePr>
@@ -2605,7 +6917,7 @@
               <a:graphicData uri="http://schemas.openxmlformats.org/drawingml/2006/picture">
                 <pic:pic xmlns:pic="http://schemas.openxmlformats.org/drawingml/2006/picture">
                   <pic:nvPicPr>
-                    <pic:cNvPr id="0" name="Picture 8"/>
+                    <pic:cNvPr id="0" name="Picture 1"/>
                     <pic:cNvPicPr>
                       <a:picLocks noChangeAspect="1" noChangeArrowheads="1"/>
                     </pic:cNvPicPr>
@@ -2626,7 +6938,7 @@
                   <pic:spPr bwMode="auto">
                     <a:xfrm>
                       <a:off x="0" y="0"/>
-                      <a:ext cx="5753735" cy="6133465"/>
+                      <a:ext cx="5753100" cy="6134100"/>
                     </a:xfrm>
                     <a:prstGeom prst="rect">
                       <a:avLst/>
@@ -2642,6 +6954,152 @@
           </wp:inline>
         </w:drawing>
       </w:r>
+    </w:p>
+    <w:p>
+      <w:pPr>
+        <w:tabs>
+          <w:tab w:val="left" w:pos="6156"/>
+        </w:tabs>
+      </w:pPr>
+    </w:p>
+    <w:p>
+      <w:pPr>
+        <w:tabs>
+          <w:tab w:val="left" w:pos="6156"/>
+        </w:tabs>
+      </w:pPr>
+    </w:p>
+    <w:p>
+      <w:pPr>
+        <w:tabs>
+          <w:tab w:val="left" w:pos="6156"/>
+        </w:tabs>
+      </w:pPr>
+    </w:p>
+    <w:p>
+      <w:pPr>
+        <w:tabs>
+          <w:tab w:val="left" w:pos="6156"/>
+        </w:tabs>
+      </w:pPr>
+    </w:p>
+    <w:p>
+      <w:pPr>
+        <w:tabs>
+          <w:tab w:val="left" w:pos="6156"/>
+        </w:tabs>
+      </w:pPr>
+    </w:p>
+    <w:p>
+      <w:pPr>
+        <w:tabs>
+          <w:tab w:val="left" w:pos="6156"/>
+        </w:tabs>
+      </w:pPr>
+    </w:p>
+    <w:p>
+      <w:pPr>
+        <w:tabs>
+          <w:tab w:val="left" w:pos="6156"/>
+        </w:tabs>
+      </w:pPr>
+      <w:proofErr w:type="spellStart"/>
+      <w:r>
+        <w:lastRenderedPageBreak/>
+        <w:t>Cơ</w:t>
+      </w:r>
+      <w:proofErr w:type="spellEnd"/>
+      <w:r>
+        <w:t xml:space="preserve"> </w:t>
+      </w:r>
+      <w:proofErr w:type="spellStart"/>
+      <w:r>
+        <w:t>sở</w:t>
+      </w:r>
+      <w:proofErr w:type="spellEnd"/>
+      <w:r>
+        <w:t xml:space="preserve"> </w:t>
+      </w:r>
+      <w:proofErr w:type="spellStart"/>
+      <w:r>
+        <w:t>dữ</w:t>
+      </w:r>
+      <w:proofErr w:type="spellEnd"/>
+      <w:r>
+        <w:t xml:space="preserve"> </w:t>
+      </w:r>
+      <w:proofErr w:type="spellStart"/>
+      <w:r>
+        <w:t>liệu</w:t>
+      </w:r>
+      <w:proofErr w:type="spellEnd"/>
+      <w:r>
+        <w:t xml:space="preserve"> </w:t>
+      </w:r>
+    </w:p>
+    <w:p>
+      <w:pPr>
+        <w:tabs>
+          <w:tab w:val="left" w:pos="6156"/>
+        </w:tabs>
+      </w:pPr>
+      <w:r>
+        <w:drawing>
+          <wp:inline distT="0" distB="0" distL="0" distR="0" wp14:anchorId="114696EC" wp14:editId="07947763">
+            <wp:extent cx="6151880" cy="6488430"/>
+            <wp:effectExtent l="0" t="0" r="1270" b="7620"/>
+            <wp:docPr id="97599322" name="Picture 3"/>
+            <wp:cNvGraphicFramePr>
+              <a:graphicFrameLocks xmlns:a="http://schemas.openxmlformats.org/drawingml/2006/main" noChangeAspect="1"/>
+            </wp:cNvGraphicFramePr>
+            <a:graphic xmlns:a="http://schemas.openxmlformats.org/drawingml/2006/main">
+              <a:graphicData uri="http://schemas.openxmlformats.org/drawingml/2006/picture">
+                <pic:pic xmlns:pic="http://schemas.openxmlformats.org/drawingml/2006/picture">
+                  <pic:nvPicPr>
+                    <pic:cNvPr id="0" name="Picture 8"/>
+                    <pic:cNvPicPr>
+                      <a:picLocks noChangeAspect="1" noChangeArrowheads="1"/>
+                    </pic:cNvPicPr>
+                  </pic:nvPicPr>
+                  <pic:blipFill>
+                    <a:blip r:embed="rId18">
+                      <a:extLst>
+                        <a:ext uri="{28A0092B-C50C-407E-A947-70E740481C1C}">
+                          <a14:useLocalDpi xmlns:a14="http://schemas.microsoft.com/office/drawing/2010/main" val="0"/>
+                        </a:ext>
+                      </a:extLst>
+                    </a:blip>
+                    <a:srcRect/>
+                    <a:stretch>
+                      <a:fillRect/>
+                    </a:stretch>
+                  </pic:blipFill>
+                  <pic:spPr bwMode="auto">
+                    <a:xfrm>
+                      <a:off x="0" y="0"/>
+                      <a:ext cx="6151880" cy="6488430"/>
+                    </a:xfrm>
+                    <a:prstGeom prst="rect">
+                      <a:avLst/>
+                    </a:prstGeom>
+                    <a:noFill/>
+                    <a:ln>
+                      <a:noFill/>
+                    </a:ln>
+                  </pic:spPr>
+                </pic:pic>
+              </a:graphicData>
+            </a:graphic>
+          </wp:inline>
+        </w:drawing>
+      </w:r>
+    </w:p>
+    <w:p>
+      <w:pPr>
+        <w:tabs>
+          <w:tab w:val="left" w:pos="6156"/>
+        </w:tabs>
+      </w:pPr>
     </w:p>
     <w:sectPr>
       <w:pgSz w:w="12240" w:h="15840"/>

--- a/Documents/Phân tích Ứng dụng Quản lý lịch tập gym.docx
+++ b/Documents/Phân tích Ứng dụng Quản lý lịch tập gym.docx
@@ -13,46 +13,767 @@
     <w:p/>
     <w:p>
       <w:r>
-        <w:t>1. Mô tả Ứng dụng:</w:t>
-      </w:r>
-    </w:p>
-    <w:p>
-      <w:r>
-        <w:t xml:space="preserve">Hỗ trợ người </w:t>
-      </w:r>
+        <w:t xml:space="preserve">1. </w:t>
+      </w:r>
+      <w:proofErr w:type="spellStart"/>
+      <w:r>
+        <w:t>Mô</w:t>
+      </w:r>
+      <w:proofErr w:type="spellEnd"/>
+      <w:r>
+        <w:t xml:space="preserve"> </w:t>
+      </w:r>
+      <w:proofErr w:type="spellStart"/>
+      <w:r>
+        <w:t>tả</w:t>
+      </w:r>
+      <w:proofErr w:type="spellEnd"/>
+      <w:r>
+        <w:t xml:space="preserve"> </w:t>
+      </w:r>
+      <w:proofErr w:type="spellStart"/>
+      <w:r>
+        <w:t>Ứng</w:t>
+      </w:r>
+      <w:proofErr w:type="spellEnd"/>
+      <w:r>
+        <w:t xml:space="preserve"> </w:t>
+      </w:r>
+      <w:proofErr w:type="spellStart"/>
+      <w:r>
+        <w:t>dụng</w:t>
+      </w:r>
+      <w:proofErr w:type="spellEnd"/>
+      <w:r>
+        <w:t>:</w:t>
+      </w:r>
+    </w:p>
+    <w:p>
+      <w:proofErr w:type="spellStart"/>
+      <w:r>
+        <w:t>Hỗ</w:t>
+      </w:r>
+      <w:proofErr w:type="spellEnd"/>
+      <w:r>
+        <w:t xml:space="preserve"> </w:t>
+      </w:r>
+      <w:proofErr w:type="spellStart"/>
+      <w:r>
+        <w:t>trợ</w:t>
+      </w:r>
+      <w:proofErr w:type="spellEnd"/>
+      <w:r>
+        <w:t xml:space="preserve"> </w:t>
+      </w:r>
+      <w:proofErr w:type="spellStart"/>
+      <w:r>
+        <w:t>người</w:t>
+      </w:r>
+      <w:proofErr w:type="spellEnd"/>
+      <w:r>
+        <w:t xml:space="preserve"> </w:t>
+      </w:r>
+      <w:proofErr w:type="spellStart"/>
       <w:r>
         <w:rPr>
           <w:highlight w:val="yellow"/>
         </w:rPr>
         <w:t>mới</w:t>
       </w:r>
-      <w:r>
-        <w:t xml:space="preserve"> tập gym trong việc lên kế hoạch tập luyện, hướng dẫn các bài tập tại phòng gym và tại nhà, hướng dẫn cách tập luyện và phương pháp tập luyện cho người mới bắt đầu. </w:t>
-      </w:r>
-    </w:p>
-    <w:p>
-      <w:r>
-        <w:t xml:space="preserve">Hỗ trợ người </w:t>
-      </w:r>
+      <w:proofErr w:type="spellEnd"/>
+      <w:r>
+        <w:t xml:space="preserve"> </w:t>
+      </w:r>
+      <w:proofErr w:type="spellStart"/>
+      <w:r>
+        <w:t>tập</w:t>
+      </w:r>
+      <w:proofErr w:type="spellEnd"/>
+      <w:r>
+        <w:t xml:space="preserve"> gym </w:t>
+      </w:r>
+      <w:proofErr w:type="spellStart"/>
+      <w:r>
+        <w:t>trong</w:t>
+      </w:r>
+      <w:proofErr w:type="spellEnd"/>
+      <w:r>
+        <w:t xml:space="preserve"> </w:t>
+      </w:r>
+      <w:proofErr w:type="spellStart"/>
+      <w:r>
+        <w:t>việc</w:t>
+      </w:r>
+      <w:proofErr w:type="spellEnd"/>
+      <w:r>
+        <w:t xml:space="preserve"> </w:t>
+      </w:r>
+      <w:proofErr w:type="spellStart"/>
+      <w:r>
+        <w:t>lên</w:t>
+      </w:r>
+      <w:proofErr w:type="spellEnd"/>
+      <w:r>
+        <w:t xml:space="preserve"> </w:t>
+      </w:r>
+      <w:proofErr w:type="spellStart"/>
+      <w:r>
+        <w:t>kế</w:t>
+      </w:r>
+      <w:proofErr w:type="spellEnd"/>
+      <w:r>
+        <w:t xml:space="preserve"> </w:t>
+      </w:r>
+      <w:proofErr w:type="spellStart"/>
+      <w:r>
+        <w:t>hoạch</w:t>
+      </w:r>
+      <w:proofErr w:type="spellEnd"/>
+      <w:r>
+        <w:t xml:space="preserve"> </w:t>
+      </w:r>
+      <w:proofErr w:type="spellStart"/>
+      <w:r>
+        <w:t>tập</w:t>
+      </w:r>
+      <w:proofErr w:type="spellEnd"/>
+      <w:r>
+        <w:t xml:space="preserve"> </w:t>
+      </w:r>
+      <w:proofErr w:type="spellStart"/>
+      <w:r>
+        <w:t>luyện</w:t>
+      </w:r>
+      <w:proofErr w:type="spellEnd"/>
+      <w:r>
+        <w:t xml:space="preserve">, </w:t>
+      </w:r>
+      <w:proofErr w:type="spellStart"/>
+      <w:r>
+        <w:t>hướng</w:t>
+      </w:r>
+      <w:proofErr w:type="spellEnd"/>
+      <w:r>
+        <w:t xml:space="preserve"> </w:t>
+      </w:r>
+      <w:proofErr w:type="spellStart"/>
+      <w:r>
+        <w:t>dẫn</w:t>
+      </w:r>
+      <w:proofErr w:type="spellEnd"/>
+      <w:r>
+        <w:t xml:space="preserve"> </w:t>
+      </w:r>
+      <w:proofErr w:type="spellStart"/>
+      <w:r>
+        <w:t>các</w:t>
+      </w:r>
+      <w:proofErr w:type="spellEnd"/>
+      <w:r>
+        <w:t xml:space="preserve"> </w:t>
+      </w:r>
+      <w:proofErr w:type="spellStart"/>
+      <w:r>
+        <w:t>bài</w:t>
+      </w:r>
+      <w:proofErr w:type="spellEnd"/>
+      <w:r>
+        <w:t xml:space="preserve"> </w:t>
+      </w:r>
+      <w:proofErr w:type="spellStart"/>
+      <w:r>
+        <w:t>tập</w:t>
+      </w:r>
+      <w:proofErr w:type="spellEnd"/>
+      <w:r>
+        <w:t xml:space="preserve"> </w:t>
+      </w:r>
+      <w:proofErr w:type="spellStart"/>
+      <w:r>
+        <w:t>tại</w:t>
+      </w:r>
+      <w:proofErr w:type="spellEnd"/>
+      <w:r>
+        <w:t xml:space="preserve"> </w:t>
+      </w:r>
+      <w:proofErr w:type="spellStart"/>
+      <w:r>
+        <w:t>phòng</w:t>
+      </w:r>
+      <w:proofErr w:type="spellEnd"/>
+      <w:r>
+        <w:t xml:space="preserve"> gym </w:t>
+      </w:r>
+      <w:proofErr w:type="spellStart"/>
+      <w:r>
+        <w:t>và</w:t>
+      </w:r>
+      <w:proofErr w:type="spellEnd"/>
+      <w:r>
+        <w:t xml:space="preserve"> </w:t>
+      </w:r>
+      <w:proofErr w:type="spellStart"/>
+      <w:r>
+        <w:t>tại</w:t>
+      </w:r>
+      <w:proofErr w:type="spellEnd"/>
+      <w:r>
+        <w:t xml:space="preserve"> </w:t>
+      </w:r>
+      <w:proofErr w:type="spellStart"/>
+      <w:r>
+        <w:t>nhà</w:t>
+      </w:r>
+      <w:proofErr w:type="spellEnd"/>
+      <w:r>
+        <w:t xml:space="preserve">, </w:t>
+      </w:r>
+      <w:proofErr w:type="spellStart"/>
+      <w:r>
+        <w:t>hướng</w:t>
+      </w:r>
+      <w:proofErr w:type="spellEnd"/>
+      <w:r>
+        <w:t xml:space="preserve"> </w:t>
+      </w:r>
+      <w:proofErr w:type="spellStart"/>
+      <w:r>
+        <w:t>dẫn</w:t>
+      </w:r>
+      <w:proofErr w:type="spellEnd"/>
+      <w:r>
+        <w:t xml:space="preserve"> </w:t>
+      </w:r>
+      <w:proofErr w:type="spellStart"/>
+      <w:r>
+        <w:t>cách</w:t>
+      </w:r>
+      <w:proofErr w:type="spellEnd"/>
+      <w:r>
+        <w:t xml:space="preserve"> </w:t>
+      </w:r>
+      <w:proofErr w:type="spellStart"/>
+      <w:r>
+        <w:t>tập</w:t>
+      </w:r>
+      <w:proofErr w:type="spellEnd"/>
+      <w:r>
+        <w:t xml:space="preserve"> </w:t>
+      </w:r>
+      <w:proofErr w:type="spellStart"/>
+      <w:r>
+        <w:t>luyện</w:t>
+      </w:r>
+      <w:proofErr w:type="spellEnd"/>
+      <w:r>
+        <w:t xml:space="preserve"> </w:t>
+      </w:r>
+      <w:proofErr w:type="spellStart"/>
+      <w:r>
+        <w:t>và</w:t>
+      </w:r>
+      <w:proofErr w:type="spellEnd"/>
+      <w:r>
+        <w:t xml:space="preserve"> </w:t>
+      </w:r>
+      <w:proofErr w:type="spellStart"/>
+      <w:r>
+        <w:t>phương</w:t>
+      </w:r>
+      <w:proofErr w:type="spellEnd"/>
+      <w:r>
+        <w:t xml:space="preserve"> </w:t>
+      </w:r>
+      <w:proofErr w:type="spellStart"/>
+      <w:r>
+        <w:t>pháp</w:t>
+      </w:r>
+      <w:proofErr w:type="spellEnd"/>
+      <w:r>
+        <w:t xml:space="preserve"> </w:t>
+      </w:r>
+      <w:proofErr w:type="spellStart"/>
+      <w:r>
+        <w:t>tập</w:t>
+      </w:r>
+      <w:proofErr w:type="spellEnd"/>
+      <w:r>
+        <w:t xml:space="preserve"> </w:t>
+      </w:r>
+      <w:proofErr w:type="spellStart"/>
+      <w:r>
+        <w:t>luyện</w:t>
+      </w:r>
+      <w:proofErr w:type="spellEnd"/>
+      <w:r>
+        <w:t xml:space="preserve"> </w:t>
+      </w:r>
+      <w:proofErr w:type="spellStart"/>
+      <w:r>
+        <w:t>cho</w:t>
+      </w:r>
+      <w:proofErr w:type="spellEnd"/>
+      <w:r>
+        <w:t xml:space="preserve"> </w:t>
+      </w:r>
+      <w:proofErr w:type="spellStart"/>
+      <w:r>
+        <w:t>người</w:t>
+      </w:r>
+      <w:proofErr w:type="spellEnd"/>
+      <w:r>
+        <w:t xml:space="preserve"> </w:t>
+      </w:r>
+      <w:proofErr w:type="spellStart"/>
+      <w:r>
+        <w:t>mới</w:t>
+      </w:r>
+      <w:proofErr w:type="spellEnd"/>
+      <w:r>
+        <w:t xml:space="preserve"> </w:t>
+      </w:r>
+      <w:proofErr w:type="spellStart"/>
+      <w:r>
+        <w:t>bắt</w:t>
+      </w:r>
+      <w:proofErr w:type="spellEnd"/>
+      <w:r>
+        <w:t xml:space="preserve"> </w:t>
+      </w:r>
+      <w:proofErr w:type="spellStart"/>
+      <w:r>
+        <w:t>đầu</w:t>
+      </w:r>
+      <w:proofErr w:type="spellEnd"/>
+      <w:r>
+        <w:t xml:space="preserve">. </w:t>
+      </w:r>
+    </w:p>
+    <w:p>
+      <w:proofErr w:type="spellStart"/>
+      <w:r>
+        <w:t>Hỗ</w:t>
+      </w:r>
+      <w:proofErr w:type="spellEnd"/>
+      <w:r>
+        <w:t xml:space="preserve"> </w:t>
+      </w:r>
+      <w:proofErr w:type="spellStart"/>
+      <w:r>
+        <w:t>trợ</w:t>
+      </w:r>
+      <w:proofErr w:type="spellEnd"/>
+      <w:r>
+        <w:t xml:space="preserve"> </w:t>
+      </w:r>
+      <w:proofErr w:type="spellStart"/>
+      <w:r>
+        <w:t>người</w:t>
+      </w:r>
+      <w:proofErr w:type="spellEnd"/>
+      <w:r>
+        <w:t xml:space="preserve"> </w:t>
+      </w:r>
+      <w:proofErr w:type="spellStart"/>
       <w:r>
         <w:rPr>
           <w:highlight w:val="yellow"/>
         </w:rPr>
-        <w:t>đã có kinh nghiệm tập luyện</w:t>
-      </w:r>
-      <w:r>
-        <w:t xml:space="preserve"> trong việc lưu trữ kế hoạch tập luyện chuyên nghiệp, tự tạo kế hoạch tập luyện cá nhân hoá; theo dõi tiến độ tập luyện để điều chỉnh theo thể trạng.</w:t>
-      </w:r>
-    </w:p>
-    <w:p/>
-    <w:p>
-      <w:r>
-        <w:t>2. Mô hình hoá hệ thống</w:t>
-      </w:r>
-    </w:p>
-    <w:p>
-      <w:r>
-        <w:t xml:space="preserve">a) Biểu đồ Usecase </w:t>
+        <w:t>đã</w:t>
+      </w:r>
+      <w:proofErr w:type="spellEnd"/>
+      <w:r>
+        <w:rPr>
+          <w:highlight w:val="yellow"/>
+        </w:rPr>
+        <w:t xml:space="preserve"> </w:t>
+      </w:r>
+      <w:proofErr w:type="spellStart"/>
+      <w:r>
+        <w:rPr>
+          <w:highlight w:val="yellow"/>
+        </w:rPr>
+        <w:t>có</w:t>
+      </w:r>
+      <w:proofErr w:type="spellEnd"/>
+      <w:r>
+        <w:rPr>
+          <w:highlight w:val="yellow"/>
+        </w:rPr>
+        <w:t xml:space="preserve"> </w:t>
+      </w:r>
+      <w:proofErr w:type="spellStart"/>
+      <w:r>
+        <w:rPr>
+          <w:highlight w:val="yellow"/>
+        </w:rPr>
+        <w:t>kinh</w:t>
+      </w:r>
+      <w:proofErr w:type="spellEnd"/>
+      <w:r>
+        <w:rPr>
+          <w:highlight w:val="yellow"/>
+        </w:rPr>
+        <w:t xml:space="preserve"> </w:t>
+      </w:r>
+      <w:proofErr w:type="spellStart"/>
+      <w:r>
+        <w:rPr>
+          <w:highlight w:val="yellow"/>
+        </w:rPr>
+        <w:t>nghiệm</w:t>
+      </w:r>
+      <w:proofErr w:type="spellEnd"/>
+      <w:r>
+        <w:rPr>
+          <w:highlight w:val="yellow"/>
+        </w:rPr>
+        <w:t xml:space="preserve"> </w:t>
+      </w:r>
+      <w:proofErr w:type="spellStart"/>
+      <w:r>
+        <w:rPr>
+          <w:highlight w:val="yellow"/>
+        </w:rPr>
+        <w:t>tập</w:t>
+      </w:r>
+      <w:proofErr w:type="spellEnd"/>
+      <w:r>
+        <w:rPr>
+          <w:highlight w:val="yellow"/>
+        </w:rPr>
+        <w:t xml:space="preserve"> </w:t>
+      </w:r>
+      <w:proofErr w:type="spellStart"/>
+      <w:r>
+        <w:rPr>
+          <w:highlight w:val="yellow"/>
+        </w:rPr>
+        <w:t>luyện</w:t>
+      </w:r>
+      <w:proofErr w:type="spellEnd"/>
+      <w:r>
+        <w:t xml:space="preserve"> </w:t>
+      </w:r>
+      <w:proofErr w:type="spellStart"/>
+      <w:r>
+        <w:t>trong</w:t>
+      </w:r>
+      <w:proofErr w:type="spellEnd"/>
+      <w:r>
+        <w:t xml:space="preserve"> </w:t>
+      </w:r>
+      <w:proofErr w:type="spellStart"/>
+      <w:r>
+        <w:t>việc</w:t>
+      </w:r>
+      <w:proofErr w:type="spellEnd"/>
+      <w:r>
+        <w:t xml:space="preserve"> </w:t>
+      </w:r>
+      <w:proofErr w:type="spellStart"/>
+      <w:r>
+        <w:t>lưu</w:t>
+      </w:r>
+      <w:proofErr w:type="spellEnd"/>
+      <w:r>
+        <w:t xml:space="preserve"> </w:t>
+      </w:r>
+      <w:proofErr w:type="spellStart"/>
+      <w:r>
+        <w:t>trữ</w:t>
+      </w:r>
+      <w:proofErr w:type="spellEnd"/>
+      <w:r>
+        <w:t xml:space="preserve"> </w:t>
+      </w:r>
+      <w:proofErr w:type="spellStart"/>
+      <w:r>
+        <w:t>kế</w:t>
+      </w:r>
+      <w:proofErr w:type="spellEnd"/>
+      <w:r>
+        <w:t xml:space="preserve"> </w:t>
+      </w:r>
+      <w:proofErr w:type="spellStart"/>
+      <w:r>
+        <w:t>hoạch</w:t>
+      </w:r>
+      <w:proofErr w:type="spellEnd"/>
+      <w:r>
+        <w:t xml:space="preserve"> </w:t>
+      </w:r>
+      <w:proofErr w:type="spellStart"/>
+      <w:r>
+        <w:t>tập</w:t>
+      </w:r>
+      <w:proofErr w:type="spellEnd"/>
+      <w:r>
+        <w:t xml:space="preserve"> </w:t>
+      </w:r>
+      <w:proofErr w:type="spellStart"/>
+      <w:r>
+        <w:t>luyện</w:t>
+      </w:r>
+      <w:proofErr w:type="spellEnd"/>
+      <w:r>
+        <w:t xml:space="preserve"> </w:t>
+      </w:r>
+      <w:proofErr w:type="spellStart"/>
+      <w:r>
+        <w:t>chuyên</w:t>
+      </w:r>
+      <w:proofErr w:type="spellEnd"/>
+      <w:r>
+        <w:t xml:space="preserve"> </w:t>
+      </w:r>
+      <w:proofErr w:type="spellStart"/>
+      <w:r>
+        <w:t>nghiệp</w:t>
+      </w:r>
+      <w:proofErr w:type="spellEnd"/>
+      <w:r>
+        <w:t xml:space="preserve">, </w:t>
+      </w:r>
+      <w:proofErr w:type="spellStart"/>
+      <w:r>
+        <w:t>tự</w:t>
+      </w:r>
+      <w:proofErr w:type="spellEnd"/>
+      <w:r>
+        <w:t xml:space="preserve"> </w:t>
+      </w:r>
+      <w:proofErr w:type="spellStart"/>
+      <w:r>
+        <w:t>tạo</w:t>
+      </w:r>
+      <w:proofErr w:type="spellEnd"/>
+      <w:r>
+        <w:t xml:space="preserve"> </w:t>
+      </w:r>
+      <w:proofErr w:type="spellStart"/>
+      <w:r>
+        <w:t>kế</w:t>
+      </w:r>
+      <w:proofErr w:type="spellEnd"/>
+      <w:r>
+        <w:t xml:space="preserve"> </w:t>
+      </w:r>
+      <w:proofErr w:type="spellStart"/>
+      <w:r>
+        <w:t>hoạch</w:t>
+      </w:r>
+      <w:proofErr w:type="spellEnd"/>
+      <w:r>
+        <w:t xml:space="preserve"> </w:t>
+      </w:r>
+      <w:proofErr w:type="spellStart"/>
+      <w:r>
+        <w:t>tập</w:t>
+      </w:r>
+      <w:proofErr w:type="spellEnd"/>
+      <w:r>
+        <w:t xml:space="preserve"> </w:t>
+      </w:r>
+      <w:proofErr w:type="spellStart"/>
+      <w:r>
+        <w:t>luyện</w:t>
+      </w:r>
+      <w:proofErr w:type="spellEnd"/>
+      <w:r>
+        <w:t xml:space="preserve"> </w:t>
+      </w:r>
+      <w:proofErr w:type="spellStart"/>
+      <w:r>
+        <w:t>cá</w:t>
+      </w:r>
+      <w:proofErr w:type="spellEnd"/>
+      <w:r>
+        <w:t xml:space="preserve"> </w:t>
+      </w:r>
+      <w:proofErr w:type="spellStart"/>
+      <w:r>
+        <w:t>nhân</w:t>
+      </w:r>
+      <w:proofErr w:type="spellEnd"/>
+      <w:r>
+        <w:t xml:space="preserve"> </w:t>
+      </w:r>
+      <w:proofErr w:type="spellStart"/>
+      <w:r>
+        <w:t>hoá</w:t>
+      </w:r>
+      <w:proofErr w:type="spellEnd"/>
+      <w:r>
+        <w:t xml:space="preserve">; </w:t>
+      </w:r>
+      <w:proofErr w:type="spellStart"/>
+      <w:r>
+        <w:t>theo</w:t>
+      </w:r>
+      <w:proofErr w:type="spellEnd"/>
+      <w:r>
+        <w:t xml:space="preserve"> </w:t>
+      </w:r>
+      <w:proofErr w:type="spellStart"/>
+      <w:r>
+        <w:t>dõi</w:t>
+      </w:r>
+      <w:proofErr w:type="spellEnd"/>
+      <w:r>
+        <w:t xml:space="preserve"> </w:t>
+      </w:r>
+      <w:proofErr w:type="spellStart"/>
+      <w:r>
+        <w:t>tiến</w:t>
+      </w:r>
+      <w:proofErr w:type="spellEnd"/>
+      <w:r>
+        <w:t xml:space="preserve"> </w:t>
+      </w:r>
+      <w:proofErr w:type="spellStart"/>
+      <w:r>
+        <w:t>độ</w:t>
+      </w:r>
+      <w:proofErr w:type="spellEnd"/>
+      <w:r>
+        <w:t xml:space="preserve"> </w:t>
+      </w:r>
+      <w:proofErr w:type="spellStart"/>
+      <w:r>
+        <w:t>tập</w:t>
+      </w:r>
+      <w:proofErr w:type="spellEnd"/>
+      <w:r>
+        <w:t xml:space="preserve"> </w:t>
+      </w:r>
+      <w:proofErr w:type="spellStart"/>
+      <w:r>
+        <w:t>luyện</w:t>
+      </w:r>
+      <w:proofErr w:type="spellEnd"/>
+      <w:r>
+        <w:t xml:space="preserve"> </w:t>
+      </w:r>
+      <w:proofErr w:type="spellStart"/>
+      <w:r>
+        <w:t>để</w:t>
+      </w:r>
+      <w:proofErr w:type="spellEnd"/>
+      <w:r>
+        <w:t xml:space="preserve"> </w:t>
+      </w:r>
+      <w:proofErr w:type="spellStart"/>
+      <w:r>
+        <w:t>điều</w:t>
+      </w:r>
+      <w:proofErr w:type="spellEnd"/>
+      <w:r>
+        <w:t xml:space="preserve"> </w:t>
+      </w:r>
+      <w:proofErr w:type="spellStart"/>
+      <w:r>
+        <w:t>chỉnh</w:t>
+      </w:r>
+      <w:proofErr w:type="spellEnd"/>
+      <w:r>
+        <w:t xml:space="preserve"> </w:t>
+      </w:r>
+      <w:proofErr w:type="spellStart"/>
+      <w:r>
+        <w:t>theo</w:t>
+      </w:r>
+      <w:proofErr w:type="spellEnd"/>
+      <w:r>
+        <w:t xml:space="preserve"> </w:t>
+      </w:r>
+      <w:proofErr w:type="spellStart"/>
+      <w:r>
+        <w:t>thể</w:t>
+      </w:r>
+      <w:proofErr w:type="spellEnd"/>
+      <w:r>
+        <w:t xml:space="preserve"> </w:t>
+      </w:r>
+      <w:proofErr w:type="spellStart"/>
+      <w:r>
+        <w:t>trạng</w:t>
+      </w:r>
+      <w:proofErr w:type="spellEnd"/>
+      <w:r>
+        <w:t>.</w:t>
+      </w:r>
+    </w:p>
+    <w:p/>
+    <w:p>
+      <w:r>
+        <w:t xml:space="preserve">2. </w:t>
+      </w:r>
+      <w:proofErr w:type="spellStart"/>
+      <w:r>
+        <w:t>Mô</w:t>
+      </w:r>
+      <w:proofErr w:type="spellEnd"/>
+      <w:r>
+        <w:t xml:space="preserve"> </w:t>
+      </w:r>
+      <w:proofErr w:type="spellStart"/>
+      <w:r>
+        <w:t>hình</w:t>
+      </w:r>
+      <w:proofErr w:type="spellEnd"/>
+      <w:r>
+        <w:t xml:space="preserve"> </w:t>
+      </w:r>
+      <w:proofErr w:type="spellStart"/>
+      <w:r>
+        <w:t>hoá</w:t>
+      </w:r>
+      <w:proofErr w:type="spellEnd"/>
+      <w:r>
+        <w:t xml:space="preserve"> </w:t>
+      </w:r>
+      <w:proofErr w:type="spellStart"/>
+      <w:r>
+        <w:t>hệ</w:t>
+      </w:r>
+      <w:proofErr w:type="spellEnd"/>
+      <w:r>
+        <w:t xml:space="preserve"> </w:t>
+      </w:r>
+      <w:proofErr w:type="spellStart"/>
+      <w:r>
+        <w:t>thống</w:t>
+      </w:r>
+      <w:proofErr w:type="spellEnd"/>
+    </w:p>
+    <w:p>
+      <w:r>
+        <w:t xml:space="preserve">a) </w:t>
+      </w:r>
+      <w:proofErr w:type="spellStart"/>
+      <w:r>
+        <w:t>Biểu</w:t>
+      </w:r>
+      <w:proofErr w:type="spellEnd"/>
+      <w:r>
+        <w:t xml:space="preserve"> </w:t>
+      </w:r>
+      <w:proofErr w:type="spellStart"/>
+      <w:r>
+        <w:t>đồ</w:t>
+      </w:r>
+      <w:proofErr w:type="spellEnd"/>
+      <w:r>
+        <w:t xml:space="preserve"> </w:t>
+      </w:r>
+      <w:proofErr w:type="spellStart"/>
+      <w:r>
+        <w:t>Usecase</w:t>
+      </w:r>
+      <w:proofErr w:type="spellEnd"/>
+      <w:r>
+        <w:t xml:space="preserve"> </w:t>
       </w:r>
     </w:p>
     <w:tbl>
@@ -101,6 +822,7 @@
                 <w:bCs/>
               </w:rPr>
             </w:pPr>
+            <w:proofErr w:type="spellStart"/>
             <w:r>
               <w:rPr>
                 <w:b/>
@@ -108,6 +830,7 @@
               </w:rPr>
               <w:t>Usecase</w:t>
             </w:r>
+            <w:proofErr w:type="spellEnd"/>
           </w:p>
         </w:tc>
       </w:tr>
@@ -142,17 +865,91 @@
                 <w:szCs w:val="24"/>
               </w:rPr>
             </w:pPr>
-            <w:r>
-              <w:rPr>
-                <w:rStyle w:val="Strong"/>
-                <w:rFonts w:cs="Times New Roman"/>
-                <w:b w:val="0"/>
-                <w:bCs w:val="0"/>
-                <w:sz w:val="24"/>
-                <w:szCs w:val="24"/>
-              </w:rPr>
-              <w:t>Đăng ký / Đăng nhập</w:t>
-            </w:r>
+            <w:proofErr w:type="spellStart"/>
+            <w:r>
+              <w:rPr>
+                <w:rStyle w:val="Strong"/>
+                <w:rFonts w:cs="Times New Roman"/>
+                <w:b w:val="0"/>
+                <w:bCs w:val="0"/>
+                <w:sz w:val="24"/>
+                <w:szCs w:val="24"/>
+              </w:rPr>
+              <w:t>Đăng</w:t>
+            </w:r>
+            <w:proofErr w:type="spellEnd"/>
+            <w:r>
+              <w:rPr>
+                <w:rStyle w:val="Strong"/>
+                <w:rFonts w:cs="Times New Roman"/>
+                <w:b w:val="0"/>
+                <w:bCs w:val="0"/>
+                <w:sz w:val="24"/>
+                <w:szCs w:val="24"/>
+              </w:rPr>
+              <w:t xml:space="preserve"> </w:t>
+            </w:r>
+            <w:proofErr w:type="spellStart"/>
+            <w:r>
+              <w:rPr>
+                <w:rStyle w:val="Strong"/>
+                <w:rFonts w:cs="Times New Roman"/>
+                <w:b w:val="0"/>
+                <w:bCs w:val="0"/>
+                <w:sz w:val="24"/>
+                <w:szCs w:val="24"/>
+              </w:rPr>
+              <w:t>ký</w:t>
+            </w:r>
+            <w:proofErr w:type="spellEnd"/>
+            <w:r>
+              <w:rPr>
+                <w:rStyle w:val="Strong"/>
+                <w:rFonts w:cs="Times New Roman"/>
+                <w:b w:val="0"/>
+                <w:bCs w:val="0"/>
+                <w:sz w:val="24"/>
+                <w:szCs w:val="24"/>
+              </w:rPr>
+              <w:t xml:space="preserve"> / </w:t>
+            </w:r>
+            <w:proofErr w:type="spellStart"/>
+            <w:r>
+              <w:rPr>
+                <w:rStyle w:val="Strong"/>
+                <w:rFonts w:cs="Times New Roman"/>
+                <w:b w:val="0"/>
+                <w:bCs w:val="0"/>
+                <w:sz w:val="24"/>
+                <w:szCs w:val="24"/>
+              </w:rPr>
+              <w:t>Đăng</w:t>
+            </w:r>
+            <w:proofErr w:type="spellEnd"/>
+            <w:r>
+              <w:rPr>
+                <w:rStyle w:val="Strong"/>
+                <w:rFonts w:cs="Times New Roman"/>
+                <w:b w:val="0"/>
+                <w:bCs w:val="0"/>
+                <w:sz w:val="24"/>
+                <w:szCs w:val="24"/>
+              </w:rPr>
+              <w:t xml:space="preserve"> </w:t>
+            </w:r>
+            <w:proofErr w:type="spellStart"/>
+            <w:r>
+              <w:rPr>
+                <w:rStyle w:val="Strong"/>
+                <w:rFonts w:cs="Times New Roman"/>
+                <w:b w:val="0"/>
+                <w:bCs w:val="0"/>
+                <w:sz w:val="24"/>
+                <w:szCs w:val="24"/>
+              </w:rPr>
+              <w:t>nhập</w:t>
+            </w:r>
+            <w:proofErr w:type="spellEnd"/>
             <w:r>
               <w:rPr>
                 <w:rFonts w:cs="Times New Roman"/>
@@ -202,8 +999,117 @@
                 <w:sz w:val="24"/>
                 <w:szCs w:val="24"/>
               </w:rPr>
-              <w:t>Quản lý hồ sơ cá nhân</w:t>
-            </w:r>
+              <w:t xml:space="preserve">Quản </w:t>
+            </w:r>
+            <w:proofErr w:type="spellStart"/>
+            <w:r>
+              <w:rPr>
+                <w:rStyle w:val="Strong"/>
+                <w:rFonts w:cs="Times New Roman"/>
+                <w:b w:val="0"/>
+                <w:bCs w:val="0"/>
+                <w:sz w:val="24"/>
+                <w:szCs w:val="24"/>
+              </w:rPr>
+              <w:t>lý</w:t>
+            </w:r>
+            <w:proofErr w:type="spellEnd"/>
+            <w:r>
+              <w:rPr>
+                <w:rStyle w:val="Strong"/>
+                <w:rFonts w:cs="Times New Roman"/>
+                <w:b w:val="0"/>
+                <w:bCs w:val="0"/>
+                <w:sz w:val="24"/>
+                <w:szCs w:val="24"/>
+              </w:rPr>
+              <w:t xml:space="preserve"> </w:t>
+            </w:r>
+            <w:proofErr w:type="spellStart"/>
+            <w:r>
+              <w:rPr>
+                <w:rStyle w:val="Strong"/>
+                <w:rFonts w:cs="Times New Roman"/>
+                <w:b w:val="0"/>
+                <w:bCs w:val="0"/>
+                <w:sz w:val="24"/>
+                <w:szCs w:val="24"/>
+              </w:rPr>
+              <w:t>hồ</w:t>
+            </w:r>
+            <w:proofErr w:type="spellEnd"/>
+            <w:r>
+              <w:rPr>
+                <w:rStyle w:val="Strong"/>
+                <w:rFonts w:cs="Times New Roman"/>
+                <w:b w:val="0"/>
+                <w:bCs w:val="0"/>
+                <w:sz w:val="24"/>
+                <w:szCs w:val="24"/>
+              </w:rPr>
+              <w:t xml:space="preserve"> </w:t>
+            </w:r>
+            <w:proofErr w:type="spellStart"/>
+            <w:r>
+              <w:rPr>
+                <w:rStyle w:val="Strong"/>
+                <w:rFonts w:cs="Times New Roman"/>
+                <w:b w:val="0"/>
+                <w:bCs w:val="0"/>
+                <w:sz w:val="24"/>
+                <w:szCs w:val="24"/>
+              </w:rPr>
+              <w:t>sơ</w:t>
+            </w:r>
+            <w:proofErr w:type="spellEnd"/>
+            <w:r>
+              <w:rPr>
+                <w:rStyle w:val="Strong"/>
+                <w:rFonts w:cs="Times New Roman"/>
+                <w:b w:val="0"/>
+                <w:bCs w:val="0"/>
+                <w:sz w:val="24"/>
+                <w:szCs w:val="24"/>
+              </w:rPr>
+              <w:t xml:space="preserve"> </w:t>
+            </w:r>
+            <w:proofErr w:type="spellStart"/>
+            <w:r>
+              <w:rPr>
+                <w:rStyle w:val="Strong"/>
+                <w:rFonts w:cs="Times New Roman"/>
+                <w:b w:val="0"/>
+                <w:bCs w:val="0"/>
+                <w:sz w:val="24"/>
+                <w:szCs w:val="24"/>
+              </w:rPr>
+              <w:t>cá</w:t>
+            </w:r>
+            <w:proofErr w:type="spellEnd"/>
+            <w:r>
+              <w:rPr>
+                <w:rStyle w:val="Strong"/>
+                <w:rFonts w:cs="Times New Roman"/>
+                <w:b w:val="0"/>
+                <w:bCs w:val="0"/>
+                <w:sz w:val="24"/>
+                <w:szCs w:val="24"/>
+              </w:rPr>
+              <w:t xml:space="preserve"> </w:t>
+            </w:r>
+            <w:proofErr w:type="spellStart"/>
+            <w:r>
+              <w:rPr>
+                <w:rStyle w:val="Strong"/>
+                <w:rFonts w:cs="Times New Roman"/>
+                <w:b w:val="0"/>
+                <w:bCs w:val="0"/>
+                <w:sz w:val="24"/>
+                <w:szCs w:val="24"/>
+              </w:rPr>
+              <w:t>nhân</w:t>
+            </w:r>
+            <w:proofErr w:type="spellEnd"/>
             <w:r>
               <w:rPr>
                 <w:rFonts w:cs="Times New Roman"/>
@@ -253,8 +1159,69 @@
                 <w:sz w:val="24"/>
                 <w:szCs w:val="24"/>
               </w:rPr>
-              <w:t>Tra cứu bài tập</w:t>
-            </w:r>
+              <w:t xml:space="preserve">Tra </w:t>
+            </w:r>
+            <w:proofErr w:type="spellStart"/>
+            <w:r>
+              <w:rPr>
+                <w:rStyle w:val="Strong"/>
+                <w:rFonts w:cs="Times New Roman"/>
+                <w:b w:val="0"/>
+                <w:bCs w:val="0"/>
+                <w:sz w:val="24"/>
+                <w:szCs w:val="24"/>
+              </w:rPr>
+              <w:t>cứu</w:t>
+            </w:r>
+            <w:proofErr w:type="spellEnd"/>
+            <w:r>
+              <w:rPr>
+                <w:rStyle w:val="Strong"/>
+                <w:rFonts w:cs="Times New Roman"/>
+                <w:b w:val="0"/>
+                <w:bCs w:val="0"/>
+                <w:sz w:val="24"/>
+                <w:szCs w:val="24"/>
+              </w:rPr>
+              <w:t xml:space="preserve"> </w:t>
+            </w:r>
+            <w:proofErr w:type="spellStart"/>
+            <w:r>
+              <w:rPr>
+                <w:rStyle w:val="Strong"/>
+                <w:rFonts w:cs="Times New Roman"/>
+                <w:b w:val="0"/>
+                <w:bCs w:val="0"/>
+                <w:sz w:val="24"/>
+                <w:szCs w:val="24"/>
+              </w:rPr>
+              <w:t>bài</w:t>
+            </w:r>
+            <w:proofErr w:type="spellEnd"/>
+            <w:r>
+              <w:rPr>
+                <w:rStyle w:val="Strong"/>
+                <w:rFonts w:cs="Times New Roman"/>
+                <w:b w:val="0"/>
+                <w:bCs w:val="0"/>
+                <w:sz w:val="24"/>
+                <w:szCs w:val="24"/>
+              </w:rPr>
+              <w:t xml:space="preserve"> </w:t>
+            </w:r>
+            <w:proofErr w:type="spellStart"/>
+            <w:r>
+              <w:rPr>
+                <w:rStyle w:val="Strong"/>
+                <w:rFonts w:cs="Times New Roman"/>
+                <w:b w:val="0"/>
+                <w:bCs w:val="0"/>
+                <w:sz w:val="24"/>
+                <w:szCs w:val="24"/>
+              </w:rPr>
+              <w:t>tập</w:t>
+            </w:r>
+            <w:proofErr w:type="spellEnd"/>
             <w:r>
               <w:rPr>
                 <w:rFonts w:cs="Times New Roman"/>
@@ -304,8 +1271,117 @@
                 <w:sz w:val="24"/>
                 <w:szCs w:val="24"/>
               </w:rPr>
-              <w:t>Quản lý lịch tập cá nhân</w:t>
-            </w:r>
+              <w:t xml:space="preserve">Quản </w:t>
+            </w:r>
+            <w:proofErr w:type="spellStart"/>
+            <w:r>
+              <w:rPr>
+                <w:rStyle w:val="Strong"/>
+                <w:rFonts w:cs="Times New Roman"/>
+                <w:b w:val="0"/>
+                <w:bCs w:val="0"/>
+                <w:sz w:val="24"/>
+                <w:szCs w:val="24"/>
+              </w:rPr>
+              <w:t>lý</w:t>
+            </w:r>
+            <w:proofErr w:type="spellEnd"/>
+            <w:r>
+              <w:rPr>
+                <w:rStyle w:val="Strong"/>
+                <w:rFonts w:cs="Times New Roman"/>
+                <w:b w:val="0"/>
+                <w:bCs w:val="0"/>
+                <w:sz w:val="24"/>
+                <w:szCs w:val="24"/>
+              </w:rPr>
+              <w:t xml:space="preserve"> </w:t>
+            </w:r>
+            <w:proofErr w:type="spellStart"/>
+            <w:r>
+              <w:rPr>
+                <w:rStyle w:val="Strong"/>
+                <w:rFonts w:cs="Times New Roman"/>
+                <w:b w:val="0"/>
+                <w:bCs w:val="0"/>
+                <w:sz w:val="24"/>
+                <w:szCs w:val="24"/>
+              </w:rPr>
+              <w:t>lịch</w:t>
+            </w:r>
+            <w:proofErr w:type="spellEnd"/>
+            <w:r>
+              <w:rPr>
+                <w:rStyle w:val="Strong"/>
+                <w:rFonts w:cs="Times New Roman"/>
+                <w:b w:val="0"/>
+                <w:bCs w:val="0"/>
+                <w:sz w:val="24"/>
+                <w:szCs w:val="24"/>
+              </w:rPr>
+              <w:t xml:space="preserve"> </w:t>
+            </w:r>
+            <w:proofErr w:type="spellStart"/>
+            <w:r>
+              <w:rPr>
+                <w:rStyle w:val="Strong"/>
+                <w:rFonts w:cs="Times New Roman"/>
+                <w:b w:val="0"/>
+                <w:bCs w:val="0"/>
+                <w:sz w:val="24"/>
+                <w:szCs w:val="24"/>
+              </w:rPr>
+              <w:t>tập</w:t>
+            </w:r>
+            <w:proofErr w:type="spellEnd"/>
+            <w:r>
+              <w:rPr>
+                <w:rStyle w:val="Strong"/>
+                <w:rFonts w:cs="Times New Roman"/>
+                <w:b w:val="0"/>
+                <w:bCs w:val="0"/>
+                <w:sz w:val="24"/>
+                <w:szCs w:val="24"/>
+              </w:rPr>
+              <w:t xml:space="preserve"> </w:t>
+            </w:r>
+            <w:proofErr w:type="spellStart"/>
+            <w:r>
+              <w:rPr>
+                <w:rStyle w:val="Strong"/>
+                <w:rFonts w:cs="Times New Roman"/>
+                <w:b w:val="0"/>
+                <w:bCs w:val="0"/>
+                <w:sz w:val="24"/>
+                <w:szCs w:val="24"/>
+              </w:rPr>
+              <w:t>cá</w:t>
+            </w:r>
+            <w:proofErr w:type="spellEnd"/>
+            <w:r>
+              <w:rPr>
+                <w:rStyle w:val="Strong"/>
+                <w:rFonts w:cs="Times New Roman"/>
+                <w:b w:val="0"/>
+                <w:bCs w:val="0"/>
+                <w:sz w:val="24"/>
+                <w:szCs w:val="24"/>
+              </w:rPr>
+              <w:t xml:space="preserve"> </w:t>
+            </w:r>
+            <w:proofErr w:type="spellStart"/>
+            <w:r>
+              <w:rPr>
+                <w:rStyle w:val="Strong"/>
+                <w:rFonts w:cs="Times New Roman"/>
+                <w:b w:val="0"/>
+                <w:bCs w:val="0"/>
+                <w:sz w:val="24"/>
+                <w:szCs w:val="24"/>
+              </w:rPr>
+              <w:t>nhân</w:t>
+            </w:r>
+            <w:proofErr w:type="spellEnd"/>
             <w:r>
               <w:rPr>
                 <w:rFonts w:cs="Times New Roman"/>
@@ -355,8 +1431,93 @@
                 <w:sz w:val="24"/>
                 <w:szCs w:val="24"/>
               </w:rPr>
-              <w:t>Tham gia lịch tập mẫu</w:t>
-            </w:r>
+              <w:t xml:space="preserve">Tham </w:t>
+            </w:r>
+            <w:proofErr w:type="spellStart"/>
+            <w:r>
+              <w:rPr>
+                <w:rStyle w:val="Strong"/>
+                <w:rFonts w:cs="Times New Roman"/>
+                <w:b w:val="0"/>
+                <w:bCs w:val="0"/>
+                <w:sz w:val="24"/>
+                <w:szCs w:val="24"/>
+              </w:rPr>
+              <w:t>gia</w:t>
+            </w:r>
+            <w:proofErr w:type="spellEnd"/>
+            <w:r>
+              <w:rPr>
+                <w:rStyle w:val="Strong"/>
+                <w:rFonts w:cs="Times New Roman"/>
+                <w:b w:val="0"/>
+                <w:bCs w:val="0"/>
+                <w:sz w:val="24"/>
+                <w:szCs w:val="24"/>
+              </w:rPr>
+              <w:t xml:space="preserve"> </w:t>
+            </w:r>
+            <w:proofErr w:type="spellStart"/>
+            <w:r>
+              <w:rPr>
+                <w:rStyle w:val="Strong"/>
+                <w:rFonts w:cs="Times New Roman"/>
+                <w:b w:val="0"/>
+                <w:bCs w:val="0"/>
+                <w:sz w:val="24"/>
+                <w:szCs w:val="24"/>
+              </w:rPr>
+              <w:t>lịch</w:t>
+            </w:r>
+            <w:proofErr w:type="spellEnd"/>
+            <w:r>
+              <w:rPr>
+                <w:rStyle w:val="Strong"/>
+                <w:rFonts w:cs="Times New Roman"/>
+                <w:b w:val="0"/>
+                <w:bCs w:val="0"/>
+                <w:sz w:val="24"/>
+                <w:szCs w:val="24"/>
+              </w:rPr>
+              <w:t xml:space="preserve"> </w:t>
+            </w:r>
+            <w:proofErr w:type="spellStart"/>
+            <w:r>
+              <w:rPr>
+                <w:rStyle w:val="Strong"/>
+                <w:rFonts w:cs="Times New Roman"/>
+                <w:b w:val="0"/>
+                <w:bCs w:val="0"/>
+                <w:sz w:val="24"/>
+                <w:szCs w:val="24"/>
+              </w:rPr>
+              <w:t>tập</w:t>
+            </w:r>
+            <w:proofErr w:type="spellEnd"/>
+            <w:r>
+              <w:rPr>
+                <w:rStyle w:val="Strong"/>
+                <w:rFonts w:cs="Times New Roman"/>
+                <w:b w:val="0"/>
+                <w:bCs w:val="0"/>
+                <w:sz w:val="24"/>
+                <w:szCs w:val="24"/>
+              </w:rPr>
+              <w:t xml:space="preserve"> </w:t>
+            </w:r>
+            <w:proofErr w:type="spellStart"/>
+            <w:r>
+              <w:rPr>
+                <w:rStyle w:val="Strong"/>
+                <w:rFonts w:cs="Times New Roman"/>
+                <w:b w:val="0"/>
+                <w:bCs w:val="0"/>
+                <w:sz w:val="24"/>
+                <w:szCs w:val="24"/>
+              </w:rPr>
+              <w:t>mẫu</w:t>
+            </w:r>
+            <w:proofErr w:type="spellEnd"/>
             <w:r>
               <w:rPr>
                 <w:rFonts w:cs="Times New Roman"/>
@@ -397,17 +1558,91 @@
                 <w:szCs w:val="24"/>
               </w:rPr>
             </w:pPr>
-            <w:r>
-              <w:rPr>
-                <w:rStyle w:val="Strong"/>
-                <w:rFonts w:cs="Times New Roman"/>
-                <w:b w:val="0"/>
-                <w:bCs w:val="0"/>
-                <w:sz w:val="24"/>
-                <w:szCs w:val="24"/>
-              </w:rPr>
-              <w:t>Thực hiện buổi tập</w:t>
-            </w:r>
+            <w:proofErr w:type="spellStart"/>
+            <w:r>
+              <w:rPr>
+                <w:rStyle w:val="Strong"/>
+                <w:rFonts w:cs="Times New Roman"/>
+                <w:b w:val="0"/>
+                <w:bCs w:val="0"/>
+                <w:sz w:val="24"/>
+                <w:szCs w:val="24"/>
+              </w:rPr>
+              <w:t>Thực</w:t>
+            </w:r>
+            <w:proofErr w:type="spellEnd"/>
+            <w:r>
+              <w:rPr>
+                <w:rStyle w:val="Strong"/>
+                <w:rFonts w:cs="Times New Roman"/>
+                <w:b w:val="0"/>
+                <w:bCs w:val="0"/>
+                <w:sz w:val="24"/>
+                <w:szCs w:val="24"/>
+              </w:rPr>
+              <w:t xml:space="preserve"> </w:t>
+            </w:r>
+            <w:proofErr w:type="spellStart"/>
+            <w:r>
+              <w:rPr>
+                <w:rStyle w:val="Strong"/>
+                <w:rFonts w:cs="Times New Roman"/>
+                <w:b w:val="0"/>
+                <w:bCs w:val="0"/>
+                <w:sz w:val="24"/>
+                <w:szCs w:val="24"/>
+              </w:rPr>
+              <w:t>hiện</w:t>
+            </w:r>
+            <w:proofErr w:type="spellEnd"/>
+            <w:r>
+              <w:rPr>
+                <w:rStyle w:val="Strong"/>
+                <w:rFonts w:cs="Times New Roman"/>
+                <w:b w:val="0"/>
+                <w:bCs w:val="0"/>
+                <w:sz w:val="24"/>
+                <w:szCs w:val="24"/>
+              </w:rPr>
+              <w:t xml:space="preserve"> </w:t>
+            </w:r>
+            <w:proofErr w:type="spellStart"/>
+            <w:r>
+              <w:rPr>
+                <w:rStyle w:val="Strong"/>
+                <w:rFonts w:cs="Times New Roman"/>
+                <w:b w:val="0"/>
+                <w:bCs w:val="0"/>
+                <w:sz w:val="24"/>
+                <w:szCs w:val="24"/>
+              </w:rPr>
+              <w:t>buổi</w:t>
+            </w:r>
+            <w:proofErr w:type="spellEnd"/>
+            <w:r>
+              <w:rPr>
+                <w:rStyle w:val="Strong"/>
+                <w:rFonts w:cs="Times New Roman"/>
+                <w:b w:val="0"/>
+                <w:bCs w:val="0"/>
+                <w:sz w:val="24"/>
+                <w:szCs w:val="24"/>
+              </w:rPr>
+              <w:t xml:space="preserve"> </w:t>
+            </w:r>
+            <w:proofErr w:type="spellStart"/>
+            <w:r>
+              <w:rPr>
+                <w:rStyle w:val="Strong"/>
+                <w:rFonts w:cs="Times New Roman"/>
+                <w:b w:val="0"/>
+                <w:bCs w:val="0"/>
+                <w:sz w:val="24"/>
+                <w:szCs w:val="24"/>
+              </w:rPr>
+              <w:t>tập</w:t>
+            </w:r>
+            <w:proofErr w:type="spellEnd"/>
             <w:r>
               <w:rPr>
                 <w:rFonts w:cs="Times New Roman"/>
@@ -457,8 +1692,117 @@
                 <w:sz w:val="24"/>
                 <w:szCs w:val="24"/>
               </w:rPr>
-              <w:t>Quản lý lịch sử tập luyện</w:t>
-            </w:r>
+              <w:t xml:space="preserve">Quản </w:t>
+            </w:r>
+            <w:proofErr w:type="spellStart"/>
+            <w:r>
+              <w:rPr>
+                <w:rStyle w:val="Strong"/>
+                <w:rFonts w:cs="Times New Roman"/>
+                <w:b w:val="0"/>
+                <w:bCs w:val="0"/>
+                <w:sz w:val="24"/>
+                <w:szCs w:val="24"/>
+              </w:rPr>
+              <w:t>lý</w:t>
+            </w:r>
+            <w:proofErr w:type="spellEnd"/>
+            <w:r>
+              <w:rPr>
+                <w:rStyle w:val="Strong"/>
+                <w:rFonts w:cs="Times New Roman"/>
+                <w:b w:val="0"/>
+                <w:bCs w:val="0"/>
+                <w:sz w:val="24"/>
+                <w:szCs w:val="24"/>
+              </w:rPr>
+              <w:t xml:space="preserve"> </w:t>
+            </w:r>
+            <w:proofErr w:type="spellStart"/>
+            <w:r>
+              <w:rPr>
+                <w:rStyle w:val="Strong"/>
+                <w:rFonts w:cs="Times New Roman"/>
+                <w:b w:val="0"/>
+                <w:bCs w:val="0"/>
+                <w:sz w:val="24"/>
+                <w:szCs w:val="24"/>
+              </w:rPr>
+              <w:t>lịch</w:t>
+            </w:r>
+            <w:proofErr w:type="spellEnd"/>
+            <w:r>
+              <w:rPr>
+                <w:rStyle w:val="Strong"/>
+                <w:rFonts w:cs="Times New Roman"/>
+                <w:b w:val="0"/>
+                <w:bCs w:val="0"/>
+                <w:sz w:val="24"/>
+                <w:szCs w:val="24"/>
+              </w:rPr>
+              <w:t xml:space="preserve"> </w:t>
+            </w:r>
+            <w:proofErr w:type="spellStart"/>
+            <w:r>
+              <w:rPr>
+                <w:rStyle w:val="Strong"/>
+                <w:rFonts w:cs="Times New Roman"/>
+                <w:b w:val="0"/>
+                <w:bCs w:val="0"/>
+                <w:sz w:val="24"/>
+                <w:szCs w:val="24"/>
+              </w:rPr>
+              <w:t>sử</w:t>
+            </w:r>
+            <w:proofErr w:type="spellEnd"/>
+            <w:r>
+              <w:rPr>
+                <w:rStyle w:val="Strong"/>
+                <w:rFonts w:cs="Times New Roman"/>
+                <w:b w:val="0"/>
+                <w:bCs w:val="0"/>
+                <w:sz w:val="24"/>
+                <w:szCs w:val="24"/>
+              </w:rPr>
+              <w:t xml:space="preserve"> </w:t>
+            </w:r>
+            <w:proofErr w:type="spellStart"/>
+            <w:r>
+              <w:rPr>
+                <w:rStyle w:val="Strong"/>
+                <w:rFonts w:cs="Times New Roman"/>
+                <w:b w:val="0"/>
+                <w:bCs w:val="0"/>
+                <w:sz w:val="24"/>
+                <w:szCs w:val="24"/>
+              </w:rPr>
+              <w:t>tập</w:t>
+            </w:r>
+            <w:proofErr w:type="spellEnd"/>
+            <w:r>
+              <w:rPr>
+                <w:rStyle w:val="Strong"/>
+                <w:rFonts w:cs="Times New Roman"/>
+                <w:b w:val="0"/>
+                <w:bCs w:val="0"/>
+                <w:sz w:val="24"/>
+                <w:szCs w:val="24"/>
+              </w:rPr>
+              <w:t xml:space="preserve"> </w:t>
+            </w:r>
+            <w:proofErr w:type="spellStart"/>
+            <w:r>
+              <w:rPr>
+                <w:rStyle w:val="Strong"/>
+                <w:rFonts w:cs="Times New Roman"/>
+                <w:b w:val="0"/>
+                <w:bCs w:val="0"/>
+                <w:sz w:val="24"/>
+                <w:szCs w:val="24"/>
+              </w:rPr>
+              <w:t>luyện</w:t>
+            </w:r>
+            <w:proofErr w:type="spellEnd"/>
             <w:r>
               <w:rPr>
                 <w:rFonts w:cs="Times New Roman"/>
@@ -508,8 +1852,117 @@
                 <w:sz w:val="24"/>
                 <w:szCs w:val="24"/>
               </w:rPr>
-              <w:t>Theo dõi tiến độ tập luyện</w:t>
-            </w:r>
+              <w:t xml:space="preserve">Theo </w:t>
+            </w:r>
+            <w:proofErr w:type="spellStart"/>
+            <w:r>
+              <w:rPr>
+                <w:rStyle w:val="Strong"/>
+                <w:rFonts w:cs="Times New Roman"/>
+                <w:b w:val="0"/>
+                <w:bCs w:val="0"/>
+                <w:sz w:val="24"/>
+                <w:szCs w:val="24"/>
+              </w:rPr>
+              <w:t>dõi</w:t>
+            </w:r>
+            <w:proofErr w:type="spellEnd"/>
+            <w:r>
+              <w:rPr>
+                <w:rStyle w:val="Strong"/>
+                <w:rFonts w:cs="Times New Roman"/>
+                <w:b w:val="0"/>
+                <w:bCs w:val="0"/>
+                <w:sz w:val="24"/>
+                <w:szCs w:val="24"/>
+              </w:rPr>
+              <w:t xml:space="preserve"> </w:t>
+            </w:r>
+            <w:proofErr w:type="spellStart"/>
+            <w:r>
+              <w:rPr>
+                <w:rStyle w:val="Strong"/>
+                <w:rFonts w:cs="Times New Roman"/>
+                <w:b w:val="0"/>
+                <w:bCs w:val="0"/>
+                <w:sz w:val="24"/>
+                <w:szCs w:val="24"/>
+              </w:rPr>
+              <w:t>tiến</w:t>
+            </w:r>
+            <w:proofErr w:type="spellEnd"/>
+            <w:r>
+              <w:rPr>
+                <w:rStyle w:val="Strong"/>
+                <w:rFonts w:cs="Times New Roman"/>
+                <w:b w:val="0"/>
+                <w:bCs w:val="0"/>
+                <w:sz w:val="24"/>
+                <w:szCs w:val="24"/>
+              </w:rPr>
+              <w:t xml:space="preserve"> </w:t>
+            </w:r>
+            <w:proofErr w:type="spellStart"/>
+            <w:r>
+              <w:rPr>
+                <w:rStyle w:val="Strong"/>
+                <w:rFonts w:cs="Times New Roman"/>
+                <w:b w:val="0"/>
+                <w:bCs w:val="0"/>
+                <w:sz w:val="24"/>
+                <w:szCs w:val="24"/>
+              </w:rPr>
+              <w:t>độ</w:t>
+            </w:r>
+            <w:proofErr w:type="spellEnd"/>
+            <w:r>
+              <w:rPr>
+                <w:rStyle w:val="Strong"/>
+                <w:rFonts w:cs="Times New Roman"/>
+                <w:b w:val="0"/>
+                <w:bCs w:val="0"/>
+                <w:sz w:val="24"/>
+                <w:szCs w:val="24"/>
+              </w:rPr>
+              <w:t xml:space="preserve"> </w:t>
+            </w:r>
+            <w:proofErr w:type="spellStart"/>
+            <w:r>
+              <w:rPr>
+                <w:rStyle w:val="Strong"/>
+                <w:rFonts w:cs="Times New Roman"/>
+                <w:b w:val="0"/>
+                <w:bCs w:val="0"/>
+                <w:sz w:val="24"/>
+                <w:szCs w:val="24"/>
+              </w:rPr>
+              <w:t>tập</w:t>
+            </w:r>
+            <w:proofErr w:type="spellEnd"/>
+            <w:r>
+              <w:rPr>
+                <w:rStyle w:val="Strong"/>
+                <w:rFonts w:cs="Times New Roman"/>
+                <w:b w:val="0"/>
+                <w:bCs w:val="0"/>
+                <w:sz w:val="24"/>
+                <w:szCs w:val="24"/>
+              </w:rPr>
+              <w:t xml:space="preserve"> </w:t>
+            </w:r>
+            <w:proofErr w:type="spellStart"/>
+            <w:r>
+              <w:rPr>
+                <w:rStyle w:val="Strong"/>
+                <w:rFonts w:cs="Times New Roman"/>
+                <w:b w:val="0"/>
+                <w:bCs w:val="0"/>
+                <w:sz w:val="24"/>
+                <w:szCs w:val="24"/>
+              </w:rPr>
+              <w:t>luyện</w:t>
+            </w:r>
+            <w:proofErr w:type="spellEnd"/>
           </w:p>
         </w:tc>
       </w:tr>
@@ -553,8 +2006,64 @@
                 <w:sz w:val="24"/>
                 <w:szCs w:val="24"/>
               </w:rPr>
-              <w:t>Quản lý người dùng</w:t>
-            </w:r>
+              <w:t xml:space="preserve">Quản </w:t>
+            </w:r>
+            <w:proofErr w:type="spellStart"/>
+            <w:r>
+              <w:rPr>
+                <w:rStyle w:val="Strong"/>
+                <w:b w:val="0"/>
+                <w:bCs w:val="0"/>
+                <w:sz w:val="24"/>
+                <w:szCs w:val="24"/>
+              </w:rPr>
+              <w:t>lý</w:t>
+            </w:r>
+            <w:proofErr w:type="spellEnd"/>
+            <w:r>
+              <w:rPr>
+                <w:rStyle w:val="Strong"/>
+                <w:b w:val="0"/>
+                <w:bCs w:val="0"/>
+                <w:sz w:val="24"/>
+                <w:szCs w:val="24"/>
+              </w:rPr>
+              <w:t xml:space="preserve"> </w:t>
+            </w:r>
+            <w:proofErr w:type="spellStart"/>
+            <w:r>
+              <w:rPr>
+                <w:rStyle w:val="Strong"/>
+                <w:b w:val="0"/>
+                <w:bCs w:val="0"/>
+                <w:sz w:val="24"/>
+                <w:szCs w:val="24"/>
+              </w:rPr>
+              <w:t>người</w:t>
+            </w:r>
+            <w:proofErr w:type="spellEnd"/>
+            <w:r>
+              <w:rPr>
+                <w:rStyle w:val="Strong"/>
+                <w:b w:val="0"/>
+                <w:bCs w:val="0"/>
+                <w:sz w:val="24"/>
+                <w:szCs w:val="24"/>
+              </w:rPr>
+              <w:t xml:space="preserve"> </w:t>
+            </w:r>
+            <w:proofErr w:type="spellStart"/>
+            <w:r>
+              <w:rPr>
+                <w:rStyle w:val="Strong"/>
+                <w:b w:val="0"/>
+                <w:bCs w:val="0"/>
+                <w:sz w:val="24"/>
+                <w:szCs w:val="24"/>
+              </w:rPr>
+              <w:t>dùng</w:t>
+            </w:r>
+            <w:proofErr w:type="spellEnd"/>
             <w:r>
               <w:rPr>
                 <w:b/>
@@ -603,8 +2112,64 @@
                 <w:sz w:val="24"/>
                 <w:szCs w:val="24"/>
               </w:rPr>
-              <w:t>Quản lý bài tập</w:t>
-            </w:r>
+              <w:t xml:space="preserve">Quản </w:t>
+            </w:r>
+            <w:proofErr w:type="spellStart"/>
+            <w:r>
+              <w:rPr>
+                <w:rStyle w:val="Strong"/>
+                <w:b w:val="0"/>
+                <w:bCs w:val="0"/>
+                <w:sz w:val="24"/>
+                <w:szCs w:val="24"/>
+              </w:rPr>
+              <w:t>lý</w:t>
+            </w:r>
+            <w:proofErr w:type="spellEnd"/>
+            <w:r>
+              <w:rPr>
+                <w:rStyle w:val="Strong"/>
+                <w:b w:val="0"/>
+                <w:bCs w:val="0"/>
+                <w:sz w:val="24"/>
+                <w:szCs w:val="24"/>
+              </w:rPr>
+              <w:t xml:space="preserve"> </w:t>
+            </w:r>
+            <w:proofErr w:type="spellStart"/>
+            <w:r>
+              <w:rPr>
+                <w:rStyle w:val="Strong"/>
+                <w:b w:val="0"/>
+                <w:bCs w:val="0"/>
+                <w:sz w:val="24"/>
+                <w:szCs w:val="24"/>
+              </w:rPr>
+              <w:t>bài</w:t>
+            </w:r>
+            <w:proofErr w:type="spellEnd"/>
+            <w:r>
+              <w:rPr>
+                <w:rStyle w:val="Strong"/>
+                <w:b w:val="0"/>
+                <w:bCs w:val="0"/>
+                <w:sz w:val="24"/>
+                <w:szCs w:val="24"/>
+              </w:rPr>
+              <w:t xml:space="preserve"> </w:t>
+            </w:r>
+            <w:proofErr w:type="spellStart"/>
+            <w:r>
+              <w:rPr>
+                <w:rStyle w:val="Strong"/>
+                <w:b w:val="0"/>
+                <w:bCs w:val="0"/>
+                <w:sz w:val="24"/>
+                <w:szCs w:val="24"/>
+              </w:rPr>
+              <w:t>tập</w:t>
+            </w:r>
+            <w:proofErr w:type="spellEnd"/>
             <w:r>
               <w:rPr>
                 <w:b/>
@@ -653,8 +2218,86 @@
                 <w:sz w:val="24"/>
                 <w:szCs w:val="24"/>
               </w:rPr>
-              <w:t>Quản lý lịch tập mẫu</w:t>
-            </w:r>
+              <w:t xml:space="preserve">Quản </w:t>
+            </w:r>
+            <w:proofErr w:type="spellStart"/>
+            <w:r>
+              <w:rPr>
+                <w:rStyle w:val="Strong"/>
+                <w:b w:val="0"/>
+                <w:bCs w:val="0"/>
+                <w:sz w:val="24"/>
+                <w:szCs w:val="24"/>
+              </w:rPr>
+              <w:t>lý</w:t>
+            </w:r>
+            <w:proofErr w:type="spellEnd"/>
+            <w:r>
+              <w:rPr>
+                <w:rStyle w:val="Strong"/>
+                <w:b w:val="0"/>
+                <w:bCs w:val="0"/>
+                <w:sz w:val="24"/>
+                <w:szCs w:val="24"/>
+              </w:rPr>
+              <w:t xml:space="preserve"> </w:t>
+            </w:r>
+            <w:proofErr w:type="spellStart"/>
+            <w:r>
+              <w:rPr>
+                <w:rStyle w:val="Strong"/>
+                <w:b w:val="0"/>
+                <w:bCs w:val="0"/>
+                <w:sz w:val="24"/>
+                <w:szCs w:val="24"/>
+              </w:rPr>
+              <w:t>lịch</w:t>
+            </w:r>
+            <w:proofErr w:type="spellEnd"/>
+            <w:r>
+              <w:rPr>
+                <w:rStyle w:val="Strong"/>
+                <w:b w:val="0"/>
+                <w:bCs w:val="0"/>
+                <w:sz w:val="24"/>
+                <w:szCs w:val="24"/>
+              </w:rPr>
+              <w:t xml:space="preserve"> </w:t>
+            </w:r>
+            <w:proofErr w:type="spellStart"/>
+            <w:r>
+              <w:rPr>
+                <w:rStyle w:val="Strong"/>
+                <w:b w:val="0"/>
+                <w:bCs w:val="0"/>
+                <w:sz w:val="24"/>
+                <w:szCs w:val="24"/>
+              </w:rPr>
+              <w:t>tập</w:t>
+            </w:r>
+            <w:proofErr w:type="spellEnd"/>
+            <w:r>
+              <w:rPr>
+                <w:rStyle w:val="Strong"/>
+                <w:b w:val="0"/>
+                <w:bCs w:val="0"/>
+                <w:sz w:val="24"/>
+                <w:szCs w:val="24"/>
+              </w:rPr>
+              <w:t xml:space="preserve"> </w:t>
+            </w:r>
+            <w:proofErr w:type="spellStart"/>
+            <w:r>
+              <w:rPr>
+                <w:rStyle w:val="Strong"/>
+                <w:b w:val="0"/>
+                <w:bCs w:val="0"/>
+                <w:sz w:val="24"/>
+                <w:szCs w:val="24"/>
+              </w:rPr>
+              <w:t>mẫu</w:t>
+            </w:r>
+            <w:proofErr w:type="spellEnd"/>
             <w:r>
               <w:rPr>
                 <w:b/>
@@ -695,17 +2338,91 @@
                 <w:szCs w:val="24"/>
               </w:rPr>
             </w:pPr>
-            <w:r>
-              <w:rPr>
-                <w:rStyle w:val="Strong"/>
-                <w:rFonts w:cs="Times New Roman"/>
-                <w:b w:val="0"/>
-                <w:bCs w:val="0"/>
-                <w:sz w:val="24"/>
-                <w:szCs w:val="24"/>
-              </w:rPr>
-              <w:t>Cấu hình hệ thống</w:t>
-            </w:r>
+            <w:proofErr w:type="spellStart"/>
+            <w:r>
+              <w:rPr>
+                <w:rStyle w:val="Strong"/>
+                <w:rFonts w:cs="Times New Roman"/>
+                <w:b w:val="0"/>
+                <w:bCs w:val="0"/>
+                <w:sz w:val="24"/>
+                <w:szCs w:val="24"/>
+              </w:rPr>
+              <w:t>Cấu</w:t>
+            </w:r>
+            <w:proofErr w:type="spellEnd"/>
+            <w:r>
+              <w:rPr>
+                <w:rStyle w:val="Strong"/>
+                <w:rFonts w:cs="Times New Roman"/>
+                <w:b w:val="0"/>
+                <w:bCs w:val="0"/>
+                <w:sz w:val="24"/>
+                <w:szCs w:val="24"/>
+              </w:rPr>
+              <w:t xml:space="preserve"> </w:t>
+            </w:r>
+            <w:proofErr w:type="spellStart"/>
+            <w:r>
+              <w:rPr>
+                <w:rStyle w:val="Strong"/>
+                <w:rFonts w:cs="Times New Roman"/>
+                <w:b w:val="0"/>
+                <w:bCs w:val="0"/>
+                <w:sz w:val="24"/>
+                <w:szCs w:val="24"/>
+              </w:rPr>
+              <w:t>hình</w:t>
+            </w:r>
+            <w:proofErr w:type="spellEnd"/>
+            <w:r>
+              <w:rPr>
+                <w:rStyle w:val="Strong"/>
+                <w:rFonts w:cs="Times New Roman"/>
+                <w:b w:val="0"/>
+                <w:bCs w:val="0"/>
+                <w:sz w:val="24"/>
+                <w:szCs w:val="24"/>
+              </w:rPr>
+              <w:t xml:space="preserve"> </w:t>
+            </w:r>
+            <w:proofErr w:type="spellStart"/>
+            <w:r>
+              <w:rPr>
+                <w:rStyle w:val="Strong"/>
+                <w:rFonts w:cs="Times New Roman"/>
+                <w:b w:val="0"/>
+                <w:bCs w:val="0"/>
+                <w:sz w:val="24"/>
+                <w:szCs w:val="24"/>
+              </w:rPr>
+              <w:t>hệ</w:t>
+            </w:r>
+            <w:proofErr w:type="spellEnd"/>
+            <w:r>
+              <w:rPr>
+                <w:rStyle w:val="Strong"/>
+                <w:rFonts w:cs="Times New Roman"/>
+                <w:b w:val="0"/>
+                <w:bCs w:val="0"/>
+                <w:sz w:val="24"/>
+                <w:szCs w:val="24"/>
+              </w:rPr>
+              <w:t xml:space="preserve"> </w:t>
+            </w:r>
+            <w:proofErr w:type="spellStart"/>
+            <w:r>
+              <w:rPr>
+                <w:rStyle w:val="Strong"/>
+                <w:rFonts w:cs="Times New Roman"/>
+                <w:b w:val="0"/>
+                <w:bCs w:val="0"/>
+                <w:sz w:val="24"/>
+                <w:szCs w:val="24"/>
+              </w:rPr>
+              <w:t>thống</w:t>
+            </w:r>
+            <w:proofErr w:type="spellEnd"/>
           </w:p>
         </w:tc>
       </w:tr>
@@ -780,211 +2497,1221 @@
           <w:b/>
           <w:bCs/>
         </w:rPr>
-        <w:t>UC01 — Đăng ký / Đăng nhập</w:t>
-      </w:r>
-    </w:p>
-    <w:p>
-      <w:r>
-        <w:t>Gộp các chức năng:</w:t>
-      </w:r>
-    </w:p>
-    <w:p>
-      <w:r>
-        <w:t>Đăng ký</w:t>
-      </w:r>
-    </w:p>
-    <w:p>
-      <w:r>
-        <w:t>Đăng nhập</w:t>
-      </w:r>
-    </w:p>
-    <w:p>
-      <w:r>
-        <w:t>Đăng xuất</w:t>
-      </w:r>
-    </w:p>
-    <w:p>
-      <w:r>
-        <w:t>Quên mật khẩu</w:t>
-      </w:r>
-    </w:p>
-    <w:p>
-      <w:r>
-        <w:t>Không cần tách thành 4 UC trên sơ đồ tổng quát.</w:t>
-      </w:r>
-    </w:p>
-    <w:p/>
-    <w:p>
-      <w:pPr>
-        <w:rPr>
-          <w:b/>
-          <w:bCs/>
-        </w:rPr>
-      </w:pPr>
-      <w:r>
-        <w:rPr>
-          <w:b/>
-          <w:bCs/>
-        </w:rPr>
-        <w:t>UC02 — Quản lý hồ sơ cá nhân</w:t>
-      </w:r>
-    </w:p>
-    <w:p>
-      <w:r>
-        <w:t>User quản lý các thông tin phục vụ việc tập luyện:</w:t>
-      </w:r>
-    </w:p>
-    <w:p>
-      <w:r>
-        <w:t xml:space="preserve">Thông tin cá nhân </w:t>
-      </w:r>
-    </w:p>
-    <w:p>
-      <w:r>
-        <w:t xml:space="preserve">Chiều cao, cân nặng </w:t>
-      </w:r>
-    </w:p>
-    <w:p>
+        <w:t xml:space="preserve">UC01 — </w:t>
+      </w:r>
+      <w:proofErr w:type="spellStart"/>
+      <w:r>
+        <w:rPr>
+          <w:b/>
+          <w:bCs/>
+        </w:rPr>
+        <w:t>Đăng</w:t>
+      </w:r>
+      <w:proofErr w:type="spellEnd"/>
+      <w:r>
+        <w:rPr>
+          <w:b/>
+          <w:bCs/>
+        </w:rPr>
+        <w:t xml:space="preserve"> </w:t>
+      </w:r>
+      <w:proofErr w:type="spellStart"/>
+      <w:r>
+        <w:rPr>
+          <w:b/>
+          <w:bCs/>
+        </w:rPr>
+        <w:t>ký</w:t>
+      </w:r>
+      <w:proofErr w:type="spellEnd"/>
+      <w:r>
+        <w:rPr>
+          <w:b/>
+          <w:bCs/>
+        </w:rPr>
+        <w:t xml:space="preserve"> / </w:t>
+      </w:r>
+      <w:proofErr w:type="spellStart"/>
+      <w:r>
+        <w:rPr>
+          <w:b/>
+          <w:bCs/>
+        </w:rPr>
+        <w:t>Đăng</w:t>
+      </w:r>
+      <w:proofErr w:type="spellEnd"/>
+      <w:r>
+        <w:rPr>
+          <w:b/>
+          <w:bCs/>
+        </w:rPr>
+        <w:t xml:space="preserve"> </w:t>
+      </w:r>
+      <w:proofErr w:type="spellStart"/>
+      <w:r>
+        <w:rPr>
+          <w:b/>
+          <w:bCs/>
+        </w:rPr>
+        <w:t>nhập</w:t>
+      </w:r>
+      <w:proofErr w:type="spellEnd"/>
+    </w:p>
+    <w:p>
+      <w:proofErr w:type="spellStart"/>
+      <w:r>
+        <w:t>Gộp</w:t>
+      </w:r>
+      <w:proofErr w:type="spellEnd"/>
+      <w:r>
+        <w:t xml:space="preserve"> </w:t>
+      </w:r>
+      <w:proofErr w:type="spellStart"/>
+      <w:r>
+        <w:t>các</w:t>
+      </w:r>
+      <w:proofErr w:type="spellEnd"/>
+      <w:r>
+        <w:t xml:space="preserve"> </w:t>
+      </w:r>
+      <w:proofErr w:type="spellStart"/>
+      <w:r>
+        <w:t>chức</w:t>
+      </w:r>
+      <w:proofErr w:type="spellEnd"/>
+      <w:r>
+        <w:t xml:space="preserve"> </w:t>
+      </w:r>
+      <w:proofErr w:type="spellStart"/>
+      <w:r>
+        <w:t>năng</w:t>
+      </w:r>
+      <w:proofErr w:type="spellEnd"/>
+      <w:r>
+        <w:t>:</w:t>
+      </w:r>
+    </w:p>
+    <w:p>
+      <w:proofErr w:type="spellStart"/>
+      <w:r>
+        <w:t>Đăng</w:t>
+      </w:r>
+      <w:proofErr w:type="spellEnd"/>
+      <w:r>
+        <w:t xml:space="preserve"> </w:t>
+      </w:r>
+      <w:proofErr w:type="spellStart"/>
+      <w:r>
+        <w:t>ký</w:t>
+      </w:r>
+      <w:proofErr w:type="spellEnd"/>
+    </w:p>
+    <w:p>
+      <w:proofErr w:type="spellStart"/>
+      <w:r>
+        <w:t>Đăng</w:t>
+      </w:r>
+      <w:proofErr w:type="spellEnd"/>
+      <w:r>
+        <w:t xml:space="preserve"> </w:t>
+      </w:r>
+      <w:proofErr w:type="spellStart"/>
+      <w:r>
+        <w:t>nhập</w:t>
+      </w:r>
+      <w:proofErr w:type="spellEnd"/>
+    </w:p>
+    <w:p>
+      <w:proofErr w:type="spellStart"/>
+      <w:r>
+        <w:t>Đăng</w:t>
+      </w:r>
+      <w:proofErr w:type="spellEnd"/>
+      <w:r>
+        <w:t xml:space="preserve"> </w:t>
+      </w:r>
+      <w:proofErr w:type="spellStart"/>
+      <w:r>
+        <w:t>xuất</w:t>
+      </w:r>
+      <w:proofErr w:type="spellEnd"/>
+    </w:p>
+    <w:p>
+      <w:proofErr w:type="spellStart"/>
+      <w:r>
+        <w:t>Quên</w:t>
+      </w:r>
+      <w:proofErr w:type="spellEnd"/>
+      <w:r>
+        <w:t xml:space="preserve"> </w:t>
+      </w:r>
+      <w:proofErr w:type="spellStart"/>
+      <w:r>
+        <w:t>mật</w:t>
+      </w:r>
+      <w:proofErr w:type="spellEnd"/>
+      <w:r>
+        <w:t xml:space="preserve"> </w:t>
+      </w:r>
+      <w:proofErr w:type="spellStart"/>
+      <w:r>
+        <w:t>khẩu</w:t>
+      </w:r>
+      <w:proofErr w:type="spellEnd"/>
+    </w:p>
+    <w:p>
+      <w:proofErr w:type="spellStart"/>
+      <w:r>
+        <w:t>Không</w:t>
+      </w:r>
+      <w:proofErr w:type="spellEnd"/>
+      <w:r>
+        <w:t xml:space="preserve"> </w:t>
+      </w:r>
+      <w:proofErr w:type="spellStart"/>
+      <w:r>
+        <w:t>cần</w:t>
+      </w:r>
+      <w:proofErr w:type="spellEnd"/>
+      <w:r>
+        <w:t xml:space="preserve"> </w:t>
+      </w:r>
+      <w:proofErr w:type="spellStart"/>
+      <w:r>
+        <w:t>tách</w:t>
+      </w:r>
+      <w:proofErr w:type="spellEnd"/>
+      <w:r>
+        <w:t xml:space="preserve"> </w:t>
+      </w:r>
+      <w:proofErr w:type="spellStart"/>
+      <w:r>
+        <w:t>thành</w:t>
+      </w:r>
+      <w:proofErr w:type="spellEnd"/>
+      <w:r>
+        <w:t xml:space="preserve"> 4 UC </w:t>
+      </w:r>
+      <w:proofErr w:type="spellStart"/>
+      <w:r>
+        <w:t>trên</w:t>
+      </w:r>
+      <w:proofErr w:type="spellEnd"/>
+      <w:r>
+        <w:t xml:space="preserve"> </w:t>
+      </w:r>
+      <w:proofErr w:type="spellStart"/>
+      <w:r>
+        <w:t>sơ</w:t>
+      </w:r>
+      <w:proofErr w:type="spellEnd"/>
+      <w:r>
+        <w:t xml:space="preserve"> </w:t>
+      </w:r>
+      <w:proofErr w:type="spellStart"/>
+      <w:r>
+        <w:t>đồ</w:t>
+      </w:r>
+      <w:proofErr w:type="spellEnd"/>
+      <w:r>
+        <w:t xml:space="preserve"> </w:t>
+      </w:r>
+      <w:proofErr w:type="spellStart"/>
+      <w:r>
+        <w:t>tổng</w:t>
+      </w:r>
+      <w:proofErr w:type="spellEnd"/>
+      <w:r>
+        <w:t xml:space="preserve"> </w:t>
+      </w:r>
+      <w:proofErr w:type="spellStart"/>
+      <w:r>
+        <w:t>quát</w:t>
+      </w:r>
+      <w:proofErr w:type="spellEnd"/>
+      <w:r>
+        <w:t>.</w:t>
+      </w:r>
+    </w:p>
+    <w:p/>
+    <w:p>
+      <w:pPr>
+        <w:rPr>
+          <w:b/>
+          <w:bCs/>
+        </w:rPr>
+      </w:pPr>
+      <w:r>
+        <w:rPr>
+          <w:b/>
+          <w:bCs/>
+        </w:rPr>
+        <w:t xml:space="preserve">UC02 — Quản </w:t>
+      </w:r>
+      <w:proofErr w:type="spellStart"/>
+      <w:r>
+        <w:rPr>
+          <w:b/>
+          <w:bCs/>
+        </w:rPr>
+        <w:t>lý</w:t>
+      </w:r>
+      <w:proofErr w:type="spellEnd"/>
+      <w:r>
+        <w:rPr>
+          <w:b/>
+          <w:bCs/>
+        </w:rPr>
+        <w:t xml:space="preserve"> </w:t>
+      </w:r>
+      <w:proofErr w:type="spellStart"/>
+      <w:r>
+        <w:rPr>
+          <w:b/>
+          <w:bCs/>
+        </w:rPr>
+        <w:t>hồ</w:t>
+      </w:r>
+      <w:proofErr w:type="spellEnd"/>
+      <w:r>
+        <w:rPr>
+          <w:b/>
+          <w:bCs/>
+        </w:rPr>
+        <w:t xml:space="preserve"> </w:t>
+      </w:r>
+      <w:proofErr w:type="spellStart"/>
+      <w:r>
+        <w:rPr>
+          <w:b/>
+          <w:bCs/>
+        </w:rPr>
+        <w:t>sơ</w:t>
+      </w:r>
+      <w:proofErr w:type="spellEnd"/>
+      <w:r>
+        <w:rPr>
+          <w:b/>
+          <w:bCs/>
+        </w:rPr>
+        <w:t xml:space="preserve"> </w:t>
+      </w:r>
+      <w:proofErr w:type="spellStart"/>
+      <w:r>
+        <w:rPr>
+          <w:b/>
+          <w:bCs/>
+        </w:rPr>
+        <w:t>cá</w:t>
+      </w:r>
+      <w:proofErr w:type="spellEnd"/>
+      <w:r>
+        <w:rPr>
+          <w:b/>
+          <w:bCs/>
+        </w:rPr>
+        <w:t xml:space="preserve"> </w:t>
+      </w:r>
+      <w:proofErr w:type="spellStart"/>
+      <w:r>
+        <w:rPr>
+          <w:b/>
+          <w:bCs/>
+        </w:rPr>
+        <w:t>nhân</w:t>
+      </w:r>
+      <w:proofErr w:type="spellEnd"/>
+    </w:p>
+    <w:p>
+      <w:r>
+        <w:t xml:space="preserve">User </w:t>
+      </w:r>
+      <w:proofErr w:type="spellStart"/>
+      <w:r>
+        <w:t>quản</w:t>
+      </w:r>
+      <w:proofErr w:type="spellEnd"/>
+      <w:r>
+        <w:t xml:space="preserve"> </w:t>
+      </w:r>
+      <w:proofErr w:type="spellStart"/>
+      <w:r>
+        <w:t>lý</w:t>
+      </w:r>
+      <w:proofErr w:type="spellEnd"/>
+      <w:r>
+        <w:t xml:space="preserve"> </w:t>
+      </w:r>
+      <w:proofErr w:type="spellStart"/>
+      <w:r>
+        <w:t>các</w:t>
+      </w:r>
+      <w:proofErr w:type="spellEnd"/>
+      <w:r>
+        <w:t xml:space="preserve"> </w:t>
+      </w:r>
+      <w:proofErr w:type="spellStart"/>
+      <w:r>
+        <w:t>thông</w:t>
+      </w:r>
+      <w:proofErr w:type="spellEnd"/>
+      <w:r>
+        <w:t xml:space="preserve"> tin </w:t>
+      </w:r>
+      <w:proofErr w:type="spellStart"/>
+      <w:r>
+        <w:t>phục</w:t>
+      </w:r>
+      <w:proofErr w:type="spellEnd"/>
+      <w:r>
+        <w:t xml:space="preserve"> </w:t>
+      </w:r>
+      <w:proofErr w:type="spellStart"/>
+      <w:r>
+        <w:t>vụ</w:t>
+      </w:r>
+      <w:proofErr w:type="spellEnd"/>
+      <w:r>
+        <w:t xml:space="preserve"> </w:t>
+      </w:r>
+      <w:proofErr w:type="spellStart"/>
+      <w:r>
+        <w:t>việc</w:t>
+      </w:r>
+      <w:proofErr w:type="spellEnd"/>
+      <w:r>
+        <w:t xml:space="preserve"> </w:t>
+      </w:r>
+      <w:proofErr w:type="spellStart"/>
+      <w:r>
+        <w:t>tập</w:t>
+      </w:r>
+      <w:proofErr w:type="spellEnd"/>
+      <w:r>
+        <w:t xml:space="preserve"> </w:t>
+      </w:r>
+      <w:proofErr w:type="spellStart"/>
+      <w:r>
+        <w:t>luyện</w:t>
+      </w:r>
+      <w:proofErr w:type="spellEnd"/>
+      <w:r>
+        <w:t>:</w:t>
+      </w:r>
+    </w:p>
+    <w:p>
+      <w:r>
+        <w:t xml:space="preserve">Thông tin </w:t>
+      </w:r>
+      <w:proofErr w:type="spellStart"/>
+      <w:r>
+        <w:t>cá</w:t>
+      </w:r>
+      <w:proofErr w:type="spellEnd"/>
+      <w:r>
+        <w:t xml:space="preserve"> </w:t>
+      </w:r>
+      <w:proofErr w:type="spellStart"/>
+      <w:r>
+        <w:t>nhân</w:t>
+      </w:r>
+      <w:proofErr w:type="spellEnd"/>
+      <w:r>
+        <w:t xml:space="preserve"> </w:t>
+      </w:r>
+    </w:p>
+    <w:p>
+      <w:proofErr w:type="spellStart"/>
+      <w:r>
+        <w:t>Chiều</w:t>
+      </w:r>
+      <w:proofErr w:type="spellEnd"/>
+      <w:r>
+        <w:t xml:space="preserve"> </w:t>
+      </w:r>
+      <w:proofErr w:type="spellStart"/>
+      <w:r>
+        <w:t>cao</w:t>
+      </w:r>
+      <w:proofErr w:type="spellEnd"/>
+      <w:r>
+        <w:t xml:space="preserve">, </w:t>
+      </w:r>
+      <w:proofErr w:type="spellStart"/>
+      <w:r>
+        <w:t>cân</w:t>
+      </w:r>
+      <w:proofErr w:type="spellEnd"/>
+      <w:r>
+        <w:t xml:space="preserve"> </w:t>
+      </w:r>
+      <w:proofErr w:type="spellStart"/>
+      <w:r>
+        <w:t>nặng</w:t>
+      </w:r>
+      <w:proofErr w:type="spellEnd"/>
+      <w:r>
+        <w:t xml:space="preserve"> </w:t>
+      </w:r>
+    </w:p>
+    <w:p>
+      <w:proofErr w:type="spellStart"/>
       <w:r>
         <w:lastRenderedPageBreak/>
-        <w:t xml:space="preserve">Trình độ tập luyện </w:t>
-      </w:r>
-    </w:p>
-    <w:p>
-      <w:r>
-        <w:t xml:space="preserve">Mục tiêu </w:t>
-      </w:r>
-    </w:p>
-    <w:p>
-      <w:r>
-        <w:t xml:space="preserve">Số buổi tập/tuần </w:t>
-      </w:r>
-    </w:p>
-    <w:p>
-      <w:r>
-        <w:t>Ví dụ:</w:t>
-      </w:r>
-    </w:p>
-    <w:p>
-      <w:r>
-        <w:t>Beginner → 3 buổi/tuần → Muscle Gain</w:t>
-      </w:r>
-    </w:p>
-    <w:p/>
-    <w:p>
-      <w:pPr>
-        <w:rPr>
-          <w:b/>
-          <w:bCs/>
-        </w:rPr>
-      </w:pPr>
-      <w:r>
-        <w:rPr>
-          <w:b/>
-          <w:bCs/>
-        </w:rPr>
-        <w:t>UC03 — Tra cứu bài tập</w:t>
-      </w:r>
-    </w:p>
-    <w:p>
-      <w:r>
-        <w:t>Gộp:</w:t>
-      </w:r>
-    </w:p>
-    <w:p>
-      <w:r>
-        <w:t>Xem danh sách bài tập</w:t>
-      </w:r>
-    </w:p>
-    <w:p>
-      <w:r>
-        <w:t>Tìm kiếm</w:t>
-      </w:r>
-    </w:p>
-    <w:p>
+        <w:t>Trình</w:t>
+      </w:r>
+      <w:proofErr w:type="spellEnd"/>
+      <w:r>
+        <w:t xml:space="preserve"> </w:t>
+      </w:r>
+      <w:proofErr w:type="spellStart"/>
+      <w:r>
+        <w:t>độ</w:t>
+      </w:r>
+      <w:proofErr w:type="spellEnd"/>
+      <w:r>
+        <w:t xml:space="preserve"> </w:t>
+      </w:r>
+      <w:proofErr w:type="spellStart"/>
+      <w:r>
+        <w:t>tập</w:t>
+      </w:r>
+      <w:proofErr w:type="spellEnd"/>
+      <w:r>
+        <w:t xml:space="preserve"> </w:t>
+      </w:r>
+      <w:proofErr w:type="spellStart"/>
+      <w:r>
+        <w:t>luyện</w:t>
+      </w:r>
+      <w:proofErr w:type="spellEnd"/>
+      <w:r>
+        <w:t xml:space="preserve"> </w:t>
+      </w:r>
+    </w:p>
+    <w:p>
+      <w:proofErr w:type="spellStart"/>
+      <w:r>
+        <w:t>Mục</w:t>
+      </w:r>
+      <w:proofErr w:type="spellEnd"/>
+      <w:r>
+        <w:t xml:space="preserve"> </w:t>
+      </w:r>
+      <w:proofErr w:type="spellStart"/>
+      <w:r>
+        <w:t>tiêu</w:t>
+      </w:r>
+      <w:proofErr w:type="spellEnd"/>
+      <w:r>
+        <w:t xml:space="preserve"> </w:t>
+      </w:r>
+    </w:p>
+    <w:p>
+      <w:proofErr w:type="spellStart"/>
+      <w:r>
+        <w:t>Số</w:t>
+      </w:r>
+      <w:proofErr w:type="spellEnd"/>
+      <w:r>
+        <w:t xml:space="preserve"> </w:t>
+      </w:r>
+      <w:proofErr w:type="spellStart"/>
+      <w:r>
+        <w:t>buổi</w:t>
+      </w:r>
+      <w:proofErr w:type="spellEnd"/>
+      <w:r>
+        <w:t xml:space="preserve"> </w:t>
+      </w:r>
+      <w:proofErr w:type="spellStart"/>
+      <w:r>
+        <w:t>tập</w:t>
+      </w:r>
+      <w:proofErr w:type="spellEnd"/>
+      <w:r>
+        <w:t>/</w:t>
+      </w:r>
+      <w:proofErr w:type="spellStart"/>
+      <w:r>
+        <w:t>tuần</w:t>
+      </w:r>
+      <w:proofErr w:type="spellEnd"/>
+      <w:r>
+        <w:t xml:space="preserve"> </w:t>
+      </w:r>
+    </w:p>
+    <w:p>
+      <w:proofErr w:type="spellStart"/>
+      <w:r>
+        <w:t>Ví</w:t>
+      </w:r>
+      <w:proofErr w:type="spellEnd"/>
+      <w:r>
+        <w:t xml:space="preserve"> </w:t>
+      </w:r>
+      <w:proofErr w:type="spellStart"/>
+      <w:r>
+        <w:t>dụ</w:t>
+      </w:r>
+      <w:proofErr w:type="spellEnd"/>
+      <w:r>
+        <w:t>:</w:t>
+      </w:r>
+    </w:p>
+    <w:p>
+      <w:r>
+        <w:t xml:space="preserve">Beginner → 3 </w:t>
+      </w:r>
+      <w:proofErr w:type="spellStart"/>
+      <w:r>
+        <w:t>buổi</w:t>
+      </w:r>
+      <w:proofErr w:type="spellEnd"/>
+      <w:r>
+        <w:t>/</w:t>
+      </w:r>
+      <w:proofErr w:type="spellStart"/>
+      <w:r>
+        <w:t>tuần</w:t>
+      </w:r>
+      <w:proofErr w:type="spellEnd"/>
+      <w:r>
+        <w:t xml:space="preserve"> → Muscle Gain</w:t>
+      </w:r>
+    </w:p>
+    <w:p/>
+    <w:p>
+      <w:pPr>
+        <w:rPr>
+          <w:b/>
+          <w:bCs/>
+        </w:rPr>
+      </w:pPr>
+      <w:r>
+        <w:rPr>
+          <w:b/>
+          <w:bCs/>
+        </w:rPr>
+        <w:t xml:space="preserve">UC03 — Tra </w:t>
+      </w:r>
+      <w:proofErr w:type="spellStart"/>
+      <w:r>
+        <w:rPr>
+          <w:b/>
+          <w:bCs/>
+        </w:rPr>
+        <w:t>cứu</w:t>
+      </w:r>
+      <w:proofErr w:type="spellEnd"/>
+      <w:r>
+        <w:rPr>
+          <w:b/>
+          <w:bCs/>
+        </w:rPr>
+        <w:t xml:space="preserve"> </w:t>
+      </w:r>
+      <w:proofErr w:type="spellStart"/>
+      <w:r>
+        <w:rPr>
+          <w:b/>
+          <w:bCs/>
+        </w:rPr>
+        <w:t>bài</w:t>
+      </w:r>
+      <w:proofErr w:type="spellEnd"/>
+      <w:r>
+        <w:rPr>
+          <w:b/>
+          <w:bCs/>
+        </w:rPr>
+        <w:t xml:space="preserve"> </w:t>
+      </w:r>
+      <w:proofErr w:type="spellStart"/>
+      <w:r>
+        <w:rPr>
+          <w:b/>
+          <w:bCs/>
+        </w:rPr>
+        <w:t>tập</w:t>
+      </w:r>
+      <w:proofErr w:type="spellEnd"/>
+    </w:p>
+    <w:p>
+      <w:proofErr w:type="spellStart"/>
+      <w:r>
+        <w:t>Gộp</w:t>
+      </w:r>
+      <w:proofErr w:type="spellEnd"/>
+      <w:r>
+        <w:t>:</w:t>
+      </w:r>
+    </w:p>
+    <w:p>
+      <w:r>
+        <w:t xml:space="preserve">Xem </w:t>
+      </w:r>
+      <w:proofErr w:type="spellStart"/>
+      <w:r>
+        <w:t>danh</w:t>
+      </w:r>
+      <w:proofErr w:type="spellEnd"/>
+      <w:r>
+        <w:t xml:space="preserve"> </w:t>
+      </w:r>
+      <w:proofErr w:type="spellStart"/>
+      <w:r>
+        <w:t>sách</w:t>
+      </w:r>
+      <w:proofErr w:type="spellEnd"/>
+      <w:r>
+        <w:t xml:space="preserve"> </w:t>
+      </w:r>
+      <w:proofErr w:type="spellStart"/>
+      <w:r>
+        <w:t>bài</w:t>
+      </w:r>
+      <w:proofErr w:type="spellEnd"/>
+      <w:r>
+        <w:t xml:space="preserve"> </w:t>
+      </w:r>
+      <w:proofErr w:type="spellStart"/>
+      <w:r>
+        <w:t>tập</w:t>
+      </w:r>
+      <w:proofErr w:type="spellEnd"/>
+    </w:p>
+    <w:p>
+      <w:proofErr w:type="spellStart"/>
+      <w:r>
+        <w:t>Tìm</w:t>
+      </w:r>
+      <w:proofErr w:type="spellEnd"/>
+      <w:r>
+        <w:t xml:space="preserve"> </w:t>
+      </w:r>
+      <w:proofErr w:type="spellStart"/>
+      <w:r>
+        <w:t>kiếm</w:t>
+      </w:r>
+      <w:proofErr w:type="spellEnd"/>
+    </w:p>
+    <w:p>
+      <w:proofErr w:type="spellStart"/>
       <w:r>
         <w:t>Lọc</w:t>
       </w:r>
-    </w:p>
-    <w:p>
-      <w:r>
-        <w:t>Xem chi tiết</w:t>
-      </w:r>
-    </w:p>
-    <w:p>
-      <w:r>
-        <w:t>Ví dụ:</w:t>
-      </w:r>
-    </w:p>
-    <w:p>
-      <w:r>
-        <w:t>User tìm "Chest" → xem các bài tập ngực → chọn Bench Press → xem hướng dẫn.</w:t>
-      </w:r>
-    </w:p>
-    <w:p/>
-    <w:p>
-      <w:pPr>
-        <w:rPr>
-          <w:b/>
-          <w:bCs/>
-        </w:rPr>
-      </w:pPr>
-      <w:r>
-        <w:rPr>
-          <w:b/>
-          <w:bCs/>
-        </w:rPr>
-        <w:t>UC04 — Quản lý lịch tập cá nhân</w:t>
-      </w:r>
-    </w:p>
-    <w:p>
-      <w:r>
-        <w:t>Đây là UC lớn, bao gồm:</w:t>
-      </w:r>
-    </w:p>
-    <w:p>
-      <w:r>
-        <w:t>Tạo lịch tập</w:t>
-      </w:r>
-    </w:p>
-    <w:p>
-      <w:r>
-        <w:t>Chỉnh sửa lịch tập</w:t>
-      </w:r>
-    </w:p>
-    <w:p>
-      <w:r>
-        <w:t>Xóa lịch tập</w:t>
-      </w:r>
-    </w:p>
-    <w:p>
-      <w:r>
-        <w:t>Thêm bài tập</w:t>
-      </w:r>
-    </w:p>
-    <w:p>
-      <w:r>
-        <w:t>Xóa bài tập</w:t>
-      </w:r>
-    </w:p>
-    <w:p>
-      <w:r>
-        <w:t>Sắp xếp bài tập</w:t>
-      </w:r>
-    </w:p>
-    <w:p>
-      <w:r>
-        <w:t>Cấu hình sets/reps/rest</w:t>
-      </w:r>
-    </w:p>
-    <w:p>
-      <w:r>
-        <w:t>Ví dụ:</w:t>
-      </w:r>
-    </w:p>
-    <w:p>
-      <w:r>
-        <w:t>User tạo "Push Pull Legs" và tự thêm các bài tập vào từng ngày.</w:t>
+      <w:proofErr w:type="spellEnd"/>
+    </w:p>
+    <w:p>
+      <w:r>
+        <w:t xml:space="preserve">Xem chi </w:t>
+      </w:r>
+      <w:proofErr w:type="spellStart"/>
+      <w:r>
+        <w:t>tiết</w:t>
+      </w:r>
+      <w:proofErr w:type="spellEnd"/>
+    </w:p>
+    <w:p>
+      <w:proofErr w:type="spellStart"/>
+      <w:r>
+        <w:t>Ví</w:t>
+      </w:r>
+      <w:proofErr w:type="spellEnd"/>
+      <w:r>
+        <w:t xml:space="preserve"> </w:t>
+      </w:r>
+      <w:proofErr w:type="spellStart"/>
+      <w:r>
+        <w:t>dụ</w:t>
+      </w:r>
+      <w:proofErr w:type="spellEnd"/>
+      <w:r>
+        <w:t>:</w:t>
+      </w:r>
+    </w:p>
+    <w:p>
+      <w:r>
+        <w:t xml:space="preserve">User </w:t>
+      </w:r>
+      <w:proofErr w:type="spellStart"/>
+      <w:r>
+        <w:t>tìm</w:t>
+      </w:r>
+      <w:proofErr w:type="spellEnd"/>
+      <w:r>
+        <w:t xml:space="preserve"> "Chest" → </w:t>
+      </w:r>
+      <w:proofErr w:type="spellStart"/>
+      <w:r>
+        <w:t>xem</w:t>
+      </w:r>
+      <w:proofErr w:type="spellEnd"/>
+      <w:r>
+        <w:t xml:space="preserve"> </w:t>
+      </w:r>
+      <w:proofErr w:type="spellStart"/>
+      <w:r>
+        <w:t>các</w:t>
+      </w:r>
+      <w:proofErr w:type="spellEnd"/>
+      <w:r>
+        <w:t xml:space="preserve"> </w:t>
+      </w:r>
+      <w:proofErr w:type="spellStart"/>
+      <w:r>
+        <w:t>bài</w:t>
+      </w:r>
+      <w:proofErr w:type="spellEnd"/>
+      <w:r>
+        <w:t xml:space="preserve"> </w:t>
+      </w:r>
+      <w:proofErr w:type="spellStart"/>
+      <w:r>
+        <w:t>tập</w:t>
+      </w:r>
+      <w:proofErr w:type="spellEnd"/>
+      <w:r>
+        <w:t xml:space="preserve"> </w:t>
+      </w:r>
+      <w:proofErr w:type="spellStart"/>
+      <w:r>
+        <w:t>ngực</w:t>
+      </w:r>
+      <w:proofErr w:type="spellEnd"/>
+      <w:r>
+        <w:t xml:space="preserve"> → </w:t>
+      </w:r>
+      <w:proofErr w:type="spellStart"/>
+      <w:r>
+        <w:t>chọn</w:t>
+      </w:r>
+      <w:proofErr w:type="spellEnd"/>
+      <w:r>
+        <w:t xml:space="preserve"> Bench Press → </w:t>
+      </w:r>
+      <w:proofErr w:type="spellStart"/>
+      <w:r>
+        <w:t>xem</w:t>
+      </w:r>
+      <w:proofErr w:type="spellEnd"/>
+      <w:r>
+        <w:t xml:space="preserve"> </w:t>
+      </w:r>
+      <w:proofErr w:type="spellStart"/>
+      <w:r>
+        <w:t>hướng</w:t>
+      </w:r>
+      <w:proofErr w:type="spellEnd"/>
+      <w:r>
+        <w:t xml:space="preserve"> </w:t>
+      </w:r>
+      <w:proofErr w:type="spellStart"/>
+      <w:r>
+        <w:t>dẫn</w:t>
+      </w:r>
+      <w:proofErr w:type="spellEnd"/>
+      <w:r>
+        <w:t>.</w:t>
+      </w:r>
+    </w:p>
+    <w:p/>
+    <w:p>
+      <w:pPr>
+        <w:rPr>
+          <w:b/>
+          <w:bCs/>
+        </w:rPr>
+      </w:pPr>
+      <w:r>
+        <w:rPr>
+          <w:b/>
+          <w:bCs/>
+        </w:rPr>
+        <w:t xml:space="preserve">UC04 — Quản </w:t>
+      </w:r>
+      <w:proofErr w:type="spellStart"/>
+      <w:r>
+        <w:rPr>
+          <w:b/>
+          <w:bCs/>
+        </w:rPr>
+        <w:t>lý</w:t>
+      </w:r>
+      <w:proofErr w:type="spellEnd"/>
+      <w:r>
+        <w:rPr>
+          <w:b/>
+          <w:bCs/>
+        </w:rPr>
+        <w:t xml:space="preserve"> </w:t>
+      </w:r>
+      <w:proofErr w:type="spellStart"/>
+      <w:r>
+        <w:rPr>
+          <w:b/>
+          <w:bCs/>
+        </w:rPr>
+        <w:t>lịch</w:t>
+      </w:r>
+      <w:proofErr w:type="spellEnd"/>
+      <w:r>
+        <w:rPr>
+          <w:b/>
+          <w:bCs/>
+        </w:rPr>
+        <w:t xml:space="preserve"> </w:t>
+      </w:r>
+      <w:proofErr w:type="spellStart"/>
+      <w:r>
+        <w:rPr>
+          <w:b/>
+          <w:bCs/>
+        </w:rPr>
+        <w:t>tập</w:t>
+      </w:r>
+      <w:proofErr w:type="spellEnd"/>
+      <w:r>
+        <w:rPr>
+          <w:b/>
+          <w:bCs/>
+        </w:rPr>
+        <w:t xml:space="preserve"> </w:t>
+      </w:r>
+      <w:proofErr w:type="spellStart"/>
+      <w:r>
+        <w:rPr>
+          <w:b/>
+          <w:bCs/>
+        </w:rPr>
+        <w:t>cá</w:t>
+      </w:r>
+      <w:proofErr w:type="spellEnd"/>
+      <w:r>
+        <w:rPr>
+          <w:b/>
+          <w:bCs/>
+        </w:rPr>
+        <w:t xml:space="preserve"> </w:t>
+      </w:r>
+      <w:proofErr w:type="spellStart"/>
+      <w:r>
+        <w:rPr>
+          <w:b/>
+          <w:bCs/>
+        </w:rPr>
+        <w:t>nhân</w:t>
+      </w:r>
+      <w:proofErr w:type="spellEnd"/>
+    </w:p>
+    <w:p>
+      <w:proofErr w:type="spellStart"/>
+      <w:r>
+        <w:t>Đây</w:t>
+      </w:r>
+      <w:proofErr w:type="spellEnd"/>
+      <w:r>
+        <w:t xml:space="preserve"> </w:t>
+      </w:r>
+      <w:proofErr w:type="spellStart"/>
+      <w:r>
+        <w:t>là</w:t>
+      </w:r>
+      <w:proofErr w:type="spellEnd"/>
+      <w:r>
+        <w:t xml:space="preserve"> UC </w:t>
+      </w:r>
+      <w:proofErr w:type="spellStart"/>
+      <w:r>
+        <w:t>lớn</w:t>
+      </w:r>
+      <w:proofErr w:type="spellEnd"/>
+      <w:r>
+        <w:t xml:space="preserve">, bao </w:t>
+      </w:r>
+      <w:proofErr w:type="spellStart"/>
+      <w:r>
+        <w:t>gồm</w:t>
+      </w:r>
+      <w:proofErr w:type="spellEnd"/>
+      <w:r>
+        <w:t>:</w:t>
+      </w:r>
+    </w:p>
+    <w:p>
+      <w:proofErr w:type="spellStart"/>
+      <w:r>
+        <w:t>Tạo</w:t>
+      </w:r>
+      <w:proofErr w:type="spellEnd"/>
+      <w:r>
+        <w:t xml:space="preserve"> </w:t>
+      </w:r>
+      <w:proofErr w:type="spellStart"/>
+      <w:r>
+        <w:t>lịch</w:t>
+      </w:r>
+      <w:proofErr w:type="spellEnd"/>
+      <w:r>
+        <w:t xml:space="preserve"> </w:t>
+      </w:r>
+      <w:proofErr w:type="spellStart"/>
+      <w:r>
+        <w:t>tập</w:t>
+      </w:r>
+      <w:proofErr w:type="spellEnd"/>
+    </w:p>
+    <w:p>
+      <w:proofErr w:type="spellStart"/>
+      <w:r>
+        <w:t>Chỉnh</w:t>
+      </w:r>
+      <w:proofErr w:type="spellEnd"/>
+      <w:r>
+        <w:t xml:space="preserve"> </w:t>
+      </w:r>
+      <w:proofErr w:type="spellStart"/>
+      <w:r>
+        <w:t>sửa</w:t>
+      </w:r>
+      <w:proofErr w:type="spellEnd"/>
+      <w:r>
+        <w:t xml:space="preserve"> </w:t>
+      </w:r>
+      <w:proofErr w:type="spellStart"/>
+      <w:r>
+        <w:t>lịch</w:t>
+      </w:r>
+      <w:proofErr w:type="spellEnd"/>
+      <w:r>
+        <w:t xml:space="preserve"> </w:t>
+      </w:r>
+      <w:proofErr w:type="spellStart"/>
+      <w:r>
+        <w:t>tập</w:t>
+      </w:r>
+      <w:proofErr w:type="spellEnd"/>
+    </w:p>
+    <w:p>
+      <w:proofErr w:type="spellStart"/>
+      <w:r>
+        <w:t>Xóa</w:t>
+      </w:r>
+      <w:proofErr w:type="spellEnd"/>
+      <w:r>
+        <w:t xml:space="preserve"> </w:t>
+      </w:r>
+      <w:proofErr w:type="spellStart"/>
+      <w:r>
+        <w:t>lịch</w:t>
+      </w:r>
+      <w:proofErr w:type="spellEnd"/>
+      <w:r>
+        <w:t xml:space="preserve"> </w:t>
+      </w:r>
+      <w:proofErr w:type="spellStart"/>
+      <w:r>
+        <w:t>tập</w:t>
+      </w:r>
+      <w:proofErr w:type="spellEnd"/>
+    </w:p>
+    <w:p>
+      <w:proofErr w:type="spellStart"/>
+      <w:r>
+        <w:t>Thêm</w:t>
+      </w:r>
+      <w:proofErr w:type="spellEnd"/>
+      <w:r>
+        <w:t xml:space="preserve"> </w:t>
+      </w:r>
+      <w:proofErr w:type="spellStart"/>
+      <w:r>
+        <w:t>bài</w:t>
+      </w:r>
+      <w:proofErr w:type="spellEnd"/>
+      <w:r>
+        <w:t xml:space="preserve"> </w:t>
+      </w:r>
+      <w:proofErr w:type="spellStart"/>
+      <w:r>
+        <w:t>tập</w:t>
+      </w:r>
+      <w:proofErr w:type="spellEnd"/>
+    </w:p>
+    <w:p>
+      <w:proofErr w:type="spellStart"/>
+      <w:r>
+        <w:t>Xóa</w:t>
+      </w:r>
+      <w:proofErr w:type="spellEnd"/>
+      <w:r>
+        <w:t xml:space="preserve"> </w:t>
+      </w:r>
+      <w:proofErr w:type="spellStart"/>
+      <w:r>
+        <w:t>bài</w:t>
+      </w:r>
+      <w:proofErr w:type="spellEnd"/>
+      <w:r>
+        <w:t xml:space="preserve"> </w:t>
+      </w:r>
+      <w:proofErr w:type="spellStart"/>
+      <w:r>
+        <w:t>tập</w:t>
+      </w:r>
+      <w:proofErr w:type="spellEnd"/>
+    </w:p>
+    <w:p>
+      <w:proofErr w:type="spellStart"/>
+      <w:r>
+        <w:t>Sắp</w:t>
+      </w:r>
+      <w:proofErr w:type="spellEnd"/>
+      <w:r>
+        <w:t xml:space="preserve"> </w:t>
+      </w:r>
+      <w:proofErr w:type="spellStart"/>
+      <w:r>
+        <w:t>xếp</w:t>
+      </w:r>
+      <w:proofErr w:type="spellEnd"/>
+      <w:r>
+        <w:t xml:space="preserve"> </w:t>
+      </w:r>
+      <w:proofErr w:type="spellStart"/>
+      <w:r>
+        <w:t>bài</w:t>
+      </w:r>
+      <w:proofErr w:type="spellEnd"/>
+      <w:r>
+        <w:t xml:space="preserve"> </w:t>
+      </w:r>
+      <w:proofErr w:type="spellStart"/>
+      <w:r>
+        <w:t>tập</w:t>
+      </w:r>
+      <w:proofErr w:type="spellEnd"/>
+    </w:p>
+    <w:p>
+      <w:proofErr w:type="spellStart"/>
+      <w:r>
+        <w:t>Cấu</w:t>
+      </w:r>
+      <w:proofErr w:type="spellEnd"/>
+      <w:r>
+        <w:t xml:space="preserve"> </w:t>
+      </w:r>
+      <w:proofErr w:type="spellStart"/>
+      <w:r>
+        <w:t>hình</w:t>
+      </w:r>
+      <w:proofErr w:type="spellEnd"/>
+      <w:r>
+        <w:t xml:space="preserve"> sets/reps/rest</w:t>
+      </w:r>
+    </w:p>
+    <w:p>
+      <w:proofErr w:type="spellStart"/>
+      <w:r>
+        <w:t>Ví</w:t>
+      </w:r>
+      <w:proofErr w:type="spellEnd"/>
+      <w:r>
+        <w:t xml:space="preserve"> </w:t>
+      </w:r>
+      <w:proofErr w:type="spellStart"/>
+      <w:r>
+        <w:t>dụ</w:t>
+      </w:r>
+      <w:proofErr w:type="spellEnd"/>
+      <w:r>
+        <w:t>:</w:t>
+      </w:r>
+    </w:p>
+    <w:p>
+      <w:r>
+        <w:t xml:space="preserve">User </w:t>
+      </w:r>
+      <w:proofErr w:type="spellStart"/>
+      <w:r>
+        <w:t>tạo</w:t>
+      </w:r>
+      <w:proofErr w:type="spellEnd"/>
+      <w:r>
+        <w:t xml:space="preserve"> "Push Pull Legs" </w:t>
+      </w:r>
+      <w:proofErr w:type="spellStart"/>
+      <w:r>
+        <w:t>và</w:t>
+      </w:r>
+      <w:proofErr w:type="spellEnd"/>
+      <w:r>
+        <w:t xml:space="preserve"> </w:t>
+      </w:r>
+      <w:proofErr w:type="spellStart"/>
+      <w:r>
+        <w:t>tự</w:t>
+      </w:r>
+      <w:proofErr w:type="spellEnd"/>
+      <w:r>
+        <w:t xml:space="preserve"> </w:t>
+      </w:r>
+      <w:proofErr w:type="spellStart"/>
+      <w:r>
+        <w:t>thêm</w:t>
+      </w:r>
+      <w:proofErr w:type="spellEnd"/>
+      <w:r>
+        <w:t xml:space="preserve"> </w:t>
+      </w:r>
+      <w:proofErr w:type="spellStart"/>
+      <w:r>
+        <w:t>các</w:t>
+      </w:r>
+      <w:proofErr w:type="spellEnd"/>
+      <w:r>
+        <w:t xml:space="preserve"> </w:t>
+      </w:r>
+      <w:proofErr w:type="spellStart"/>
+      <w:r>
+        <w:t>bài</w:t>
+      </w:r>
+      <w:proofErr w:type="spellEnd"/>
+      <w:r>
+        <w:t xml:space="preserve"> </w:t>
+      </w:r>
+      <w:proofErr w:type="spellStart"/>
+      <w:r>
+        <w:t>tập</w:t>
+      </w:r>
+      <w:proofErr w:type="spellEnd"/>
+      <w:r>
+        <w:t xml:space="preserve"> </w:t>
+      </w:r>
+      <w:proofErr w:type="spellStart"/>
+      <w:r>
+        <w:t>vào</w:t>
+      </w:r>
+      <w:proofErr w:type="spellEnd"/>
+      <w:r>
+        <w:t xml:space="preserve"> </w:t>
+      </w:r>
+      <w:proofErr w:type="spellStart"/>
+      <w:r>
+        <w:t>từng</w:t>
+      </w:r>
+      <w:proofErr w:type="spellEnd"/>
+      <w:r>
+        <w:t xml:space="preserve"> </w:t>
+      </w:r>
+      <w:proofErr w:type="spellStart"/>
+      <w:r>
+        <w:t>ngày</w:t>
+      </w:r>
+      <w:proofErr w:type="spellEnd"/>
+      <w:r>
+        <w:t>.</w:t>
       </w:r>
     </w:p>
     <w:p/>
@@ -1001,37 +3728,172 @@
           <w:bCs/>
         </w:rPr>
         <w:lastRenderedPageBreak/>
-        <w:t>UC05 — Tham gia lịch tập mẫu</w:t>
-      </w:r>
-    </w:p>
-    <w:p>
-      <w:r>
-        <w:t>User có thể:</w:t>
-      </w:r>
-    </w:p>
-    <w:p>
-      <w:r>
-        <w:t>Xem lịch mẫu</w:t>
-      </w:r>
-    </w:p>
-    <w:p>
-      <w:r>
-        <w:t>Xem chi tiết</w:t>
-      </w:r>
-    </w:p>
-    <w:p>
-      <w:r>
-        <w:t>Chọn lịch</w:t>
-      </w:r>
-    </w:p>
-    <w:p>
-      <w:r>
-        <w:t>Lưu vào tài khoản</w:t>
-      </w:r>
-    </w:p>
-    <w:p>
-      <w:r>
-        <w:t>Ví dụ:</w:t>
+        <w:t xml:space="preserve">UC05 — Tham </w:t>
+      </w:r>
+      <w:proofErr w:type="spellStart"/>
+      <w:r>
+        <w:rPr>
+          <w:b/>
+          <w:bCs/>
+        </w:rPr>
+        <w:t>gia</w:t>
+      </w:r>
+      <w:proofErr w:type="spellEnd"/>
+      <w:r>
+        <w:rPr>
+          <w:b/>
+          <w:bCs/>
+        </w:rPr>
+        <w:t xml:space="preserve"> </w:t>
+      </w:r>
+      <w:proofErr w:type="spellStart"/>
+      <w:r>
+        <w:rPr>
+          <w:b/>
+          <w:bCs/>
+        </w:rPr>
+        <w:t>lịch</w:t>
+      </w:r>
+      <w:proofErr w:type="spellEnd"/>
+      <w:r>
+        <w:rPr>
+          <w:b/>
+          <w:bCs/>
+        </w:rPr>
+        <w:t xml:space="preserve"> </w:t>
+      </w:r>
+      <w:proofErr w:type="spellStart"/>
+      <w:r>
+        <w:rPr>
+          <w:b/>
+          <w:bCs/>
+        </w:rPr>
+        <w:t>tập</w:t>
+      </w:r>
+      <w:proofErr w:type="spellEnd"/>
+      <w:r>
+        <w:rPr>
+          <w:b/>
+          <w:bCs/>
+        </w:rPr>
+        <w:t xml:space="preserve"> </w:t>
+      </w:r>
+      <w:proofErr w:type="spellStart"/>
+      <w:r>
+        <w:rPr>
+          <w:b/>
+          <w:bCs/>
+        </w:rPr>
+        <w:t>mẫu</w:t>
+      </w:r>
+      <w:proofErr w:type="spellEnd"/>
+    </w:p>
+    <w:p>
+      <w:r>
+        <w:t xml:space="preserve">User </w:t>
+      </w:r>
+      <w:proofErr w:type="spellStart"/>
+      <w:r>
+        <w:t>có</w:t>
+      </w:r>
+      <w:proofErr w:type="spellEnd"/>
+      <w:r>
+        <w:t xml:space="preserve"> </w:t>
+      </w:r>
+      <w:proofErr w:type="spellStart"/>
+      <w:r>
+        <w:t>thể</w:t>
+      </w:r>
+      <w:proofErr w:type="spellEnd"/>
+      <w:r>
+        <w:t>:</w:t>
+      </w:r>
+    </w:p>
+    <w:p>
+      <w:r>
+        <w:t xml:space="preserve">Xem </w:t>
+      </w:r>
+      <w:proofErr w:type="spellStart"/>
+      <w:r>
+        <w:t>lịch</w:t>
+      </w:r>
+      <w:proofErr w:type="spellEnd"/>
+      <w:r>
+        <w:t xml:space="preserve"> </w:t>
+      </w:r>
+      <w:proofErr w:type="spellStart"/>
+      <w:r>
+        <w:t>mẫu</w:t>
+      </w:r>
+      <w:proofErr w:type="spellEnd"/>
+    </w:p>
+    <w:p>
+      <w:r>
+        <w:t xml:space="preserve">Xem chi </w:t>
+      </w:r>
+      <w:proofErr w:type="spellStart"/>
+      <w:r>
+        <w:t>tiết</w:t>
+      </w:r>
+      <w:proofErr w:type="spellEnd"/>
+    </w:p>
+    <w:p>
+      <w:proofErr w:type="spellStart"/>
+      <w:r>
+        <w:t>Chọn</w:t>
+      </w:r>
+      <w:proofErr w:type="spellEnd"/>
+      <w:r>
+        <w:t xml:space="preserve"> </w:t>
+      </w:r>
+      <w:proofErr w:type="spellStart"/>
+      <w:r>
+        <w:t>lịch</w:t>
+      </w:r>
+      <w:proofErr w:type="spellEnd"/>
+    </w:p>
+    <w:p>
+      <w:r>
+        <w:t xml:space="preserve">Lưu </w:t>
+      </w:r>
+      <w:proofErr w:type="spellStart"/>
+      <w:r>
+        <w:t>vào</w:t>
+      </w:r>
+      <w:proofErr w:type="spellEnd"/>
+      <w:r>
+        <w:t xml:space="preserve"> </w:t>
+      </w:r>
+      <w:proofErr w:type="spellStart"/>
+      <w:r>
+        <w:t>tài</w:t>
+      </w:r>
+      <w:proofErr w:type="spellEnd"/>
+      <w:r>
+        <w:t xml:space="preserve"> </w:t>
+      </w:r>
+      <w:proofErr w:type="spellStart"/>
+      <w:r>
+        <w:t>khoản</w:t>
+      </w:r>
+      <w:proofErr w:type="spellEnd"/>
+    </w:p>
+    <w:p>
+      <w:proofErr w:type="spellStart"/>
+      <w:r>
+        <w:t>Ví</w:t>
+      </w:r>
+      <w:proofErr w:type="spellEnd"/>
+      <w:r>
+        <w:t xml:space="preserve"> </w:t>
+      </w:r>
+      <w:proofErr w:type="spellStart"/>
+      <w:r>
+        <w:t>dụ</w:t>
+      </w:r>
+      <w:proofErr w:type="spellEnd"/>
+      <w:r>
+        <w:t>:</w:t>
       </w:r>
     </w:p>
     <w:p>
@@ -1041,15 +3903,73 @@
     </w:p>
     <w:p>
       <w:r>
-        <w:t xml:space="preserve">→ User chọn </w:t>
-      </w:r>
-      <w:r>
-        <w:rPr>
-          <w:b/>
-          <w:bCs/>
-        </w:rPr>
-        <w:t>Sử dụng lịch này</w:t>
-      </w:r>
+        <w:t xml:space="preserve">→ User </w:t>
+      </w:r>
+      <w:proofErr w:type="spellStart"/>
+      <w:r>
+        <w:t>chọn</w:t>
+      </w:r>
+      <w:proofErr w:type="spellEnd"/>
+      <w:r>
+        <w:t xml:space="preserve"> </w:t>
+      </w:r>
+      <w:proofErr w:type="spellStart"/>
+      <w:r>
+        <w:rPr>
+          <w:b/>
+          <w:bCs/>
+        </w:rPr>
+        <w:t>Sử</w:t>
+      </w:r>
+      <w:proofErr w:type="spellEnd"/>
+      <w:r>
+        <w:rPr>
+          <w:b/>
+          <w:bCs/>
+        </w:rPr>
+        <w:t xml:space="preserve"> </w:t>
+      </w:r>
+      <w:proofErr w:type="spellStart"/>
+      <w:r>
+        <w:rPr>
+          <w:b/>
+          <w:bCs/>
+        </w:rPr>
+        <w:t>dụng</w:t>
+      </w:r>
+      <w:proofErr w:type="spellEnd"/>
+      <w:r>
+        <w:rPr>
+          <w:b/>
+          <w:bCs/>
+        </w:rPr>
+        <w:t xml:space="preserve"> </w:t>
+      </w:r>
+      <w:proofErr w:type="spellStart"/>
+      <w:r>
+        <w:rPr>
+          <w:b/>
+          <w:bCs/>
+        </w:rPr>
+        <w:t>lịch</w:t>
+      </w:r>
+      <w:proofErr w:type="spellEnd"/>
+      <w:r>
+        <w:rPr>
+          <w:b/>
+          <w:bCs/>
+        </w:rPr>
+        <w:t xml:space="preserve"> </w:t>
+      </w:r>
+      <w:proofErr w:type="spellStart"/>
+      <w:r>
+        <w:rPr>
+          <w:b/>
+          <w:bCs/>
+        </w:rPr>
+        <w:t>này</w:t>
+      </w:r>
+      <w:proofErr w:type="spellEnd"/>
       <w:r>
         <w:t>.</w:t>
       </w:r>
@@ -1067,19 +3987,153 @@
           <w:b/>
           <w:bCs/>
         </w:rPr>
-        <w:t>UC06 — Thực hiện buổi tập</w:t>
-      </w:r>
-    </w:p>
-    <w:p>
-      <w:r>
-        <w:t xml:space="preserve">Đây là </w:t>
-      </w:r>
-      <w:r>
-        <w:rPr>
-          <w:b/>
-          <w:bCs/>
-        </w:rPr>
-        <w:t>UC quan trọng nhất của app</w:t>
+        <w:t xml:space="preserve">UC06 — </w:t>
+      </w:r>
+      <w:proofErr w:type="spellStart"/>
+      <w:r>
+        <w:rPr>
+          <w:b/>
+          <w:bCs/>
+        </w:rPr>
+        <w:t>Thực</w:t>
+      </w:r>
+      <w:proofErr w:type="spellEnd"/>
+      <w:r>
+        <w:rPr>
+          <w:b/>
+          <w:bCs/>
+        </w:rPr>
+        <w:t xml:space="preserve"> </w:t>
+      </w:r>
+      <w:proofErr w:type="spellStart"/>
+      <w:r>
+        <w:rPr>
+          <w:b/>
+          <w:bCs/>
+        </w:rPr>
+        <w:t>hiện</w:t>
+      </w:r>
+      <w:proofErr w:type="spellEnd"/>
+      <w:r>
+        <w:rPr>
+          <w:b/>
+          <w:bCs/>
+        </w:rPr>
+        <w:t xml:space="preserve"> </w:t>
+      </w:r>
+      <w:proofErr w:type="spellStart"/>
+      <w:r>
+        <w:rPr>
+          <w:b/>
+          <w:bCs/>
+        </w:rPr>
+        <w:t>buổi</w:t>
+      </w:r>
+      <w:proofErr w:type="spellEnd"/>
+      <w:r>
+        <w:rPr>
+          <w:b/>
+          <w:bCs/>
+        </w:rPr>
+        <w:t xml:space="preserve"> </w:t>
+      </w:r>
+      <w:proofErr w:type="spellStart"/>
+      <w:r>
+        <w:rPr>
+          <w:b/>
+          <w:bCs/>
+        </w:rPr>
+        <w:t>tập</w:t>
+      </w:r>
+      <w:proofErr w:type="spellEnd"/>
+    </w:p>
+    <w:p>
+      <w:proofErr w:type="spellStart"/>
+      <w:r>
+        <w:t>Đây</w:t>
+      </w:r>
+      <w:proofErr w:type="spellEnd"/>
+      <w:r>
+        <w:t xml:space="preserve"> </w:t>
+      </w:r>
+      <w:proofErr w:type="spellStart"/>
+      <w:r>
+        <w:t>là</w:t>
+      </w:r>
+      <w:proofErr w:type="spellEnd"/>
+      <w:r>
+        <w:t xml:space="preserve"> </w:t>
+      </w:r>
+      <w:r>
+        <w:rPr>
+          <w:b/>
+          <w:bCs/>
+        </w:rPr>
+        <w:t xml:space="preserve">UC </w:t>
+      </w:r>
+      <w:proofErr w:type="spellStart"/>
+      <w:r>
+        <w:rPr>
+          <w:b/>
+          <w:bCs/>
+        </w:rPr>
+        <w:t>quan</w:t>
+      </w:r>
+      <w:proofErr w:type="spellEnd"/>
+      <w:r>
+        <w:rPr>
+          <w:b/>
+          <w:bCs/>
+        </w:rPr>
+        <w:t xml:space="preserve"> </w:t>
+      </w:r>
+      <w:proofErr w:type="spellStart"/>
+      <w:r>
+        <w:rPr>
+          <w:b/>
+          <w:bCs/>
+        </w:rPr>
+        <w:t>trọng</w:t>
+      </w:r>
+      <w:proofErr w:type="spellEnd"/>
+      <w:r>
+        <w:rPr>
+          <w:b/>
+          <w:bCs/>
+        </w:rPr>
+        <w:t xml:space="preserve"> </w:t>
+      </w:r>
+      <w:proofErr w:type="spellStart"/>
+      <w:r>
+        <w:rPr>
+          <w:b/>
+          <w:bCs/>
+        </w:rPr>
+        <w:t>nhất</w:t>
+      </w:r>
+      <w:proofErr w:type="spellEnd"/>
+      <w:r>
+        <w:rPr>
+          <w:b/>
+          <w:bCs/>
+        </w:rPr>
+        <w:t xml:space="preserve"> </w:t>
+      </w:r>
+      <w:proofErr w:type="spellStart"/>
+      <w:r>
+        <w:rPr>
+          <w:b/>
+          <w:bCs/>
+        </w:rPr>
+        <w:t>của</w:t>
+      </w:r>
+      <w:proofErr w:type="spellEnd"/>
+      <w:r>
+        <w:rPr>
+          <w:b/>
+          <w:bCs/>
+        </w:rPr>
+        <w:t xml:space="preserve"> app</w:t>
       </w:r>
       <w:r>
         <w:t>.</w:t>
@@ -1087,59 +4141,423 @@
     </w:p>
     <w:p>
       <w:r>
-        <w:t>Bao gồm:</w:t>
-      </w:r>
-    </w:p>
-    <w:p>
-      <w:r>
-        <w:t>Xem bài tập trong buổi</w:t>
-      </w:r>
-    </w:p>
-    <w:p>
-      <w:r>
-        <w:t>Bắt đầu buổi tập</w:t>
-      </w:r>
-    </w:p>
-    <w:p>
-      <w:r>
-        <w:t>Ghi nhận sets/reps/weight</w:t>
-      </w:r>
-    </w:p>
-    <w:p>
-      <w:r>
-        <w:t>Nghỉ giữa các set</w:t>
-      </w:r>
-    </w:p>
-    <w:p>
-      <w:r>
-        <w:t>Hoàn thành bài tập</w:t>
-      </w:r>
-    </w:p>
-    <w:p>
-      <w:r>
-        <w:t>Kết thúc buổi tập</w:t>
-      </w:r>
-    </w:p>
-    <w:p>
-      <w:r>
-        <w:t>Bạn không cần đưa từng cái thành UC riêng.</w:t>
-      </w:r>
-    </w:p>
-    <w:p>
-      <w:r>
-        <w:t>Có thể hiểu:</w:t>
-      </w:r>
-    </w:p>
-    <w:p>
-      <w:r>
-        <w:rPr>
-          <w:b/>
-          <w:bCs/>
-        </w:rPr>
-        <w:t>Thực hiện buổi tập</w:t>
-      </w:r>
-      <w:r>
-        <w:t xml:space="preserve"> = toàn bộ quá trình từ khi User bấm "Start Workout" đến khi hoàn thành.</w:t>
+        <w:t xml:space="preserve">Bao </w:t>
+      </w:r>
+      <w:proofErr w:type="spellStart"/>
+      <w:r>
+        <w:t>gồm</w:t>
+      </w:r>
+      <w:proofErr w:type="spellEnd"/>
+      <w:r>
+        <w:t>:</w:t>
+      </w:r>
+    </w:p>
+    <w:p>
+      <w:r>
+        <w:t xml:space="preserve">Xem </w:t>
+      </w:r>
+      <w:proofErr w:type="spellStart"/>
+      <w:r>
+        <w:t>bài</w:t>
+      </w:r>
+      <w:proofErr w:type="spellEnd"/>
+      <w:r>
+        <w:t xml:space="preserve"> </w:t>
+      </w:r>
+      <w:proofErr w:type="spellStart"/>
+      <w:r>
+        <w:t>tập</w:t>
+      </w:r>
+      <w:proofErr w:type="spellEnd"/>
+      <w:r>
+        <w:t xml:space="preserve"> </w:t>
+      </w:r>
+      <w:proofErr w:type="spellStart"/>
+      <w:r>
+        <w:t>trong</w:t>
+      </w:r>
+      <w:proofErr w:type="spellEnd"/>
+      <w:r>
+        <w:t xml:space="preserve"> </w:t>
+      </w:r>
+      <w:proofErr w:type="spellStart"/>
+      <w:r>
+        <w:t>buổi</w:t>
+      </w:r>
+      <w:proofErr w:type="spellEnd"/>
+    </w:p>
+    <w:p>
+      <w:proofErr w:type="spellStart"/>
+      <w:r>
+        <w:t>Bắt</w:t>
+      </w:r>
+      <w:proofErr w:type="spellEnd"/>
+      <w:r>
+        <w:t xml:space="preserve"> </w:t>
+      </w:r>
+      <w:proofErr w:type="spellStart"/>
+      <w:r>
+        <w:t>đầu</w:t>
+      </w:r>
+      <w:proofErr w:type="spellEnd"/>
+      <w:r>
+        <w:t xml:space="preserve"> </w:t>
+      </w:r>
+      <w:proofErr w:type="spellStart"/>
+      <w:r>
+        <w:t>buổi</w:t>
+      </w:r>
+      <w:proofErr w:type="spellEnd"/>
+      <w:r>
+        <w:t xml:space="preserve"> </w:t>
+      </w:r>
+      <w:proofErr w:type="spellStart"/>
+      <w:r>
+        <w:t>tập</w:t>
+      </w:r>
+      <w:proofErr w:type="spellEnd"/>
+    </w:p>
+    <w:p>
+      <w:proofErr w:type="spellStart"/>
+      <w:r>
+        <w:t>Ghi</w:t>
+      </w:r>
+      <w:proofErr w:type="spellEnd"/>
+      <w:r>
+        <w:t xml:space="preserve"> </w:t>
+      </w:r>
+      <w:proofErr w:type="spellStart"/>
+      <w:r>
+        <w:t>nhận</w:t>
+      </w:r>
+      <w:proofErr w:type="spellEnd"/>
+      <w:r>
+        <w:t xml:space="preserve"> sets/reps/weight</w:t>
+      </w:r>
+    </w:p>
+    <w:p>
+      <w:proofErr w:type="spellStart"/>
+      <w:r>
+        <w:t>Nghỉ</w:t>
+      </w:r>
+      <w:proofErr w:type="spellEnd"/>
+      <w:r>
+        <w:t xml:space="preserve"> </w:t>
+      </w:r>
+      <w:proofErr w:type="spellStart"/>
+      <w:r>
+        <w:t>giữa</w:t>
+      </w:r>
+      <w:proofErr w:type="spellEnd"/>
+      <w:r>
+        <w:t xml:space="preserve"> </w:t>
+      </w:r>
+      <w:proofErr w:type="spellStart"/>
+      <w:r>
+        <w:t>các</w:t>
+      </w:r>
+      <w:proofErr w:type="spellEnd"/>
+      <w:r>
+        <w:t xml:space="preserve"> set</w:t>
+      </w:r>
+    </w:p>
+    <w:p>
+      <w:r>
+        <w:t xml:space="preserve">Hoàn </w:t>
+      </w:r>
+      <w:proofErr w:type="spellStart"/>
+      <w:r>
+        <w:t>thành</w:t>
+      </w:r>
+      <w:proofErr w:type="spellEnd"/>
+      <w:r>
+        <w:t xml:space="preserve"> </w:t>
+      </w:r>
+      <w:proofErr w:type="spellStart"/>
+      <w:r>
+        <w:t>bài</w:t>
+      </w:r>
+      <w:proofErr w:type="spellEnd"/>
+      <w:r>
+        <w:t xml:space="preserve"> </w:t>
+      </w:r>
+      <w:proofErr w:type="spellStart"/>
+      <w:r>
+        <w:t>tập</w:t>
+      </w:r>
+      <w:proofErr w:type="spellEnd"/>
+    </w:p>
+    <w:p>
+      <w:proofErr w:type="spellStart"/>
+      <w:r>
+        <w:t>Kết</w:t>
+      </w:r>
+      <w:proofErr w:type="spellEnd"/>
+      <w:r>
+        <w:t xml:space="preserve"> </w:t>
+      </w:r>
+      <w:proofErr w:type="spellStart"/>
+      <w:r>
+        <w:t>thúc</w:t>
+      </w:r>
+      <w:proofErr w:type="spellEnd"/>
+      <w:r>
+        <w:t xml:space="preserve"> </w:t>
+      </w:r>
+      <w:proofErr w:type="spellStart"/>
+      <w:r>
+        <w:t>buổi</w:t>
+      </w:r>
+      <w:proofErr w:type="spellEnd"/>
+      <w:r>
+        <w:t xml:space="preserve"> </w:t>
+      </w:r>
+      <w:proofErr w:type="spellStart"/>
+      <w:r>
+        <w:t>tập</w:t>
+      </w:r>
+      <w:proofErr w:type="spellEnd"/>
+    </w:p>
+    <w:p>
+      <w:proofErr w:type="spellStart"/>
+      <w:r>
+        <w:t>Bạn</w:t>
+      </w:r>
+      <w:proofErr w:type="spellEnd"/>
+      <w:r>
+        <w:t xml:space="preserve"> </w:t>
+      </w:r>
+      <w:proofErr w:type="spellStart"/>
+      <w:r>
+        <w:t>không</w:t>
+      </w:r>
+      <w:proofErr w:type="spellEnd"/>
+      <w:r>
+        <w:t xml:space="preserve"> </w:t>
+      </w:r>
+      <w:proofErr w:type="spellStart"/>
+      <w:r>
+        <w:t>cần</w:t>
+      </w:r>
+      <w:proofErr w:type="spellEnd"/>
+      <w:r>
+        <w:t xml:space="preserve"> </w:t>
+      </w:r>
+      <w:proofErr w:type="spellStart"/>
+      <w:r>
+        <w:t>đưa</w:t>
+      </w:r>
+      <w:proofErr w:type="spellEnd"/>
+      <w:r>
+        <w:t xml:space="preserve"> </w:t>
+      </w:r>
+      <w:proofErr w:type="spellStart"/>
+      <w:r>
+        <w:t>từng</w:t>
+      </w:r>
+      <w:proofErr w:type="spellEnd"/>
+      <w:r>
+        <w:t xml:space="preserve"> </w:t>
+      </w:r>
+      <w:proofErr w:type="spellStart"/>
+      <w:r>
+        <w:t>cái</w:t>
+      </w:r>
+      <w:proofErr w:type="spellEnd"/>
+      <w:r>
+        <w:t xml:space="preserve"> </w:t>
+      </w:r>
+      <w:proofErr w:type="spellStart"/>
+      <w:r>
+        <w:t>thành</w:t>
+      </w:r>
+      <w:proofErr w:type="spellEnd"/>
+      <w:r>
+        <w:t xml:space="preserve"> UC </w:t>
+      </w:r>
+      <w:proofErr w:type="spellStart"/>
+      <w:r>
+        <w:t>riêng</w:t>
+      </w:r>
+      <w:proofErr w:type="spellEnd"/>
+      <w:r>
+        <w:t>.</w:t>
+      </w:r>
+    </w:p>
+    <w:p>
+      <w:proofErr w:type="spellStart"/>
+      <w:r>
+        <w:t>Có</w:t>
+      </w:r>
+      <w:proofErr w:type="spellEnd"/>
+      <w:r>
+        <w:t xml:space="preserve"> </w:t>
+      </w:r>
+      <w:proofErr w:type="spellStart"/>
+      <w:r>
+        <w:t>thể</w:t>
+      </w:r>
+      <w:proofErr w:type="spellEnd"/>
+      <w:r>
+        <w:t xml:space="preserve"> </w:t>
+      </w:r>
+      <w:proofErr w:type="spellStart"/>
+      <w:r>
+        <w:t>hiểu</w:t>
+      </w:r>
+      <w:proofErr w:type="spellEnd"/>
+      <w:r>
+        <w:t>:</w:t>
+      </w:r>
+    </w:p>
+    <w:p>
+      <w:proofErr w:type="spellStart"/>
+      <w:r>
+        <w:rPr>
+          <w:b/>
+          <w:bCs/>
+        </w:rPr>
+        <w:t>Thực</w:t>
+      </w:r>
+      <w:proofErr w:type="spellEnd"/>
+      <w:r>
+        <w:rPr>
+          <w:b/>
+          <w:bCs/>
+        </w:rPr>
+        <w:t xml:space="preserve"> </w:t>
+      </w:r>
+      <w:proofErr w:type="spellStart"/>
+      <w:r>
+        <w:rPr>
+          <w:b/>
+          <w:bCs/>
+        </w:rPr>
+        <w:t>hiện</w:t>
+      </w:r>
+      <w:proofErr w:type="spellEnd"/>
+      <w:r>
+        <w:rPr>
+          <w:b/>
+          <w:bCs/>
+        </w:rPr>
+        <w:t xml:space="preserve"> </w:t>
+      </w:r>
+      <w:proofErr w:type="spellStart"/>
+      <w:r>
+        <w:rPr>
+          <w:b/>
+          <w:bCs/>
+        </w:rPr>
+        <w:t>buổi</w:t>
+      </w:r>
+      <w:proofErr w:type="spellEnd"/>
+      <w:r>
+        <w:rPr>
+          <w:b/>
+          <w:bCs/>
+        </w:rPr>
+        <w:t xml:space="preserve"> </w:t>
+      </w:r>
+      <w:proofErr w:type="spellStart"/>
+      <w:r>
+        <w:rPr>
+          <w:b/>
+          <w:bCs/>
+        </w:rPr>
+        <w:t>tập</w:t>
+      </w:r>
+      <w:proofErr w:type="spellEnd"/>
+      <w:r>
+        <w:t xml:space="preserve"> = </w:t>
+      </w:r>
+      <w:proofErr w:type="spellStart"/>
+      <w:r>
+        <w:t>toàn</w:t>
+      </w:r>
+      <w:proofErr w:type="spellEnd"/>
+      <w:r>
+        <w:t xml:space="preserve"> </w:t>
+      </w:r>
+      <w:proofErr w:type="spellStart"/>
+      <w:r>
+        <w:t>bộ</w:t>
+      </w:r>
+      <w:proofErr w:type="spellEnd"/>
+      <w:r>
+        <w:t xml:space="preserve"> </w:t>
+      </w:r>
+      <w:proofErr w:type="spellStart"/>
+      <w:r>
+        <w:t>quá</w:t>
+      </w:r>
+      <w:proofErr w:type="spellEnd"/>
+      <w:r>
+        <w:t xml:space="preserve"> </w:t>
+      </w:r>
+      <w:proofErr w:type="spellStart"/>
+      <w:r>
+        <w:t>trình</w:t>
+      </w:r>
+      <w:proofErr w:type="spellEnd"/>
+      <w:r>
+        <w:t xml:space="preserve"> </w:t>
+      </w:r>
+      <w:proofErr w:type="spellStart"/>
+      <w:r>
+        <w:t>từ</w:t>
+      </w:r>
+      <w:proofErr w:type="spellEnd"/>
+      <w:r>
+        <w:t xml:space="preserve"> </w:t>
+      </w:r>
+      <w:proofErr w:type="spellStart"/>
+      <w:r>
+        <w:t>khi</w:t>
+      </w:r>
+      <w:proofErr w:type="spellEnd"/>
+      <w:r>
+        <w:t xml:space="preserve"> User </w:t>
+      </w:r>
+      <w:proofErr w:type="spellStart"/>
+      <w:r>
+        <w:t>bấm</w:t>
+      </w:r>
+      <w:proofErr w:type="spellEnd"/>
+      <w:r>
+        <w:t xml:space="preserve"> "Start Workout" </w:t>
+      </w:r>
+      <w:proofErr w:type="spellStart"/>
+      <w:r>
+        <w:t>đến</w:t>
+      </w:r>
+      <w:proofErr w:type="spellEnd"/>
+      <w:r>
+        <w:t xml:space="preserve"> </w:t>
+      </w:r>
+      <w:proofErr w:type="spellStart"/>
+      <w:r>
+        <w:t>khi</w:t>
+      </w:r>
+      <w:proofErr w:type="spellEnd"/>
+      <w:r>
+        <w:t xml:space="preserve"> </w:t>
+      </w:r>
+      <w:proofErr w:type="spellStart"/>
+      <w:r>
+        <w:t>hoàn</w:t>
+      </w:r>
+      <w:proofErr w:type="spellEnd"/>
+      <w:r>
+        <w:t xml:space="preserve"> </w:t>
+      </w:r>
+      <w:proofErr w:type="spellStart"/>
+      <w:r>
+        <w:t>thành</w:t>
+      </w:r>
+      <w:proofErr w:type="spellEnd"/>
+      <w:r>
+        <w:t>.</w:t>
       </w:r>
     </w:p>
     <w:p/>
@@ -1164,13 +4582,63 @@
         </w:rPr>
         <w:t xml:space="preserve"> Xem </w:t>
       </w:r>
-      <w:r>
-        <w:rPr>
-          <w:b/>
-          <w:bCs/>
-        </w:rPr>
-        <w:t>lịch sử tập luyện</w:t>
-      </w:r>
+      <w:proofErr w:type="spellStart"/>
+      <w:r>
+        <w:rPr>
+          <w:b/>
+          <w:bCs/>
+        </w:rPr>
+        <w:t>lịch</w:t>
+      </w:r>
+      <w:proofErr w:type="spellEnd"/>
+      <w:r>
+        <w:rPr>
+          <w:b/>
+          <w:bCs/>
+        </w:rPr>
+        <w:t xml:space="preserve"> </w:t>
+      </w:r>
+      <w:proofErr w:type="spellStart"/>
+      <w:r>
+        <w:rPr>
+          <w:b/>
+          <w:bCs/>
+        </w:rPr>
+        <w:t>sử</w:t>
+      </w:r>
+      <w:proofErr w:type="spellEnd"/>
+      <w:r>
+        <w:rPr>
+          <w:b/>
+          <w:bCs/>
+        </w:rPr>
+        <w:t xml:space="preserve"> </w:t>
+      </w:r>
+      <w:proofErr w:type="spellStart"/>
+      <w:r>
+        <w:rPr>
+          <w:b/>
+          <w:bCs/>
+        </w:rPr>
+        <w:t>tập</w:t>
+      </w:r>
+      <w:proofErr w:type="spellEnd"/>
+      <w:r>
+        <w:rPr>
+          <w:b/>
+          <w:bCs/>
+        </w:rPr>
+        <w:t xml:space="preserve"> </w:t>
+      </w:r>
+      <w:proofErr w:type="spellStart"/>
+      <w:r>
+        <w:rPr>
+          <w:b/>
+          <w:bCs/>
+        </w:rPr>
+        <w:t>luyện</w:t>
+      </w:r>
+      <w:proofErr w:type="spellEnd"/>
     </w:p>
     <w:p>
       <w:r>
@@ -1179,23 +4647,143 @@
     </w:p>
     <w:p>
       <w:r>
-        <w:t xml:space="preserve">Xem các buổi đã tập </w:t>
+        <w:t xml:space="preserve">Xem </w:t>
+      </w:r>
+      <w:proofErr w:type="spellStart"/>
+      <w:r>
+        <w:t>các</w:t>
+      </w:r>
+      <w:proofErr w:type="spellEnd"/>
+      <w:r>
+        <w:t xml:space="preserve"> </w:t>
+      </w:r>
+      <w:proofErr w:type="spellStart"/>
+      <w:r>
+        <w:t>buổi</w:t>
+      </w:r>
+      <w:proofErr w:type="spellEnd"/>
+      <w:r>
+        <w:t xml:space="preserve"> </w:t>
+      </w:r>
+      <w:proofErr w:type="spellStart"/>
+      <w:r>
+        <w:t>đã</w:t>
+      </w:r>
+      <w:proofErr w:type="spellEnd"/>
+      <w:r>
+        <w:t xml:space="preserve"> </w:t>
+      </w:r>
+      <w:proofErr w:type="spellStart"/>
+      <w:r>
+        <w:t>tập</w:t>
+      </w:r>
+      <w:proofErr w:type="spellEnd"/>
+      <w:r>
+        <w:t xml:space="preserve"> </w:t>
       </w:r>
     </w:p>
     <w:p>
       <w:r>
         <w:lastRenderedPageBreak/>
-        <w:t xml:space="preserve">Xem chi tiết buổi tập </w:t>
-      </w:r>
-    </w:p>
-    <w:p>
-      <w:r>
-        <w:t xml:space="preserve">Xem kết quả từng bài tập </w:t>
-      </w:r>
-    </w:p>
-    <w:p>
-      <w:r>
-        <w:t xml:space="preserve">Xem thời gian tập </w:t>
+        <w:t xml:space="preserve">Xem chi </w:t>
+      </w:r>
+      <w:proofErr w:type="spellStart"/>
+      <w:r>
+        <w:t>tiết</w:t>
+      </w:r>
+      <w:proofErr w:type="spellEnd"/>
+      <w:r>
+        <w:t xml:space="preserve"> </w:t>
+      </w:r>
+      <w:proofErr w:type="spellStart"/>
+      <w:r>
+        <w:t>buổi</w:t>
+      </w:r>
+      <w:proofErr w:type="spellEnd"/>
+      <w:r>
+        <w:t xml:space="preserve"> </w:t>
+      </w:r>
+      <w:proofErr w:type="spellStart"/>
+      <w:r>
+        <w:t>tập</w:t>
+      </w:r>
+      <w:proofErr w:type="spellEnd"/>
+      <w:r>
+        <w:t xml:space="preserve"> </w:t>
+      </w:r>
+    </w:p>
+    <w:p>
+      <w:r>
+        <w:t xml:space="preserve">Xem </w:t>
+      </w:r>
+      <w:proofErr w:type="spellStart"/>
+      <w:r>
+        <w:t>kết</w:t>
+      </w:r>
+      <w:proofErr w:type="spellEnd"/>
+      <w:r>
+        <w:t xml:space="preserve"> </w:t>
+      </w:r>
+      <w:proofErr w:type="spellStart"/>
+      <w:r>
+        <w:t>quả</w:t>
+      </w:r>
+      <w:proofErr w:type="spellEnd"/>
+      <w:r>
+        <w:t xml:space="preserve"> </w:t>
+      </w:r>
+      <w:proofErr w:type="spellStart"/>
+      <w:r>
+        <w:t>từng</w:t>
+      </w:r>
+      <w:proofErr w:type="spellEnd"/>
+      <w:r>
+        <w:t xml:space="preserve"> </w:t>
+      </w:r>
+      <w:proofErr w:type="spellStart"/>
+      <w:r>
+        <w:t>bài</w:t>
+      </w:r>
+      <w:proofErr w:type="spellEnd"/>
+      <w:r>
+        <w:t xml:space="preserve"> </w:t>
+      </w:r>
+      <w:proofErr w:type="spellStart"/>
+      <w:r>
+        <w:t>tập</w:t>
+      </w:r>
+      <w:proofErr w:type="spellEnd"/>
+      <w:r>
+        <w:t xml:space="preserve"> </w:t>
+      </w:r>
+    </w:p>
+    <w:p>
+      <w:r>
+        <w:t xml:space="preserve">Xem </w:t>
+      </w:r>
+      <w:proofErr w:type="spellStart"/>
+      <w:r>
+        <w:t>thời</w:t>
+      </w:r>
+      <w:proofErr w:type="spellEnd"/>
+      <w:r>
+        <w:t xml:space="preserve"> </w:t>
+      </w:r>
+      <w:proofErr w:type="spellStart"/>
+      <w:r>
+        <w:t>gian</w:t>
+      </w:r>
+      <w:proofErr w:type="spellEnd"/>
+      <w:r>
+        <w:t xml:space="preserve"> </w:t>
+      </w:r>
+      <w:proofErr w:type="spellStart"/>
+      <w:r>
+        <w:t>tập</w:t>
+      </w:r>
+      <w:proofErr w:type="spellEnd"/>
+      <w:r>
+        <w:t xml:space="preserve"> </w:t>
       </w:r>
     </w:p>
     <w:p>
@@ -1216,12 +4804,90 @@
           <w:b/>
           <w:bCs/>
         </w:rPr>
-        <w:t>UC08 — Theo dõi tiến độ tập luyện</w:t>
-      </w:r>
-    </w:p>
-    <w:p>
-      <w:r>
-        <w:t>Gộp:</w:t>
+        <w:t xml:space="preserve">UC08 — Theo </w:t>
+      </w:r>
+      <w:proofErr w:type="spellStart"/>
+      <w:r>
+        <w:rPr>
+          <w:b/>
+          <w:bCs/>
+        </w:rPr>
+        <w:t>dõi</w:t>
+      </w:r>
+      <w:proofErr w:type="spellEnd"/>
+      <w:r>
+        <w:rPr>
+          <w:b/>
+          <w:bCs/>
+        </w:rPr>
+        <w:t xml:space="preserve"> </w:t>
+      </w:r>
+      <w:proofErr w:type="spellStart"/>
+      <w:r>
+        <w:rPr>
+          <w:b/>
+          <w:bCs/>
+        </w:rPr>
+        <w:t>tiến</w:t>
+      </w:r>
+      <w:proofErr w:type="spellEnd"/>
+      <w:r>
+        <w:rPr>
+          <w:b/>
+          <w:bCs/>
+        </w:rPr>
+        <w:t xml:space="preserve"> </w:t>
+      </w:r>
+      <w:proofErr w:type="spellStart"/>
+      <w:r>
+        <w:rPr>
+          <w:b/>
+          <w:bCs/>
+        </w:rPr>
+        <w:t>độ</w:t>
+      </w:r>
+      <w:proofErr w:type="spellEnd"/>
+      <w:r>
+        <w:rPr>
+          <w:b/>
+          <w:bCs/>
+        </w:rPr>
+        <w:t xml:space="preserve"> </w:t>
+      </w:r>
+      <w:proofErr w:type="spellStart"/>
+      <w:r>
+        <w:rPr>
+          <w:b/>
+          <w:bCs/>
+        </w:rPr>
+        <w:t>tập</w:t>
+      </w:r>
+      <w:proofErr w:type="spellEnd"/>
+      <w:r>
+        <w:rPr>
+          <w:b/>
+          <w:bCs/>
+        </w:rPr>
+        <w:t xml:space="preserve"> </w:t>
+      </w:r>
+      <w:proofErr w:type="spellStart"/>
+      <w:r>
+        <w:rPr>
+          <w:b/>
+          <w:bCs/>
+        </w:rPr>
+        <w:t>luyện</w:t>
+      </w:r>
+      <w:proofErr w:type="spellEnd"/>
+    </w:p>
+    <w:p>
+      <w:proofErr w:type="spellStart"/>
+      <w:r>
+        <w:t>Gộp</w:t>
+      </w:r>
+      <w:proofErr w:type="spellEnd"/>
+      <w:r>
+        <w:t>:</w:t>
       </w:r>
     </w:p>
     <w:p>
@@ -1250,8 +4916,21 @@
       </w:r>
     </w:p>
     <w:p>
-      <w:r>
-        <w:t>Ví dụ:</w:t>
+      <w:proofErr w:type="spellStart"/>
+      <w:r>
+        <w:t>Ví</w:t>
+      </w:r>
+      <w:proofErr w:type="spellEnd"/>
+      <w:r>
+        <w:t xml:space="preserve"> </w:t>
+      </w:r>
+      <w:proofErr w:type="spellStart"/>
+      <w:r>
+        <w:t>dụ</w:t>
+      </w:r>
+      <w:proofErr w:type="spellEnd"/>
+      <w:r>
+        <w:t>:</w:t>
       </w:r>
     </w:p>
     <w:p>
@@ -1272,23 +4951,80 @@
           <w:b/>
           <w:bCs/>
         </w:rPr>
-        <w:t>3. Phần Admin</w:t>
-      </w:r>
-    </w:p>
-    <w:p>
-      <w:pPr>
-        <w:rPr>
-          <w:b/>
-          <w:bCs/>
-        </w:rPr>
-      </w:pPr>
-      <w:r>
-        <w:rPr>
-          <w:b/>
-          <w:bCs/>
-        </w:rPr>
-        <w:t>UC09 — Quản lý người dùng</w:t>
-      </w:r>
+        <w:t xml:space="preserve">3. </w:t>
+      </w:r>
+      <w:proofErr w:type="spellStart"/>
+      <w:r>
+        <w:rPr>
+          <w:b/>
+          <w:bCs/>
+        </w:rPr>
+        <w:t>Phần</w:t>
+      </w:r>
+      <w:proofErr w:type="spellEnd"/>
+      <w:r>
+        <w:rPr>
+          <w:b/>
+          <w:bCs/>
+        </w:rPr>
+        <w:t xml:space="preserve"> Admin</w:t>
+      </w:r>
+    </w:p>
+    <w:p>
+      <w:pPr>
+        <w:rPr>
+          <w:b/>
+          <w:bCs/>
+        </w:rPr>
+      </w:pPr>
+      <w:r>
+        <w:rPr>
+          <w:b/>
+          <w:bCs/>
+        </w:rPr>
+        <w:t xml:space="preserve">UC09 — Quản </w:t>
+      </w:r>
+      <w:proofErr w:type="spellStart"/>
+      <w:r>
+        <w:rPr>
+          <w:b/>
+          <w:bCs/>
+        </w:rPr>
+        <w:t>lý</w:t>
+      </w:r>
+      <w:proofErr w:type="spellEnd"/>
+      <w:r>
+        <w:rPr>
+          <w:b/>
+          <w:bCs/>
+        </w:rPr>
+        <w:t xml:space="preserve"> </w:t>
+      </w:r>
+      <w:proofErr w:type="spellStart"/>
+      <w:r>
+        <w:rPr>
+          <w:b/>
+          <w:bCs/>
+        </w:rPr>
+        <w:t>người</w:t>
+      </w:r>
+      <w:proofErr w:type="spellEnd"/>
+      <w:r>
+        <w:rPr>
+          <w:b/>
+          <w:bCs/>
+        </w:rPr>
+        <w:t xml:space="preserve"> </w:t>
+      </w:r>
+      <w:proofErr w:type="spellStart"/>
+      <w:r>
+        <w:rPr>
+          <w:b/>
+          <w:bCs/>
+        </w:rPr>
+        <w:t>dùng</w:t>
+      </w:r>
+      <w:proofErr w:type="spellEnd"/>
     </w:p>
     <w:p>
       <w:r>
@@ -1301,40 +5037,138 @@
       </w:r>
     </w:p>
     <w:p>
-      <w:r>
-        <w:t>Tìm kiếm user</w:t>
-      </w:r>
-    </w:p>
-    <w:p>
-      <w:r>
-        <w:t>Xem thông tin</w:t>
-      </w:r>
-    </w:p>
-    <w:p>
-      <w:r>
-        <w:t>Khóa/mở khóa</w:t>
-      </w:r>
-    </w:p>
-    <w:p>
-      <w:r>
-        <w:t>Xóa tài khoản</w:t>
-      </w:r>
-    </w:p>
-    <w:p/>
-    <w:p>
-      <w:pPr>
-        <w:rPr>
-          <w:b/>
-          <w:bCs/>
-        </w:rPr>
-      </w:pPr>
-      <w:r>
-        <w:rPr>
-          <w:b/>
-          <w:bCs/>
-        </w:rPr>
-        <w:t>UC10 — Quản lý bài tập</w:t>
-      </w:r>
+      <w:proofErr w:type="spellStart"/>
+      <w:r>
+        <w:t>Tìm</w:t>
+      </w:r>
+      <w:proofErr w:type="spellEnd"/>
+      <w:r>
+        <w:t xml:space="preserve"> </w:t>
+      </w:r>
+      <w:proofErr w:type="spellStart"/>
+      <w:r>
+        <w:t>kiếm</w:t>
+      </w:r>
+      <w:proofErr w:type="spellEnd"/>
+      <w:r>
+        <w:t xml:space="preserve"> user</w:t>
+      </w:r>
+    </w:p>
+    <w:p>
+      <w:r>
+        <w:t xml:space="preserve">Xem </w:t>
+      </w:r>
+      <w:proofErr w:type="spellStart"/>
+      <w:r>
+        <w:t>thông</w:t>
+      </w:r>
+      <w:proofErr w:type="spellEnd"/>
+      <w:r>
+        <w:t xml:space="preserve"> tin</w:t>
+      </w:r>
+    </w:p>
+    <w:p>
+      <w:proofErr w:type="spellStart"/>
+      <w:r>
+        <w:t>Khóa</w:t>
+      </w:r>
+      <w:proofErr w:type="spellEnd"/>
+      <w:r>
+        <w:t>/</w:t>
+      </w:r>
+      <w:proofErr w:type="spellStart"/>
+      <w:r>
+        <w:t>mở</w:t>
+      </w:r>
+      <w:proofErr w:type="spellEnd"/>
+      <w:r>
+        <w:t xml:space="preserve"> </w:t>
+      </w:r>
+      <w:proofErr w:type="spellStart"/>
+      <w:r>
+        <w:t>khóa</w:t>
+      </w:r>
+      <w:proofErr w:type="spellEnd"/>
+    </w:p>
+    <w:p>
+      <w:proofErr w:type="spellStart"/>
+      <w:r>
+        <w:t>Xóa</w:t>
+      </w:r>
+      <w:proofErr w:type="spellEnd"/>
+      <w:r>
+        <w:t xml:space="preserve"> </w:t>
+      </w:r>
+      <w:proofErr w:type="spellStart"/>
+      <w:r>
+        <w:t>tài</w:t>
+      </w:r>
+      <w:proofErr w:type="spellEnd"/>
+      <w:r>
+        <w:t xml:space="preserve"> </w:t>
+      </w:r>
+      <w:proofErr w:type="spellStart"/>
+      <w:r>
+        <w:t>khoản</w:t>
+      </w:r>
+      <w:proofErr w:type="spellEnd"/>
+    </w:p>
+    <w:p/>
+    <w:p>
+      <w:pPr>
+        <w:rPr>
+          <w:b/>
+          <w:bCs/>
+        </w:rPr>
+      </w:pPr>
+      <w:r>
+        <w:rPr>
+          <w:b/>
+          <w:bCs/>
+        </w:rPr>
+        <w:t xml:space="preserve">UC10 — Quản </w:t>
+      </w:r>
+      <w:proofErr w:type="spellStart"/>
+      <w:r>
+        <w:rPr>
+          <w:b/>
+          <w:bCs/>
+        </w:rPr>
+        <w:t>lý</w:t>
+      </w:r>
+      <w:proofErr w:type="spellEnd"/>
+      <w:r>
+        <w:rPr>
+          <w:b/>
+          <w:bCs/>
+        </w:rPr>
+        <w:t xml:space="preserve"> </w:t>
+      </w:r>
+      <w:proofErr w:type="spellStart"/>
+      <w:r>
+        <w:rPr>
+          <w:b/>
+          <w:bCs/>
+        </w:rPr>
+        <w:t>bài</w:t>
+      </w:r>
+      <w:proofErr w:type="spellEnd"/>
+      <w:r>
+        <w:rPr>
+          <w:b/>
+          <w:bCs/>
+        </w:rPr>
+        <w:t xml:space="preserve"> </w:t>
+      </w:r>
+      <w:proofErr w:type="spellStart"/>
+      <w:r>
+        <w:rPr>
+          <w:b/>
+          <w:bCs/>
+        </w:rPr>
+        <w:t>tập</w:t>
+      </w:r>
+      <w:proofErr w:type="spellEnd"/>
     </w:p>
     <w:p>
       <w:r>
@@ -1342,39 +5176,171 @@
       </w:r>
     </w:p>
     <w:p>
-      <w:r>
-        <w:t>Thêm bài tập</w:t>
-      </w:r>
-    </w:p>
-    <w:p>
+      <w:proofErr w:type="spellStart"/>
+      <w:r>
+        <w:t>Thêm</w:t>
+      </w:r>
+      <w:proofErr w:type="spellEnd"/>
+      <w:r>
+        <w:t xml:space="preserve"> </w:t>
+      </w:r>
+      <w:proofErr w:type="spellStart"/>
+      <w:r>
+        <w:t>bài</w:t>
+      </w:r>
+      <w:proofErr w:type="spellEnd"/>
+      <w:r>
+        <w:t xml:space="preserve"> </w:t>
+      </w:r>
+      <w:proofErr w:type="spellStart"/>
+      <w:r>
+        <w:t>tập</w:t>
+      </w:r>
+      <w:proofErr w:type="spellEnd"/>
+    </w:p>
+    <w:p>
+      <w:proofErr w:type="spellStart"/>
       <w:r>
         <w:lastRenderedPageBreak/>
-        <w:t>Sửa bài tập</w:t>
-      </w:r>
-    </w:p>
-    <w:p>
-      <w:r>
-        <w:t>Xóa bài tập</w:t>
-      </w:r>
-    </w:p>
-    <w:p>
-      <w:r>
-        <w:t>Cập nhật hình ảnh/video</w:t>
-      </w:r>
-    </w:p>
-    <w:p>
-      <w:r>
-        <w:t>Gán nhóm cơ</w:t>
-      </w:r>
-    </w:p>
-    <w:p>
-      <w:r>
-        <w:t>Gán thiết bị</w:t>
-      </w:r>
-    </w:p>
-    <w:p>
-      <w:r>
-        <w:t>Ví dụ:</w:t>
+        <w:t>Sửa</w:t>
+      </w:r>
+      <w:proofErr w:type="spellEnd"/>
+      <w:r>
+        <w:t xml:space="preserve"> </w:t>
+      </w:r>
+      <w:proofErr w:type="spellStart"/>
+      <w:r>
+        <w:t>bài</w:t>
+      </w:r>
+      <w:proofErr w:type="spellEnd"/>
+      <w:r>
+        <w:t xml:space="preserve"> </w:t>
+      </w:r>
+      <w:proofErr w:type="spellStart"/>
+      <w:r>
+        <w:t>tập</w:t>
+      </w:r>
+      <w:proofErr w:type="spellEnd"/>
+    </w:p>
+    <w:p>
+      <w:proofErr w:type="spellStart"/>
+      <w:r>
+        <w:t>Xóa</w:t>
+      </w:r>
+      <w:proofErr w:type="spellEnd"/>
+      <w:r>
+        <w:t xml:space="preserve"> </w:t>
+      </w:r>
+      <w:proofErr w:type="spellStart"/>
+      <w:r>
+        <w:t>bài</w:t>
+      </w:r>
+      <w:proofErr w:type="spellEnd"/>
+      <w:r>
+        <w:t xml:space="preserve"> </w:t>
+      </w:r>
+      <w:proofErr w:type="spellStart"/>
+      <w:r>
+        <w:t>tập</w:t>
+      </w:r>
+      <w:proofErr w:type="spellEnd"/>
+    </w:p>
+    <w:p>
+      <w:proofErr w:type="spellStart"/>
+      <w:r>
+        <w:t>Cập</w:t>
+      </w:r>
+      <w:proofErr w:type="spellEnd"/>
+      <w:r>
+        <w:t xml:space="preserve"> </w:t>
+      </w:r>
+      <w:proofErr w:type="spellStart"/>
+      <w:r>
+        <w:t>nhật</w:t>
+      </w:r>
+      <w:proofErr w:type="spellEnd"/>
+      <w:r>
+        <w:t xml:space="preserve"> </w:t>
+      </w:r>
+      <w:proofErr w:type="spellStart"/>
+      <w:r>
+        <w:t>hình</w:t>
+      </w:r>
+      <w:proofErr w:type="spellEnd"/>
+      <w:r>
+        <w:t xml:space="preserve"> </w:t>
+      </w:r>
+      <w:proofErr w:type="spellStart"/>
+      <w:r>
+        <w:t>ảnh</w:t>
+      </w:r>
+      <w:proofErr w:type="spellEnd"/>
+      <w:r>
+        <w:t>/video</w:t>
+      </w:r>
+    </w:p>
+    <w:p>
+      <w:proofErr w:type="spellStart"/>
+      <w:r>
+        <w:t>Gán</w:t>
+      </w:r>
+      <w:proofErr w:type="spellEnd"/>
+      <w:r>
+        <w:t xml:space="preserve"> </w:t>
+      </w:r>
+      <w:proofErr w:type="spellStart"/>
+      <w:r>
+        <w:t>nhóm</w:t>
+      </w:r>
+      <w:proofErr w:type="spellEnd"/>
+      <w:r>
+        <w:t xml:space="preserve"> </w:t>
+      </w:r>
+      <w:proofErr w:type="spellStart"/>
+      <w:r>
+        <w:t>cơ</w:t>
+      </w:r>
+      <w:proofErr w:type="spellEnd"/>
+    </w:p>
+    <w:p>
+      <w:proofErr w:type="spellStart"/>
+      <w:r>
+        <w:t>Gán</w:t>
+      </w:r>
+      <w:proofErr w:type="spellEnd"/>
+      <w:r>
+        <w:t xml:space="preserve"> </w:t>
+      </w:r>
+      <w:proofErr w:type="spellStart"/>
+      <w:r>
+        <w:t>thiết</w:t>
+      </w:r>
+      <w:proofErr w:type="spellEnd"/>
+      <w:r>
+        <w:t xml:space="preserve"> </w:t>
+      </w:r>
+      <w:proofErr w:type="spellStart"/>
+      <w:r>
+        <w:t>bị</w:t>
+      </w:r>
+      <w:proofErr w:type="spellEnd"/>
+    </w:p>
+    <w:p>
+      <w:proofErr w:type="spellStart"/>
+      <w:r>
+        <w:t>Ví</w:t>
+      </w:r>
+      <w:proofErr w:type="spellEnd"/>
+      <w:r>
+        <w:t xml:space="preserve"> </w:t>
+      </w:r>
+      <w:proofErr w:type="spellStart"/>
+      <w:r>
+        <w:t>dụ</w:t>
+      </w:r>
+      <w:proofErr w:type="spellEnd"/>
+      <w:r>
+        <w:t>:</w:t>
       </w:r>
     </w:p>
     <w:p>
@@ -1395,12 +5361,101 @@
           <w:b/>
           <w:bCs/>
         </w:rPr>
-        <w:t>UC11 — Quản lý lịch tập mẫu</w:t>
-      </w:r>
-    </w:p>
-    <w:p>
-      <w:r>
-        <w:t>Admin tạo các chương trình:</w:t>
+        <w:t xml:space="preserve">UC11 — Quản </w:t>
+      </w:r>
+      <w:proofErr w:type="spellStart"/>
+      <w:r>
+        <w:rPr>
+          <w:b/>
+          <w:bCs/>
+        </w:rPr>
+        <w:t>lý</w:t>
+      </w:r>
+      <w:proofErr w:type="spellEnd"/>
+      <w:r>
+        <w:rPr>
+          <w:b/>
+          <w:bCs/>
+        </w:rPr>
+        <w:t xml:space="preserve"> </w:t>
+      </w:r>
+      <w:proofErr w:type="spellStart"/>
+      <w:r>
+        <w:rPr>
+          <w:b/>
+          <w:bCs/>
+        </w:rPr>
+        <w:t>lịch</w:t>
+      </w:r>
+      <w:proofErr w:type="spellEnd"/>
+      <w:r>
+        <w:rPr>
+          <w:b/>
+          <w:bCs/>
+        </w:rPr>
+        <w:t xml:space="preserve"> </w:t>
+      </w:r>
+      <w:proofErr w:type="spellStart"/>
+      <w:r>
+        <w:rPr>
+          <w:b/>
+          <w:bCs/>
+        </w:rPr>
+        <w:t>tập</w:t>
+      </w:r>
+      <w:proofErr w:type="spellEnd"/>
+      <w:r>
+        <w:rPr>
+          <w:b/>
+          <w:bCs/>
+        </w:rPr>
+        <w:t xml:space="preserve"> </w:t>
+      </w:r>
+      <w:proofErr w:type="spellStart"/>
+      <w:r>
+        <w:rPr>
+          <w:b/>
+          <w:bCs/>
+        </w:rPr>
+        <w:t>mẫu</w:t>
+      </w:r>
+      <w:proofErr w:type="spellEnd"/>
+    </w:p>
+    <w:p>
+      <w:r>
+        <w:t xml:space="preserve">Admin </w:t>
+      </w:r>
+      <w:proofErr w:type="spellStart"/>
+      <w:r>
+        <w:t>tạo</w:t>
+      </w:r>
+      <w:proofErr w:type="spellEnd"/>
+      <w:r>
+        <w:t xml:space="preserve"> </w:t>
+      </w:r>
+      <w:proofErr w:type="spellStart"/>
+      <w:r>
+        <w:t>các</w:t>
+      </w:r>
+      <w:proofErr w:type="spellEnd"/>
+      <w:r>
+        <w:t xml:space="preserve"> </w:t>
+      </w:r>
+      <w:proofErr w:type="spellStart"/>
+      <w:r>
+        <w:t>chương</w:t>
+      </w:r>
+      <w:proofErr w:type="spellEnd"/>
+      <w:r>
+        <w:t xml:space="preserve"> </w:t>
+      </w:r>
+      <w:proofErr w:type="spellStart"/>
+      <w:r>
+        <w:t>trình</w:t>
+      </w:r>
+      <w:proofErr w:type="spellEnd"/>
+      <w:r>
+        <w:t>:</w:t>
       </w:r>
     </w:p>
     <w:p>
@@ -1425,45 +5480,127 @@
     </w:p>
     <w:p>
       <w:r>
-        <w:t>Bao gồm:</w:t>
-      </w:r>
-    </w:p>
-    <w:p>
-      <w:r>
-        <w:t>Tạo lịch</w:t>
-      </w:r>
-    </w:p>
-    <w:p>
-      <w:r>
-        <w:t>Sửa lịch</w:t>
-      </w:r>
-    </w:p>
-    <w:p>
-      <w:r>
-        <w:t>Xóa lịch</w:t>
-      </w:r>
-    </w:p>
-    <w:p>
-      <w:r>
-        <w:t>Thêm bài tập</w:t>
-      </w:r>
-    </w:p>
-    <w:p>
-      <w:r>
-        <w:t>Cấu hình sets/reps/rest</w:t>
-      </w:r>
-    </w:p>
-    <w:p/>
-    <w:p/>
-    <w:p/>
-    <w:p/>
-    <w:p/>
-    <w:p/>
-    <w:p/>
-    <w:p>
+        <w:t xml:space="preserve">Bao </w:t>
+      </w:r>
+      <w:proofErr w:type="spellStart"/>
+      <w:r>
+        <w:t>gồm</w:t>
+      </w:r>
+      <w:proofErr w:type="spellEnd"/>
+      <w:r>
+        <w:t>:</w:t>
+      </w:r>
+    </w:p>
+    <w:p>
+      <w:proofErr w:type="spellStart"/>
+      <w:r>
+        <w:t>Tạo</w:t>
+      </w:r>
+      <w:proofErr w:type="spellEnd"/>
+      <w:r>
+        <w:t xml:space="preserve"> </w:t>
+      </w:r>
+      <w:proofErr w:type="spellStart"/>
+      <w:r>
+        <w:t>lịch</w:t>
+      </w:r>
+      <w:proofErr w:type="spellEnd"/>
+    </w:p>
+    <w:p>
+      <w:proofErr w:type="spellStart"/>
+      <w:r>
+        <w:t>Sửa</w:t>
+      </w:r>
+      <w:proofErr w:type="spellEnd"/>
+      <w:r>
+        <w:t xml:space="preserve"> </w:t>
+      </w:r>
+      <w:proofErr w:type="spellStart"/>
+      <w:r>
+        <w:t>lịch</w:t>
+      </w:r>
+      <w:proofErr w:type="spellEnd"/>
+    </w:p>
+    <w:p>
+      <w:proofErr w:type="spellStart"/>
+      <w:r>
+        <w:t>Xóa</w:t>
+      </w:r>
+      <w:proofErr w:type="spellEnd"/>
+      <w:r>
+        <w:t xml:space="preserve"> </w:t>
+      </w:r>
+      <w:proofErr w:type="spellStart"/>
+      <w:r>
+        <w:t>lịch</w:t>
+      </w:r>
+      <w:proofErr w:type="spellEnd"/>
+    </w:p>
+    <w:p>
+      <w:proofErr w:type="spellStart"/>
+      <w:r>
+        <w:t>Thêm</w:t>
+      </w:r>
+      <w:proofErr w:type="spellEnd"/>
+      <w:r>
+        <w:t xml:space="preserve"> </w:t>
+      </w:r>
+      <w:proofErr w:type="spellStart"/>
+      <w:r>
+        <w:t>bài</w:t>
+      </w:r>
+      <w:proofErr w:type="spellEnd"/>
+      <w:r>
+        <w:t xml:space="preserve"> </w:t>
+      </w:r>
+      <w:proofErr w:type="spellStart"/>
+      <w:r>
+        <w:t>tập</w:t>
+      </w:r>
+      <w:proofErr w:type="spellEnd"/>
+    </w:p>
+    <w:p>
+      <w:proofErr w:type="spellStart"/>
+      <w:r>
+        <w:t>Cấu</w:t>
+      </w:r>
+      <w:proofErr w:type="spellEnd"/>
+      <w:r>
+        <w:t xml:space="preserve"> </w:t>
+      </w:r>
+      <w:proofErr w:type="spellStart"/>
+      <w:r>
+        <w:t>hình</w:t>
+      </w:r>
+      <w:proofErr w:type="spellEnd"/>
+      <w:r>
+        <w:t xml:space="preserve"> sets/reps/rest</w:t>
+      </w:r>
+    </w:p>
+    <w:p/>
+    <w:p/>
+    <w:p/>
+    <w:p/>
+    <w:p/>
+    <w:p/>
+    <w:p/>
+    <w:p>
+      <w:proofErr w:type="spellStart"/>
       <w:r>
         <w:lastRenderedPageBreak/>
-        <w:t>Phân rã UC1</w:t>
+        <w:t>Phân</w:t>
+      </w:r>
+      <w:proofErr w:type="spellEnd"/>
+      <w:r>
+        <w:t xml:space="preserve"> </w:t>
+      </w:r>
+      <w:proofErr w:type="spellStart"/>
+      <w:r>
+        <w:t>rã</w:t>
+      </w:r>
+      <w:proofErr w:type="spellEnd"/>
+      <w:r>
+        <w:t xml:space="preserve"> UC1</w:t>
       </w:r>
     </w:p>
     <w:p>
@@ -1539,9 +5676,22 @@
     <w:p/>
     <w:p/>
     <w:p>
+      <w:proofErr w:type="spellStart"/>
       <w:r>
         <w:lastRenderedPageBreak/>
-        <w:t>Phân rã UC2</w:t>
+        <w:t>Phân</w:t>
+      </w:r>
+      <w:proofErr w:type="spellEnd"/>
+      <w:r>
+        <w:t xml:space="preserve"> </w:t>
+      </w:r>
+      <w:proofErr w:type="spellStart"/>
+      <w:r>
+        <w:t>rã</w:t>
+      </w:r>
+      <w:proofErr w:type="spellEnd"/>
+      <w:r>
+        <w:t xml:space="preserve"> UC2</w:t>
       </w:r>
     </w:p>
     <w:p>
@@ -1615,9 +5765,22 @@
     <w:p/>
     <w:p/>
     <w:p>
+      <w:proofErr w:type="spellStart"/>
       <w:r>
         <w:lastRenderedPageBreak/>
-        <w:t>Phân rã UC3</w:t>
+        <w:t>Phân</w:t>
+      </w:r>
+      <w:proofErr w:type="spellEnd"/>
+      <w:r>
+        <w:t xml:space="preserve"> </w:t>
+      </w:r>
+      <w:proofErr w:type="spellStart"/>
+      <w:r>
+        <w:t>rã</w:t>
+      </w:r>
+      <w:proofErr w:type="spellEnd"/>
+      <w:r>
+        <w:t xml:space="preserve"> UC3</w:t>
       </w:r>
     </w:p>
     <w:p>
@@ -1690,9 +5853,22 @@
     <w:p/>
     <w:p/>
     <w:p>
+      <w:proofErr w:type="spellStart"/>
       <w:r>
         <w:lastRenderedPageBreak/>
-        <w:t>Phân rã UC4</w:t>
+        <w:t>Phân</w:t>
+      </w:r>
+      <w:proofErr w:type="spellEnd"/>
+      <w:r>
+        <w:t xml:space="preserve"> </w:t>
+      </w:r>
+      <w:proofErr w:type="spellStart"/>
+      <w:r>
+        <w:t>rã</w:t>
+      </w:r>
+      <w:proofErr w:type="spellEnd"/>
+      <w:r>
+        <w:t xml:space="preserve"> UC4</w:t>
       </w:r>
     </w:p>
     <w:p>
@@ -1765,9 +5941,22 @@
     <w:p/>
     <w:p/>
     <w:p>
+      <w:proofErr w:type="spellStart"/>
       <w:r>
         <w:lastRenderedPageBreak/>
-        <w:t>Phân rã UC5</w:t>
+        <w:t>Phân</w:t>
+      </w:r>
+      <w:proofErr w:type="spellEnd"/>
+      <w:r>
+        <w:t xml:space="preserve"> </w:t>
+      </w:r>
+      <w:proofErr w:type="spellStart"/>
+      <w:r>
+        <w:t>rã</w:t>
+      </w:r>
+      <w:proofErr w:type="spellEnd"/>
+      <w:r>
+        <w:t xml:space="preserve"> UC5</w:t>
       </w:r>
     </w:p>
     <w:p>
@@ -1841,9 +6030,22 @@
     <w:p/>
     <w:p/>
     <w:p>
+      <w:proofErr w:type="spellStart"/>
       <w:r>
         <w:lastRenderedPageBreak/>
-        <w:t>Phân rã UC6</w:t>
+        <w:t>Phân</w:t>
+      </w:r>
+      <w:proofErr w:type="spellEnd"/>
+      <w:r>
+        <w:t xml:space="preserve"> </w:t>
+      </w:r>
+      <w:proofErr w:type="spellStart"/>
+      <w:r>
+        <w:t>rã</w:t>
+      </w:r>
+      <w:proofErr w:type="spellEnd"/>
+      <w:r>
+        <w:t xml:space="preserve"> UC6</w:t>
       </w:r>
     </w:p>
     <w:p>
@@ -1916,9 +6118,22 @@
     <w:p/>
     <w:p/>
     <w:p>
+      <w:proofErr w:type="spellStart"/>
       <w:r>
         <w:lastRenderedPageBreak/>
-        <w:t>Phân rã UC7</w:t>
+        <w:t>Phân</w:t>
+      </w:r>
+      <w:proofErr w:type="spellEnd"/>
+      <w:r>
+        <w:t xml:space="preserve"> </w:t>
+      </w:r>
+      <w:proofErr w:type="spellStart"/>
+      <w:r>
+        <w:t>rã</w:t>
+      </w:r>
+      <w:proofErr w:type="spellEnd"/>
+      <w:r>
+        <w:t xml:space="preserve"> UC7</w:t>
       </w:r>
     </w:p>
     <w:p>
@@ -1992,9 +6207,22 @@
     <w:p/>
     <w:p/>
     <w:p>
+      <w:proofErr w:type="spellStart"/>
       <w:r>
         <w:lastRenderedPageBreak/>
-        <w:t>Phân rã UC8</w:t>
+        <w:t>Phân</w:t>
+      </w:r>
+      <w:proofErr w:type="spellEnd"/>
+      <w:r>
+        <w:t xml:space="preserve"> </w:t>
+      </w:r>
+      <w:proofErr w:type="spellStart"/>
+      <w:r>
+        <w:t>rã</w:t>
+      </w:r>
+      <w:proofErr w:type="spellEnd"/>
+      <w:r>
+        <w:t xml:space="preserve"> UC8</w:t>
       </w:r>
     </w:p>
     <w:p>
@@ -2095,9 +6323,22 @@
           <w:tab w:val="left" w:pos="6156"/>
         </w:tabs>
       </w:pPr>
+      <w:proofErr w:type="spellStart"/>
       <w:r>
         <w:lastRenderedPageBreak/>
-        <w:t>Phân rã UC9</w:t>
+        <w:t>Phân</w:t>
+      </w:r>
+      <w:proofErr w:type="spellEnd"/>
+      <w:r>
+        <w:t xml:space="preserve"> </w:t>
+      </w:r>
+      <w:proofErr w:type="spellStart"/>
+      <w:r>
+        <w:t>rã</w:t>
+      </w:r>
+      <w:proofErr w:type="spellEnd"/>
+      <w:r>
+        <w:t xml:space="preserve"> UC9</w:t>
       </w:r>
     </w:p>
     <w:p>
@@ -2264,9 +6505,22 @@
           <w:tab w:val="left" w:pos="6156"/>
         </w:tabs>
       </w:pPr>
+      <w:proofErr w:type="spellStart"/>
       <w:r>
         <w:lastRenderedPageBreak/>
-        <w:t>Phân rã UC10</w:t>
+        <w:t>Phân</w:t>
+      </w:r>
+      <w:proofErr w:type="spellEnd"/>
+      <w:r>
+        <w:t xml:space="preserve"> </w:t>
+      </w:r>
+      <w:proofErr w:type="spellStart"/>
+      <w:r>
+        <w:t>rã</w:t>
+      </w:r>
+      <w:proofErr w:type="spellEnd"/>
+      <w:r>
+        <w:t xml:space="preserve"> UC10</w:t>
       </w:r>
     </w:p>
     <w:p>
@@ -2412,9 +6666,22 @@
           <w:tab w:val="left" w:pos="6156"/>
         </w:tabs>
       </w:pPr>
+      <w:proofErr w:type="spellStart"/>
       <w:r>
         <w:lastRenderedPageBreak/>
-        <w:t>Phân rã UC11</w:t>
+        <w:t>Phân</w:t>
+      </w:r>
+      <w:proofErr w:type="spellEnd"/>
+      <w:r>
+        <w:t xml:space="preserve"> </w:t>
+      </w:r>
+      <w:proofErr w:type="spellStart"/>
+      <w:r>
+        <w:t>rã</w:t>
+      </w:r>
+      <w:proofErr w:type="spellEnd"/>
+      <w:r>
+        <w:t xml:space="preserve"> UC11</w:t>
       </w:r>
     </w:p>
     <w:p>
@@ -2581,10 +6848,52 @@
           <w:tab w:val="left" w:pos="6156"/>
         </w:tabs>
       </w:pPr>
+      <w:proofErr w:type="spellStart"/>
       <w:r>
         <w:lastRenderedPageBreak/>
-        <w:t>Biểu đồ lớp của hệ thống</w:t>
-      </w:r>
+        <w:t>Biểu</w:t>
+      </w:r>
+      <w:proofErr w:type="spellEnd"/>
+      <w:r>
+        <w:t xml:space="preserve"> </w:t>
+      </w:r>
+      <w:proofErr w:type="spellStart"/>
+      <w:r>
+        <w:t>đồ</w:t>
+      </w:r>
+      <w:proofErr w:type="spellEnd"/>
+      <w:r>
+        <w:t xml:space="preserve"> </w:t>
+      </w:r>
+      <w:proofErr w:type="spellStart"/>
+      <w:r>
+        <w:t>lớp</w:t>
+      </w:r>
+      <w:proofErr w:type="spellEnd"/>
+      <w:r>
+        <w:t xml:space="preserve"> </w:t>
+      </w:r>
+      <w:proofErr w:type="spellStart"/>
+      <w:r>
+        <w:t>của</w:t>
+      </w:r>
+      <w:proofErr w:type="spellEnd"/>
+      <w:r>
+        <w:t xml:space="preserve"> </w:t>
+      </w:r>
+      <w:proofErr w:type="spellStart"/>
+      <w:r>
+        <w:t>hệ</w:t>
+      </w:r>
+      <w:proofErr w:type="spellEnd"/>
+      <w:r>
+        <w:t xml:space="preserve"> </w:t>
+      </w:r>
+      <w:proofErr w:type="spellStart"/>
+      <w:r>
+        <w:t>thống</w:t>
+      </w:r>
+      <w:proofErr w:type="spellEnd"/>
     </w:p>
     <w:p>
       <w:pPr>
@@ -2708,9 +7017,38 @@
           <w:tab w:val="left" w:pos="6156"/>
         </w:tabs>
       </w:pPr>
+      <w:proofErr w:type="spellStart"/>
       <w:r>
         <w:lastRenderedPageBreak/>
-        <w:t xml:space="preserve">Cơ sở dữ liệu </w:t>
+        <w:t>Cơ</w:t>
+      </w:r>
+      <w:proofErr w:type="spellEnd"/>
+      <w:r>
+        <w:t xml:space="preserve"> </w:t>
+      </w:r>
+      <w:proofErr w:type="spellStart"/>
+      <w:r>
+        <w:t>sở</w:t>
+      </w:r>
+      <w:proofErr w:type="spellEnd"/>
+      <w:r>
+        <w:t xml:space="preserve"> </w:t>
+      </w:r>
+      <w:proofErr w:type="spellStart"/>
+      <w:r>
+        <w:t>dữ</w:t>
+      </w:r>
+      <w:proofErr w:type="spellEnd"/>
+      <w:r>
+        <w:t xml:space="preserve"> </w:t>
+      </w:r>
+      <w:proofErr w:type="spellStart"/>
+      <w:r>
+        <w:t>liệu</w:t>
+      </w:r>
+      <w:proofErr w:type="spellEnd"/>
+      <w:r>
+        <w:t xml:space="preserve"> </w:t>
       </w:r>
     </w:p>
     <w:p>
@@ -2772,6 +7110,27 @@
           </wp:inline>
         </w:drawing>
       </w:r>
+    </w:p>
+    <w:p>
+      <w:pPr>
+        <w:tabs>
+          <w:tab w:val="left" w:pos="6156"/>
+        </w:tabs>
+      </w:pPr>
+    </w:p>
+    <w:p>
+      <w:pPr>
+        <w:tabs>
+          <w:tab w:val="left" w:pos="6156"/>
+        </w:tabs>
+      </w:pPr>
+    </w:p>
+    <w:p>
+      <w:pPr>
+        <w:tabs>
+          <w:tab w:val="left" w:pos="6156"/>
+        </w:tabs>
+      </w:pPr>
     </w:p>
     <w:p>
       <w:pPr>
@@ -3830,7 +8189,6 @@
   <w:style w:type="character" w:default="1" w:styleId="DefaultParagraphFont">
     <w:name w:val="Default Paragraph Font"/>
     <w:uiPriority w:val="1"/>
-    <w:semiHidden/>
     <w:unhideWhenUsed/>
   </w:style>
   <w:style w:type="table" w:default="1" w:styleId="TableNormal">

--- a/Documents/Phân tích Ứng dụng Quản lý lịch tập gym.docx
+++ b/Documents/Phân tích Ứng dụng Quản lý lịch tập gym.docx
@@ -5566,15 +5566,7 @@
       </w:r>
       <w:proofErr w:type="spellEnd"/>
       <w:r>
-        <w:t xml:space="preserve"> </w:t>
-      </w:r>
-      <w:proofErr w:type="spellStart"/>
-      <w:r>
-        <w:t>hình</w:t>
-      </w:r>
-      <w:proofErr w:type="spellEnd"/>
-      <w:r>
-        <w:t xml:space="preserve"> sets/reps/rest</w:t>
+        <w:t xml:space="preserve"> hình sets/reps/rest</w:t>
       </w:r>
     </w:p>
     <w:p/>
@@ -5592,15 +5584,7 @@
       </w:r>
       <w:proofErr w:type="spellEnd"/>
       <w:r>
-        <w:t xml:space="preserve"> </w:t>
-      </w:r>
-      <w:proofErr w:type="spellStart"/>
-      <w:r>
-        <w:t>rã</w:t>
-      </w:r>
-      <w:proofErr w:type="spellEnd"/>
-      <w:r>
-        <w:t xml:space="preserve"> UC1</w:t>
+        <w:t xml:space="preserve"> rã UC1</w:t>
       </w:r>
     </w:p>
     <w:p>
@@ -5683,15 +5667,7 @@
       </w:r>
       <w:proofErr w:type="spellEnd"/>
       <w:r>
-        <w:t xml:space="preserve"> </w:t>
-      </w:r>
-      <w:proofErr w:type="spellStart"/>
-      <w:r>
-        <w:t>rã</w:t>
-      </w:r>
-      <w:proofErr w:type="spellEnd"/>
-      <w:r>
-        <w:t xml:space="preserve"> UC2</w:t>
+        <w:t xml:space="preserve"> rã UC2</w:t>
       </w:r>
     </w:p>
     <w:p>
@@ -5772,15 +5748,7 @@
       </w:r>
       <w:proofErr w:type="spellEnd"/>
       <w:r>
-        <w:t xml:space="preserve"> </w:t>
-      </w:r>
-      <w:proofErr w:type="spellStart"/>
-      <w:r>
-        <w:t>rã</w:t>
-      </w:r>
-      <w:proofErr w:type="spellEnd"/>
-      <w:r>
-        <w:t xml:space="preserve"> UC3</w:t>
+        <w:t xml:space="preserve"> rã UC3</w:t>
       </w:r>
     </w:p>
     <w:p>
@@ -5860,15 +5828,7 @@
       </w:r>
       <w:proofErr w:type="spellEnd"/>
       <w:r>
-        <w:t xml:space="preserve"> </w:t>
-      </w:r>
-      <w:proofErr w:type="spellStart"/>
-      <w:r>
-        <w:t>rã</w:t>
-      </w:r>
-      <w:proofErr w:type="spellEnd"/>
-      <w:r>
-        <w:t xml:space="preserve"> UC4</w:t>
+        <w:t xml:space="preserve"> rã UC4</w:t>
       </w:r>
     </w:p>
     <w:p>
@@ -5948,15 +5908,7 @@
       </w:r>
       <w:proofErr w:type="spellEnd"/>
       <w:r>
-        <w:t xml:space="preserve"> </w:t>
-      </w:r>
-      <w:proofErr w:type="spellStart"/>
-      <w:r>
-        <w:t>rã</w:t>
-      </w:r>
-      <w:proofErr w:type="spellEnd"/>
-      <w:r>
-        <w:t xml:space="preserve"> UC5</w:t>
+        <w:t xml:space="preserve"> rã UC5</w:t>
       </w:r>
     </w:p>
     <w:p>
@@ -6037,15 +5989,7 @@
       </w:r>
       <w:proofErr w:type="spellEnd"/>
       <w:r>
-        <w:t xml:space="preserve"> </w:t>
-      </w:r>
-      <w:proofErr w:type="spellStart"/>
-      <w:r>
-        <w:t>rã</w:t>
-      </w:r>
-      <w:proofErr w:type="spellEnd"/>
-      <w:r>
-        <w:t xml:space="preserve"> UC6</w:t>
+        <w:t xml:space="preserve"> rã UC6</w:t>
       </w:r>
     </w:p>
     <w:p>
@@ -6125,15 +6069,7 @@
       </w:r>
       <w:proofErr w:type="spellEnd"/>
       <w:r>
-        <w:t xml:space="preserve"> </w:t>
-      </w:r>
-      <w:proofErr w:type="spellStart"/>
-      <w:r>
-        <w:t>rã</w:t>
-      </w:r>
-      <w:proofErr w:type="spellEnd"/>
-      <w:r>
-        <w:t xml:space="preserve"> UC7</w:t>
+        <w:t xml:space="preserve"> rã UC7</w:t>
       </w:r>
     </w:p>
     <w:p>
@@ -6214,15 +6150,7 @@
       </w:r>
       <w:proofErr w:type="spellEnd"/>
       <w:r>
-        <w:t xml:space="preserve"> </w:t>
-      </w:r>
-      <w:proofErr w:type="spellStart"/>
-      <w:r>
-        <w:t>rã</w:t>
-      </w:r>
-      <w:proofErr w:type="spellEnd"/>
-      <w:r>
-        <w:t xml:space="preserve"> UC8</w:t>
+        <w:t xml:space="preserve"> rã UC8</w:t>
       </w:r>
     </w:p>
     <w:p>
@@ -6330,15 +6258,7 @@
       </w:r>
       <w:proofErr w:type="spellEnd"/>
       <w:r>
-        <w:t xml:space="preserve"> </w:t>
-      </w:r>
-      <w:proofErr w:type="spellStart"/>
-      <w:r>
-        <w:t>rã</w:t>
-      </w:r>
-      <w:proofErr w:type="spellEnd"/>
-      <w:r>
-        <w:t xml:space="preserve"> UC9</w:t>
+        <w:t xml:space="preserve"> rã UC9</w:t>
       </w:r>
     </w:p>
     <w:p>
@@ -6512,15 +6432,7 @@
       </w:r>
       <w:proofErr w:type="spellEnd"/>
       <w:r>
-        <w:t xml:space="preserve"> </w:t>
-      </w:r>
-      <w:proofErr w:type="spellStart"/>
-      <w:r>
-        <w:t>rã</w:t>
-      </w:r>
-      <w:proofErr w:type="spellEnd"/>
-      <w:r>
-        <w:t xml:space="preserve"> UC10</w:t>
+        <w:t xml:space="preserve"> rã UC10</w:t>
       </w:r>
     </w:p>
     <w:p>
@@ -6673,15 +6585,7 @@
       </w:r>
       <w:proofErr w:type="spellEnd"/>
       <w:r>
-        <w:t xml:space="preserve"> </w:t>
-      </w:r>
-      <w:proofErr w:type="spellStart"/>
-      <w:r>
-        <w:t>rã</w:t>
-      </w:r>
-      <w:proofErr w:type="spellEnd"/>
-      <w:r>
-        <w:t xml:space="preserve"> UC11</w:t>
+        <w:t xml:space="preserve"> rã UC11</w:t>
       </w:r>
     </w:p>
     <w:p>
@@ -7058,14 +6962,11 @@
         </w:tabs>
       </w:pPr>
       <w:r>
-        <w:rPr>
-          <w:noProof/>
-        </w:rPr>
         <w:drawing>
-          <wp:inline distT="0" distB="0" distL="0" distR="0" wp14:anchorId="36644F8B" wp14:editId="6649BCCB">
-            <wp:extent cx="6151880" cy="5331460"/>
-            <wp:effectExtent l="0" t="0" r="1270" b="2540"/>
-            <wp:docPr id="1576044291" name="Picture 7"/>
+          <wp:inline distT="0" distB="0" distL="0" distR="0" wp14:anchorId="587F43BB" wp14:editId="41136DAE">
+            <wp:extent cx="6151880" cy="5496560"/>
+            <wp:effectExtent l="0" t="0" r="1270" b="8890"/>
+            <wp:docPr id="1998208143" name="Picture 2"/>
             <wp:cNvGraphicFramePr>
               <a:graphicFrameLocks xmlns:a="http://schemas.openxmlformats.org/drawingml/2006/main" noChangeAspect="1"/>
             </wp:cNvGraphicFramePr>
@@ -7073,7 +6974,7 @@
               <a:graphicData uri="http://schemas.openxmlformats.org/drawingml/2006/picture">
                 <pic:pic xmlns:pic="http://schemas.openxmlformats.org/drawingml/2006/picture">
                   <pic:nvPicPr>
-                    <pic:cNvPr id="0" name="Picture 16"/>
+                    <pic:cNvPr id="0" name="Picture 6"/>
                     <pic:cNvPicPr>
                       <a:picLocks noChangeAspect="1" noChangeArrowheads="1"/>
                     </pic:cNvPicPr>
@@ -7094,7 +6995,7 @@
                   <pic:spPr bwMode="auto">
                     <a:xfrm>
                       <a:off x="0" y="0"/>
-                      <a:ext cx="6151880" cy="5331460"/>
+                      <a:ext cx="6151880" cy="5496560"/>
                     </a:xfrm>
                     <a:prstGeom prst="rect">
                       <a:avLst/>
@@ -7110,6 +7011,13 @@
           </wp:inline>
         </w:drawing>
       </w:r>
+    </w:p>
+    <w:p>
+      <w:pPr>
+        <w:tabs>
+          <w:tab w:val="left" w:pos="6156"/>
+        </w:tabs>
+      </w:pPr>
     </w:p>
     <w:p>
       <w:pPr>
